--- a/Readme.docx
+++ b/Readme.docx
@@ -2570,6 +2570,12 @@
                 <w:noProof/>
                 <w:webHidden/>
               </w:rPr>
+            </w:r>
+            <w:r>
+              <w:rPr>
+                <w:noProof/>
+                <w:webHidden/>
+              </w:rPr>
               <w:fldChar w:fldCharType="separate"/>
             </w:r>
             <w:r>
@@ -2637,6 +2643,12 @@
                 <w:noProof/>
                 <w:webHidden/>
               </w:rPr>
+            </w:r>
+            <w:r>
+              <w:rPr>
+                <w:noProof/>
+                <w:webHidden/>
+              </w:rPr>
               <w:fldChar w:fldCharType="separate"/>
             </w:r>
             <w:r>
@@ -2704,6 +2716,12 @@
                 <w:noProof/>
                 <w:webHidden/>
               </w:rPr>
+            </w:r>
+            <w:r>
+              <w:rPr>
+                <w:noProof/>
+                <w:webHidden/>
+              </w:rPr>
               <w:fldChar w:fldCharType="separate"/>
             </w:r>
             <w:r>
@@ -2771,6 +2789,12 @@
                 <w:noProof/>
                 <w:webHidden/>
               </w:rPr>
+            </w:r>
+            <w:r>
+              <w:rPr>
+                <w:noProof/>
+                <w:webHidden/>
+              </w:rPr>
               <w:fldChar w:fldCharType="separate"/>
             </w:r>
             <w:r>
@@ -2838,6 +2862,12 @@
                 <w:noProof/>
                 <w:webHidden/>
               </w:rPr>
+            </w:r>
+            <w:r>
+              <w:rPr>
+                <w:noProof/>
+                <w:webHidden/>
+              </w:rPr>
               <w:fldChar w:fldCharType="separate"/>
             </w:r>
             <w:r>
@@ -2899,6 +2929,12 @@
                 <w:webHidden/>
               </w:rPr>
               <w:instrText xml:space="preserve"> PAGEREF _Toc219056322 \h </w:instrText>
+            </w:r>
+            <w:r>
+              <w:rPr>
+                <w:noProof/>
+                <w:webHidden/>
+              </w:rPr>
             </w:r>
             <w:r>
               <w:rPr>
@@ -2947,20 +2983,20 @@
           </w:r>
           <w:r>
             <w:lastRenderedPageBreak/>
-            <w:t>Σύντομη περιγραφή του λογισμικού</w:t>
+            <w:t>Σύντομη περιγραφή του λογισμικο</w:t>
           </w:r>
-          <w:bookmarkStart w:id="0" w:name="_Toc219056287" w:displacedByCustomXml="prev"/>
+          <w:bookmarkStart w:id="0" w:name="_Toc219056287"/>
+          <w:r>
+            <w:t>ύ</w:t>
+          </w:r>
         </w:p>
       </w:sdtContent>
     </w:sdt>
     <w:bookmarkEnd w:id="0" w:displacedByCustomXml="prev"/>
-    <w:bookmarkStart w:id="1" w:name="_Toc219056287" w:displacedByCustomXml="prev"/>
-    <w:bookmarkEnd w:id="1" w:displacedByCustomXml="prev"/>
-    <w:p>
-      <w:pPr>
-        <w:rPr>
-          <w:sz w:val="24"/>
-          <w:lang w:val="en-US"/>
+    <w:p>
+      <w:pPr>
+        <w:rPr>
+          <w:sz w:val="24"/>
         </w:rPr>
       </w:pPr>
       <w:r>
@@ -3042,446 +3078,440 @@
       <w:pPr>
         <w:pStyle w:val="1"/>
       </w:pPr>
-      <w:bookmarkStart w:id="2" w:name="_Toc219056288"/>
+      <w:bookmarkStart w:id="1" w:name="_Toc219056288"/>
       <w:r>
         <w:t>Περιγραφή του περιβάλλοντος ανάπτυξης του προγράμματος</w:t>
       </w:r>
+      <w:bookmarkEnd w:id="1"/>
+    </w:p>
+    <w:p>
+      <w:pPr>
+        <w:pStyle w:val="2"/>
+      </w:pPr>
+      <w:bookmarkStart w:id="2" w:name="_Toc219056289"/>
+      <w:r>
+        <w:t>Λογισμικό</w:t>
+      </w:r>
       <w:bookmarkEnd w:id="2"/>
     </w:p>
     <w:p>
       <w:pPr>
+        <w:ind w:firstLine="350"/>
+        <w:rPr>
+          <w:sz w:val="24"/>
+        </w:rPr>
+      </w:pPr>
+      <w:r>
+        <w:rPr>
+          <w:sz w:val="24"/>
+        </w:rPr>
+        <w:t xml:space="preserve">Το πρόγραμμα αναπτύχθηκε σε </w:t>
+      </w:r>
+      <w:r>
+        <w:rPr>
+          <w:sz w:val="24"/>
+        </w:rPr>
+        <w:t>υπολογιστή με λειτουργικό σύστημα</w:t>
+      </w:r>
+      <w:r>
+        <w:rPr>
+          <w:sz w:val="24"/>
+        </w:rPr>
+        <w:t xml:space="preserve"> WINDOWS 11</w:t>
+      </w:r>
+      <w:r>
+        <w:rPr>
+          <w:sz w:val="24"/>
+        </w:rPr>
+        <w:t xml:space="preserve"> </w:t>
+      </w:r>
+      <w:r>
+        <w:rPr>
+          <w:sz w:val="24"/>
+        </w:rPr>
+        <w:t xml:space="preserve">με την ενσωμάτωση </w:t>
+      </w:r>
+      <w:r>
+        <w:rPr>
+          <w:sz w:val="24"/>
+        </w:rPr>
+        <w:t xml:space="preserve">της </w:t>
+      </w:r>
+      <w:r>
+        <w:rPr>
+          <w:sz w:val="24"/>
+        </w:rPr>
+        <w:t xml:space="preserve">βιβλιοθήκης </w:t>
+      </w:r>
+      <w:proofErr w:type="spellStart"/>
+      <w:r>
+        <w:rPr>
+          <w:sz w:val="24"/>
+        </w:rPr>
+        <w:t>raylib.h</w:t>
+      </w:r>
+      <w:proofErr w:type="spellEnd"/>
+      <w:r>
+        <w:rPr>
+          <w:sz w:val="24"/>
+        </w:rPr>
+        <w:t xml:space="preserve"> στον φάκελο των αρχείων </w:t>
+      </w:r>
+      <w:r>
+        <w:rPr>
+          <w:sz w:val="24"/>
+        </w:rPr>
+        <w:t xml:space="preserve">και τη χρήση του προγράμματος επεξεργασίας κώδικα </w:t>
+      </w:r>
+      <w:r>
+        <w:rPr>
+          <w:sz w:val="24"/>
+          <w:lang w:val="en-US"/>
+        </w:rPr>
+        <w:t>Vs</w:t>
+      </w:r>
+      <w:r>
+        <w:rPr>
+          <w:sz w:val="24"/>
+        </w:rPr>
+        <w:t xml:space="preserve"> </w:t>
+      </w:r>
+      <w:r>
+        <w:rPr>
+          <w:sz w:val="24"/>
+          <w:lang w:val="en-US"/>
+        </w:rPr>
+        <w:t>Code</w:t>
+      </w:r>
+      <w:r>
+        <w:rPr>
+          <w:sz w:val="24"/>
+        </w:rPr>
+        <w:t xml:space="preserve">. Σύμφωνα με τις οδηγίες και τις προδιαγραφές της εργασίας, ο πηγαίος κώδικας του παιχνιδιού διασπάστηκε σε οκτώ μεταφραστικές μονάδες σε 9 αρχεία κώδικα σε γλώσσα </w:t>
+      </w:r>
+      <w:r>
+        <w:rPr>
+          <w:sz w:val="24"/>
+          <w:lang w:val="en-US"/>
+        </w:rPr>
+        <w:t>C</w:t>
+      </w:r>
+      <w:r>
+        <w:rPr>
+          <w:sz w:val="24"/>
+        </w:rPr>
+        <w:t xml:space="preserve">(ένα για κάθε μεταφραστική μονάδα και ένα αρχείο επικεφαλίδων) και ένα αρχείο γραμμένο σε γλώσσα </w:t>
+      </w:r>
+      <w:proofErr w:type="spellStart"/>
+      <w:r>
+        <w:rPr>
+          <w:sz w:val="24"/>
+          <w:lang w:val="en-US"/>
+        </w:rPr>
+        <w:t>Makefile</w:t>
+      </w:r>
+      <w:proofErr w:type="spellEnd"/>
+      <w:r>
+        <w:rPr>
+          <w:sz w:val="24"/>
+        </w:rPr>
+        <w:t xml:space="preserve">. </w:t>
+      </w:r>
+      <w:r>
+        <w:rPr>
+          <w:sz w:val="24"/>
+        </w:rPr>
+        <w:t>Για τη συνεργασία μεταξύ των δημιουργών αξιοποιήθηκε το κα</w:t>
+      </w:r>
+      <w:r>
+        <w:rPr>
+          <w:sz w:val="24"/>
+        </w:rPr>
+        <w:t xml:space="preserve">τανεμημένο σύστημα λογισμικού ελέγχου εκδόσεων </w:t>
+      </w:r>
+      <w:r>
+        <w:rPr>
+          <w:sz w:val="24"/>
+          <w:lang w:val="en-US"/>
+        </w:rPr>
+        <w:t>git</w:t>
+      </w:r>
+      <w:r>
+        <w:rPr>
+          <w:sz w:val="24"/>
+        </w:rPr>
+        <w:t xml:space="preserve"> </w:t>
+      </w:r>
+      <w:r>
+        <w:rPr>
+          <w:sz w:val="24"/>
+        </w:rPr>
+        <w:t xml:space="preserve">σε συνδυασμό με το </w:t>
+      </w:r>
+      <w:proofErr w:type="spellStart"/>
+      <w:r>
+        <w:rPr>
+          <w:sz w:val="24"/>
+        </w:rPr>
+        <w:t>ιστότοπο</w:t>
+      </w:r>
+      <w:proofErr w:type="spellEnd"/>
+      <w:r>
+        <w:rPr>
+          <w:sz w:val="24"/>
+        </w:rPr>
+        <w:t xml:space="preserve"> </w:t>
+      </w:r>
+      <w:proofErr w:type="spellStart"/>
+      <w:r>
+        <w:rPr>
+          <w:sz w:val="24"/>
+          <w:lang w:val="en-US"/>
+        </w:rPr>
+        <w:t>github</w:t>
+      </w:r>
+      <w:proofErr w:type="spellEnd"/>
+      <w:r>
+        <w:rPr>
+          <w:sz w:val="24"/>
+        </w:rPr>
+        <w:t xml:space="preserve"> </w:t>
+      </w:r>
+      <w:r>
+        <w:rPr>
+          <w:sz w:val="24"/>
+        </w:rPr>
+        <w:t xml:space="preserve">ως </w:t>
+      </w:r>
+      <w:r>
+        <w:rPr>
+          <w:sz w:val="24"/>
+          <w:lang w:val="en-US"/>
+        </w:rPr>
+        <w:t>server</w:t>
+      </w:r>
+      <w:r>
+        <w:rPr>
+          <w:sz w:val="24"/>
+        </w:rPr>
+        <w:t xml:space="preserve"> </w:t>
+      </w:r>
+      <w:r>
+        <w:rPr>
+          <w:sz w:val="24"/>
+        </w:rPr>
+        <w:t xml:space="preserve">για την ανταλλαγή εγγράφων, τον έλεγχο εκδόσεων και την ασφάλεια σε περίπτωση απώλειας δεδομένων. </w:t>
+      </w:r>
+      <w:r>
+        <w:rPr>
+          <w:sz w:val="24"/>
+        </w:rPr>
+        <w:t xml:space="preserve">Η μεταγλώττιση του προγράμματος διενεργήθηκε στο τερματικό και οι οδηγίες μετάφρασης προκύπτουν μέσω του </w:t>
+      </w:r>
+      <w:proofErr w:type="spellStart"/>
+      <w:r>
+        <w:rPr>
+          <w:sz w:val="24"/>
+          <w:lang w:val="en-US"/>
+        </w:rPr>
+        <w:t>makefile</w:t>
+      </w:r>
+      <w:proofErr w:type="spellEnd"/>
+      <w:r>
+        <w:rPr>
+          <w:sz w:val="24"/>
+        </w:rPr>
+        <w:t xml:space="preserve">, ενός ενσωματωμένου εργαλείου του </w:t>
+      </w:r>
+      <w:r>
+        <w:rPr>
+          <w:sz w:val="24"/>
+          <w:lang w:val="en-US"/>
+        </w:rPr>
+        <w:t>GNU</w:t>
+      </w:r>
+      <w:r>
+        <w:rPr>
+          <w:sz w:val="24"/>
+        </w:rPr>
+        <w:t>-</w:t>
+      </w:r>
+      <w:r>
+        <w:rPr>
+          <w:sz w:val="24"/>
+          <w:lang w:val="en-US"/>
+        </w:rPr>
+        <w:t>GCC</w:t>
+      </w:r>
+      <w:r>
+        <w:rPr>
+          <w:sz w:val="24"/>
+        </w:rPr>
+        <w:t xml:space="preserve"> για τη διασύνδεση και τη δημιουργία ολοκληρωμένων προγραμμάτων. Για την ανάπτυξη και τη</w:t>
+      </w:r>
+      <w:r>
+        <w:rPr>
+          <w:sz w:val="24"/>
+        </w:rPr>
+        <w:t xml:space="preserve">ν τροποποίηση των μοντέλων </w:t>
+      </w:r>
+      <w:r>
+        <w:rPr>
+          <w:sz w:val="24"/>
+        </w:rPr>
+        <w:t>3</w:t>
+      </w:r>
+      <w:r>
+        <w:rPr>
+          <w:sz w:val="24"/>
+          <w:lang w:val="en-US"/>
+        </w:rPr>
+        <w:t>d</w:t>
+      </w:r>
+      <w:r>
+        <w:rPr>
+          <w:sz w:val="24"/>
+        </w:rPr>
+        <w:t xml:space="preserve"> χρησιμοποιήθηκε το λογισμικό </w:t>
+      </w:r>
+      <w:r>
+        <w:rPr>
+          <w:sz w:val="24"/>
+          <w:lang w:val="en-US"/>
+        </w:rPr>
+        <w:t>Blender</w:t>
+      </w:r>
+      <w:r>
+        <w:rPr>
+          <w:sz w:val="24"/>
+        </w:rPr>
+        <w:t xml:space="preserve"> </w:t>
+      </w:r>
+      <w:r>
+        <w:rPr>
+          <w:sz w:val="24"/>
+        </w:rPr>
+        <w:t xml:space="preserve">και το λογισμικό </w:t>
+      </w:r>
+      <w:r>
+        <w:rPr>
+          <w:sz w:val="24"/>
+        </w:rPr>
+        <w:t>3</w:t>
+      </w:r>
+      <w:r>
+        <w:rPr>
+          <w:sz w:val="24"/>
+          <w:lang w:val="en-US"/>
+        </w:rPr>
+        <w:t>d</w:t>
+      </w:r>
+      <w:r>
+        <w:rPr>
+          <w:sz w:val="24"/>
+        </w:rPr>
+        <w:t xml:space="preserve"> </w:t>
+      </w:r>
+      <w:r>
+        <w:rPr>
+          <w:sz w:val="24"/>
+          <w:lang w:val="en-US"/>
+        </w:rPr>
+        <w:t>slicer</w:t>
+      </w:r>
+      <w:r>
+        <w:rPr>
+          <w:sz w:val="24"/>
+        </w:rPr>
+        <w:t xml:space="preserve"> </w:t>
+      </w:r>
+      <w:r>
+        <w:rPr>
+          <w:sz w:val="24"/>
+        </w:rPr>
+        <w:t xml:space="preserve">για τη διαίρεση των μοντέλων παρόλο που τελικά όλα τα μοντέλα υπέστησαν επεξεργασία μέσω του </w:t>
+      </w:r>
+      <w:r>
+        <w:rPr>
+          <w:sz w:val="24"/>
+          <w:lang w:val="en-US"/>
+        </w:rPr>
+        <w:t>Blender</w:t>
+      </w:r>
+      <w:r>
+        <w:rPr>
+          <w:sz w:val="24"/>
+        </w:rPr>
+        <w:t xml:space="preserve"> </w:t>
+      </w:r>
+      <w:r>
+        <w:rPr>
+          <w:sz w:val="24"/>
+        </w:rPr>
+        <w:t xml:space="preserve">λόγω του καλύτερου περιβάλλοντος χρήσης. Κάποια </w:t>
+      </w:r>
+      <w:r>
+        <w:rPr>
+          <w:sz w:val="24"/>
+        </w:rPr>
+        <w:t>3</w:t>
+      </w:r>
+      <w:r>
+        <w:rPr>
+          <w:sz w:val="24"/>
+          <w:lang w:val="en-US"/>
+        </w:rPr>
+        <w:t>d</w:t>
+      </w:r>
+      <w:r>
+        <w:rPr>
+          <w:sz w:val="24"/>
+        </w:rPr>
+        <w:t xml:space="preserve"> </w:t>
+      </w:r>
+      <w:r>
+        <w:rPr>
+          <w:sz w:val="24"/>
+        </w:rPr>
+        <w:t xml:space="preserve">μοντέλα αντλήθηκαν από το διαδίκτυο από συγκεκριμένους </w:t>
+      </w:r>
+      <w:proofErr w:type="spellStart"/>
+      <w:r>
+        <w:rPr>
+          <w:sz w:val="24"/>
+        </w:rPr>
+        <w:t>ιστοτόπους</w:t>
+      </w:r>
+      <w:proofErr w:type="spellEnd"/>
+      <w:r>
+        <w:rPr>
+          <w:sz w:val="24"/>
+        </w:rPr>
+        <w:t>-βιβλιοθήκες και διαθέτουν όλα άδεια χρήσης ελεύθερων δικαιωμάτων με αναφορά στα στοιχεία του δημιουργού(</w:t>
+      </w:r>
+      <w:r>
+        <w:rPr>
+          <w:sz w:val="24"/>
+          <w:lang w:val="en-US"/>
+        </w:rPr>
+        <w:t>CC</w:t>
+      </w:r>
+      <w:r>
+        <w:rPr>
+          <w:sz w:val="24"/>
+        </w:rPr>
+        <w:t xml:space="preserve"> 4.0).</w:t>
+      </w:r>
+    </w:p>
+    <w:p>
+      <w:pPr>
         <w:pStyle w:val="2"/>
       </w:pPr>
-      <w:bookmarkStart w:id="3" w:name="_Toc219056289"/>
-      <w:r>
-        <w:t>Λογισμικό</w:t>
+      <w:bookmarkStart w:id="3" w:name="_Toc219056290"/>
+      <w:r>
+        <w:t>Χρήση εργαλείων Τεχνητής Νοημοσύνης</w:t>
       </w:r>
       <w:bookmarkEnd w:id="3"/>
-    </w:p>
-    <w:p>
-      <w:pPr>
-        <w:ind w:firstLine="350"/>
-        <w:rPr>
-          <w:sz w:val="24"/>
-        </w:rPr>
-      </w:pPr>
-      <w:r>
-        <w:rPr>
-          <w:sz w:val="24"/>
-        </w:rPr>
-        <w:t xml:space="preserve">Το πρόγραμμα αναπτύχθηκε σε </w:t>
-      </w:r>
-      <w:r>
-        <w:rPr>
-          <w:sz w:val="24"/>
-        </w:rPr>
-        <w:t>υπολογιστή με λειτουργικό σύστημα</w:t>
-      </w:r>
-      <w:r>
-        <w:rPr>
-          <w:sz w:val="24"/>
-        </w:rPr>
-        <w:t xml:space="preserve"> WINDOWS 11</w:t>
-      </w:r>
-      <w:r>
-        <w:rPr>
-          <w:sz w:val="24"/>
-        </w:rPr>
-        <w:t xml:space="preserve"> </w:t>
-      </w:r>
-      <w:r>
-        <w:rPr>
-          <w:sz w:val="24"/>
-        </w:rPr>
-        <w:t xml:space="preserve">με την ενσωμάτωση </w:t>
-      </w:r>
-      <w:r>
-        <w:rPr>
-          <w:sz w:val="24"/>
-        </w:rPr>
-        <w:t xml:space="preserve">της </w:t>
-      </w:r>
-      <w:r>
-        <w:rPr>
-          <w:sz w:val="24"/>
-        </w:rPr>
-        <w:t xml:space="preserve">βιβλιοθήκης </w:t>
-      </w:r>
-      <w:proofErr w:type="spellStart"/>
-      <w:r>
-        <w:rPr>
-          <w:sz w:val="24"/>
-        </w:rPr>
-        <w:t>raylib.h</w:t>
-      </w:r>
-      <w:proofErr w:type="spellEnd"/>
-      <w:r>
-        <w:rPr>
-          <w:sz w:val="24"/>
-        </w:rPr>
-        <w:t xml:space="preserve"> στον φάκελο των αρχείων </w:t>
-      </w:r>
-      <w:r>
-        <w:rPr>
-          <w:sz w:val="24"/>
-        </w:rPr>
-        <w:t xml:space="preserve">και τη χρήση του προγράμματος επεξεργασίας κώδικα </w:t>
-      </w:r>
-      <w:r>
-        <w:rPr>
-          <w:sz w:val="24"/>
-          <w:lang w:val="en-US"/>
-        </w:rPr>
-        <w:t>Vs</w:t>
-      </w:r>
-      <w:r>
-        <w:rPr>
-          <w:sz w:val="24"/>
-        </w:rPr>
-        <w:t xml:space="preserve"> </w:t>
-      </w:r>
-      <w:r>
-        <w:rPr>
-          <w:sz w:val="24"/>
-          <w:lang w:val="en-US"/>
-        </w:rPr>
-        <w:t>Code</w:t>
-      </w:r>
-      <w:r>
-        <w:rPr>
-          <w:sz w:val="24"/>
-        </w:rPr>
-        <w:t xml:space="preserve">. Σύμφωνα με τις οδηγίες και τις προδιαγραφές της εργασίας, ο πηγαίος κώδικας του παιχνιδιού διασπάστηκε σε οκτώ μεταφραστικές μονάδες σε 9 αρχεία κώδικα σε γλώσσα </w:t>
-      </w:r>
-      <w:r>
-        <w:rPr>
-          <w:sz w:val="24"/>
-          <w:lang w:val="en-US"/>
-        </w:rPr>
-        <w:t>C</w:t>
-      </w:r>
-      <w:r>
-        <w:rPr>
-          <w:sz w:val="24"/>
-        </w:rPr>
-        <w:t xml:space="preserve">(ένα για κάθε μεταφραστική μονάδα και ένα αρχείο επικεφαλίδων) και ένα αρχείο γραμμένο σε γλώσσα </w:t>
-      </w:r>
-      <w:proofErr w:type="spellStart"/>
-      <w:r>
-        <w:rPr>
-          <w:sz w:val="24"/>
-          <w:lang w:val="en-US"/>
-        </w:rPr>
-        <w:t>Makefile</w:t>
-      </w:r>
-      <w:proofErr w:type="spellEnd"/>
-      <w:r>
-        <w:rPr>
-          <w:sz w:val="24"/>
-        </w:rPr>
-        <w:t xml:space="preserve">. </w:t>
-      </w:r>
-      <w:r>
-        <w:rPr>
-          <w:sz w:val="24"/>
-        </w:rPr>
-        <w:t>Για τη συνεργασία μεταξύ των δημιουργών αξιοποιήθηκε το κα</w:t>
-      </w:r>
-      <w:r>
-        <w:rPr>
-          <w:sz w:val="24"/>
-        </w:rPr>
-        <w:t>τανεμημένο σύστημα λογισμικού ελέγχου εκδόσεων</w:t>
-      </w:r>
-      <w:r>
-        <w:rPr>
-          <w:sz w:val="24"/>
-        </w:rPr>
-        <w:t xml:space="preserve"> </w:t>
-      </w:r>
-      <w:r>
-        <w:rPr>
-          <w:sz w:val="24"/>
-          <w:lang w:val="en-US"/>
-        </w:rPr>
-        <w:t>git</w:t>
-      </w:r>
-      <w:r>
-        <w:rPr>
-          <w:sz w:val="24"/>
-        </w:rPr>
-        <w:t xml:space="preserve"> </w:t>
-      </w:r>
-      <w:r>
-        <w:rPr>
-          <w:sz w:val="24"/>
-        </w:rPr>
-        <w:t xml:space="preserve">σε συνδυασμό με το </w:t>
-      </w:r>
-      <w:proofErr w:type="spellStart"/>
-      <w:r>
-        <w:rPr>
-          <w:sz w:val="24"/>
-        </w:rPr>
-        <w:t>ιστότοπο</w:t>
-      </w:r>
-      <w:proofErr w:type="spellEnd"/>
-      <w:r>
-        <w:rPr>
-          <w:sz w:val="24"/>
-        </w:rPr>
-        <w:t xml:space="preserve"> </w:t>
-      </w:r>
-      <w:proofErr w:type="spellStart"/>
-      <w:r>
-        <w:rPr>
-          <w:sz w:val="24"/>
-          <w:lang w:val="en-US"/>
-        </w:rPr>
-        <w:t>github</w:t>
-      </w:r>
-      <w:proofErr w:type="spellEnd"/>
-      <w:r>
-        <w:rPr>
-          <w:sz w:val="24"/>
-        </w:rPr>
-        <w:t xml:space="preserve"> </w:t>
-      </w:r>
-      <w:r>
-        <w:rPr>
-          <w:sz w:val="24"/>
-        </w:rPr>
-        <w:t xml:space="preserve">ως </w:t>
-      </w:r>
-      <w:r>
-        <w:rPr>
-          <w:sz w:val="24"/>
-          <w:lang w:val="en-US"/>
-        </w:rPr>
-        <w:t>server</w:t>
-      </w:r>
-      <w:r>
-        <w:rPr>
-          <w:sz w:val="24"/>
-        </w:rPr>
-        <w:t xml:space="preserve"> </w:t>
-      </w:r>
-      <w:r>
-        <w:rPr>
-          <w:sz w:val="24"/>
-        </w:rPr>
-        <w:t xml:space="preserve">για την ανταλλαγή εγγράφων, τον έλεγχο εκδόσεων και την ασφάλεια σε περίπτωση απώλειας δεδομένων. </w:t>
-      </w:r>
-      <w:r>
-        <w:rPr>
-          <w:sz w:val="24"/>
-        </w:rPr>
-        <w:t xml:space="preserve">Η μεταγλώττιση του προγράμματος διενεργήθηκε στο τερματικό και οι οδηγίες μετάφρασης προκύπτουν μέσω του </w:t>
-      </w:r>
-      <w:proofErr w:type="spellStart"/>
-      <w:r>
-        <w:rPr>
-          <w:sz w:val="24"/>
-          <w:lang w:val="en-US"/>
-        </w:rPr>
-        <w:t>makefile</w:t>
-      </w:r>
-      <w:proofErr w:type="spellEnd"/>
-      <w:r>
-        <w:rPr>
-          <w:sz w:val="24"/>
-        </w:rPr>
-        <w:t xml:space="preserve">, ενός ενσωματωμένου εργαλείου του </w:t>
-      </w:r>
-      <w:r>
-        <w:rPr>
-          <w:sz w:val="24"/>
-          <w:lang w:val="en-US"/>
-        </w:rPr>
-        <w:t>GNU</w:t>
-      </w:r>
-      <w:r>
-        <w:rPr>
-          <w:sz w:val="24"/>
-        </w:rPr>
-        <w:t>-</w:t>
-      </w:r>
-      <w:r>
-        <w:rPr>
-          <w:sz w:val="24"/>
-          <w:lang w:val="en-US"/>
-        </w:rPr>
-        <w:t>GCC</w:t>
-      </w:r>
-      <w:r>
-        <w:rPr>
-          <w:sz w:val="24"/>
-        </w:rPr>
-        <w:t xml:space="preserve"> για τη διασύνδεση και τη δημιουργία ολοκληρωμένων προγραμμάτων. Για την ανάπτυξη και τη</w:t>
-      </w:r>
-      <w:r>
-        <w:rPr>
-          <w:sz w:val="24"/>
-        </w:rPr>
-        <w:t xml:space="preserve">ν τροποποίηση των μοντέλων </w:t>
-      </w:r>
-      <w:r>
-        <w:rPr>
-          <w:sz w:val="24"/>
-        </w:rPr>
-        <w:t>3</w:t>
-      </w:r>
-      <w:r>
-        <w:rPr>
-          <w:sz w:val="24"/>
-          <w:lang w:val="en-US"/>
-        </w:rPr>
-        <w:t>d</w:t>
-      </w:r>
-      <w:r>
-        <w:rPr>
-          <w:sz w:val="24"/>
-        </w:rPr>
-        <w:t xml:space="preserve"> χρησιμοποιήθηκε το λογισμικό </w:t>
-      </w:r>
-      <w:r>
-        <w:rPr>
-          <w:sz w:val="24"/>
-          <w:lang w:val="en-US"/>
-        </w:rPr>
-        <w:t>Blender</w:t>
-      </w:r>
-      <w:r>
-        <w:rPr>
-          <w:sz w:val="24"/>
-        </w:rPr>
-        <w:t xml:space="preserve"> </w:t>
-      </w:r>
-      <w:r>
-        <w:rPr>
-          <w:sz w:val="24"/>
-        </w:rPr>
-        <w:t xml:space="preserve">και το λογισμικό </w:t>
-      </w:r>
-      <w:r>
-        <w:rPr>
-          <w:sz w:val="24"/>
-        </w:rPr>
-        <w:t>3</w:t>
-      </w:r>
-      <w:r>
-        <w:rPr>
-          <w:sz w:val="24"/>
-          <w:lang w:val="en-US"/>
-        </w:rPr>
-        <w:t>d</w:t>
-      </w:r>
-      <w:r>
-        <w:rPr>
-          <w:sz w:val="24"/>
-        </w:rPr>
-        <w:t xml:space="preserve"> </w:t>
-      </w:r>
-      <w:r>
-        <w:rPr>
-          <w:sz w:val="24"/>
-          <w:lang w:val="en-US"/>
-        </w:rPr>
-        <w:t>slicer</w:t>
-      </w:r>
-      <w:r>
-        <w:rPr>
-          <w:sz w:val="24"/>
-        </w:rPr>
-        <w:t xml:space="preserve"> </w:t>
-      </w:r>
-      <w:r>
-        <w:rPr>
-          <w:sz w:val="24"/>
-        </w:rPr>
-        <w:t xml:space="preserve">για τη διαίρεση των μοντέλων παρόλο που τελικά όλα τα μοντέλα υπέστησαν επεξεργασία μέσω του </w:t>
-      </w:r>
-      <w:r>
-        <w:rPr>
-          <w:sz w:val="24"/>
-          <w:lang w:val="en-US"/>
-        </w:rPr>
-        <w:t>Blender</w:t>
-      </w:r>
-      <w:r>
-        <w:rPr>
-          <w:sz w:val="24"/>
-        </w:rPr>
-        <w:t xml:space="preserve"> </w:t>
-      </w:r>
-      <w:r>
-        <w:rPr>
-          <w:sz w:val="24"/>
-        </w:rPr>
-        <w:t xml:space="preserve">λόγω του καλύτερου περιβάλλοντος χρήσης. Κάποια </w:t>
-      </w:r>
-      <w:r>
-        <w:rPr>
-          <w:sz w:val="24"/>
-        </w:rPr>
-        <w:t>3</w:t>
-      </w:r>
-      <w:r>
-        <w:rPr>
-          <w:sz w:val="24"/>
-          <w:lang w:val="en-US"/>
-        </w:rPr>
-        <w:t>d</w:t>
-      </w:r>
-      <w:r>
-        <w:rPr>
-          <w:sz w:val="24"/>
-        </w:rPr>
-        <w:t xml:space="preserve"> </w:t>
-      </w:r>
-      <w:r>
-        <w:rPr>
-          <w:sz w:val="24"/>
-        </w:rPr>
-        <w:t xml:space="preserve">μοντέλα αντλήθηκαν από το διαδίκτυο από συγκεκριμένους </w:t>
-      </w:r>
-      <w:proofErr w:type="spellStart"/>
-      <w:r>
-        <w:rPr>
-          <w:sz w:val="24"/>
-        </w:rPr>
-        <w:t>ιστοτόπους</w:t>
-      </w:r>
-      <w:proofErr w:type="spellEnd"/>
-      <w:r>
-        <w:rPr>
-          <w:sz w:val="24"/>
-        </w:rPr>
-        <w:t>-βιβλιοθήκες και διαθέτουν όλα άδεια χρήσης ελεύθερων δικαιωμάτων με αναφορά στα στοιχεία του δημιουργού(</w:t>
-      </w:r>
-      <w:r>
-        <w:rPr>
-          <w:sz w:val="24"/>
-          <w:lang w:val="en-US"/>
-        </w:rPr>
-        <w:t>CC</w:t>
-      </w:r>
-      <w:r>
-        <w:rPr>
-          <w:sz w:val="24"/>
-        </w:rPr>
-        <w:t xml:space="preserve"> 4.0).</w:t>
-      </w:r>
-    </w:p>
-    <w:p>
-      <w:pPr>
-        <w:pStyle w:val="2"/>
-      </w:pPr>
-      <w:bookmarkStart w:id="4" w:name="_Toc219056290"/>
-      <w:r>
-        <w:t>Χρήση εργαλείων Τεχνητής Νοημοσύνης</w:t>
-      </w:r>
-      <w:bookmarkEnd w:id="4"/>
     </w:p>
     <w:p>
       <w:pPr>
@@ -3525,11 +3555,11 @@
           <w:tab w:val="left" w:pos="3120"/>
         </w:tabs>
       </w:pPr>
-      <w:bookmarkStart w:id="5" w:name="_Toc219056291"/>
+      <w:bookmarkStart w:id="4" w:name="_Toc219056291"/>
       <w:r>
         <w:t>Άλλες πηγές και εργαλεία</w:t>
       </w:r>
-      <w:bookmarkEnd w:id="5"/>
+      <w:bookmarkEnd w:id="4"/>
       <w:r>
         <w:tab/>
       </w:r>
@@ -3729,25 +3759,22 @@
     <w:p>
       <w:pPr>
         <w:pStyle w:val="1"/>
-        <w:rPr>
-          <w:lang w:val="en-US"/>
-        </w:rPr>
-      </w:pPr>
-      <w:bookmarkStart w:id="6" w:name="_Toc219056292"/>
+      </w:pPr>
+      <w:bookmarkStart w:id="5" w:name="_Toc219056292"/>
       <w:r>
         <w:t>Οδηγίες μεταγλώττισης του πηγαίου κώδικα</w:t>
       </w:r>
+      <w:bookmarkEnd w:id="5"/>
+    </w:p>
+    <w:p>
+      <w:pPr>
+        <w:pStyle w:val="2"/>
+      </w:pPr>
+      <w:bookmarkStart w:id="6" w:name="_Toc219056293"/>
+      <w:r>
+        <w:t>Απαιτήσεις</w:t>
+      </w:r>
       <w:bookmarkEnd w:id="6"/>
-    </w:p>
-    <w:p>
-      <w:pPr>
-        <w:pStyle w:val="2"/>
-      </w:pPr>
-      <w:bookmarkStart w:id="7" w:name="_Toc219056293"/>
-      <w:r>
-        <w:t>Απαιτήσεις</w:t>
-      </w:r>
-      <w:bookmarkEnd w:id="7"/>
     </w:p>
     <w:p>
       <w:pPr>
@@ -3849,30 +3876,30 @@
       <w:pPr>
         <w:pStyle w:val="2"/>
       </w:pPr>
-      <w:bookmarkStart w:id="8" w:name="_Toc219056294"/>
+      <w:bookmarkStart w:id="7" w:name="_Toc219056294"/>
       <w:r>
         <w:t>Εντολές Μεταγλώττισης</w:t>
       </w:r>
+      <w:bookmarkEnd w:id="7"/>
+      <w:r>
+        <w:t xml:space="preserve"> </w:t>
+      </w:r>
+    </w:p>
+    <w:p>
+      <w:pPr>
+        <w:pStyle w:val="3"/>
+      </w:pPr>
+      <w:bookmarkStart w:id="8" w:name="_Toc219056295"/>
+      <w:r>
+        <w:t xml:space="preserve">Μέσω του </w:t>
+      </w:r>
+      <w:r>
+        <w:rPr>
+          <w:lang w:val="en-US"/>
+        </w:rPr>
+        <w:t>MAKE</w:t>
+      </w:r>
       <w:bookmarkEnd w:id="8"/>
-      <w:r>
-        <w:t xml:space="preserve"> </w:t>
-      </w:r>
-    </w:p>
-    <w:p>
-      <w:pPr>
-        <w:pStyle w:val="3"/>
-      </w:pPr>
-      <w:bookmarkStart w:id="9" w:name="_Toc219056295"/>
-      <w:r>
-        <w:t xml:space="preserve">Μέσω του </w:t>
-      </w:r>
-      <w:r>
-        <w:rPr>
-          <w:lang w:val="en-US"/>
-        </w:rPr>
-        <w:t>MAKE</w:t>
-      </w:r>
-      <w:bookmarkEnd w:id="9"/>
     </w:p>
     <w:p>
       <w:pPr>
@@ -3890,9 +3917,6 @@
     <w:p>
       <w:pPr>
         <w:pStyle w:val="4"/>
-        <w:rPr>
-          <w:lang w:val="en-US"/>
-        </w:rPr>
       </w:pPr>
       <w:r>
         <w:rPr>
@@ -4003,7 +4027,21 @@
         <w:rPr>
           <w:sz w:val="24"/>
         </w:rPr>
-        <w:t xml:space="preserve"> από το editor της επιλογής σας.</w:t>
+        <w:t xml:space="preserve"> από το </w:t>
+      </w:r>
+      <w:proofErr w:type="spellStart"/>
+      <w:r>
+        <w:rPr>
+          <w:sz w:val="24"/>
+        </w:rPr>
+        <w:t>editor</w:t>
+      </w:r>
+      <w:proofErr w:type="spellEnd"/>
+      <w:r>
+        <w:rPr>
+          <w:sz w:val="24"/>
+        </w:rPr>
+        <w:t xml:space="preserve"> της επιλογής σας.</w:t>
       </w:r>
     </w:p>
     <w:p>
@@ -4021,19 +4059,7 @@
         <w:rPr>
           <w:sz w:val="24"/>
         </w:rPr>
-        <w:t xml:space="preserve">Στην αρχή του εγγράφου εντοπίστε τη γραμμή </w:t>
-      </w:r>
-      <w:r>
-        <w:rPr>
-          <w:sz w:val="24"/>
-        </w:rPr>
-        <w:t>TARGET := game.exe</w:t>
-      </w:r>
-      <w:r>
-        <w:rPr>
-          <w:sz w:val="24"/>
-        </w:rPr>
-        <w:t>.</w:t>
+        <w:t>Στην αρχή του εγγράφου εντοπίστε τη γραμμή TARGET := game.exe.</w:t>
       </w:r>
     </w:p>
     <w:p>
@@ -4051,13 +4077,7 @@
         <w:rPr>
           <w:sz w:val="24"/>
         </w:rPr>
-        <w:t xml:space="preserve">Τροποποιήστε την ως </w:t>
-      </w:r>
-      <w:r>
-        <w:rPr>
-          <w:sz w:val="24"/>
-        </w:rPr>
-        <w:t xml:space="preserve">TARGET := </w:t>
+        <w:t xml:space="preserve">Τροποποιήστε την ως TARGET := </w:t>
       </w:r>
       <w:proofErr w:type="spellStart"/>
       <w:r>
@@ -4122,8 +4142,16 @@
         <w:rPr>
           <w:sz w:val="24"/>
         </w:rPr>
-        <w:t xml:space="preserve"> || true</w:t>
-      </w:r>
+        <w:t xml:space="preserve"> || </w:t>
+      </w:r>
+      <w:proofErr w:type="spellStart"/>
+      <w:r>
+        <w:rPr>
+          <w:sz w:val="24"/>
+        </w:rPr>
+        <w:t>true</w:t>
+      </w:r>
+      <w:proofErr w:type="spellEnd"/>
       <w:r>
         <w:rPr>
           <w:sz w:val="24"/>
@@ -4183,11 +4211,11 @@
       <w:pPr>
         <w:pStyle w:val="3"/>
       </w:pPr>
-      <w:bookmarkStart w:id="10" w:name="_Toc219056296"/>
+      <w:bookmarkStart w:id="9" w:name="_Toc219056296"/>
       <w:r>
         <w:t>Απευθείας</w:t>
       </w:r>
-      <w:bookmarkEnd w:id="10"/>
+      <w:bookmarkEnd w:id="9"/>
       <w:r>
         <w:rPr>
           <w:lang w:val="en-US"/>
@@ -4213,12 +4241,14 @@
       <w:pPr>
         <w:rPr>
           <w:sz w:val="24"/>
-        </w:rPr>
-      </w:pPr>
-      <w:proofErr w:type="spellStart"/>
-      <w:r>
-        <w:rPr>
-          <w:sz w:val="24"/>
+          <w:lang w:val="en-US"/>
+        </w:rPr>
+      </w:pPr>
+      <w:proofErr w:type="spellStart"/>
+      <w:r>
+        <w:rPr>
+          <w:sz w:val="24"/>
+          <w:lang w:val="en-US"/>
         </w:rPr>
         <w:t>gcc</w:t>
       </w:r>
@@ -4226,6 +4256,7 @@
       <w:r>
         <w:rPr>
           <w:sz w:val="24"/>
+          <w:lang w:val="en-US"/>
         </w:rPr>
         <w:t xml:space="preserve">    -Wall -</w:t>
       </w:r>
@@ -4233,6 +4264,7 @@
       <w:r>
         <w:rPr>
           <w:sz w:val="24"/>
+          <w:lang w:val="en-US"/>
         </w:rPr>
         <w:t>Wextra</w:t>
       </w:r>
@@ -4240,6 +4272,7 @@
       <w:r>
         <w:rPr>
           <w:sz w:val="24"/>
+          <w:lang w:val="en-US"/>
         </w:rPr>
         <w:t xml:space="preserve"> -</w:t>
       </w:r>
@@ -4247,6 +4280,7 @@
       <w:r>
         <w:rPr>
           <w:sz w:val="24"/>
+          <w:lang w:val="en-US"/>
         </w:rPr>
         <w:t>O2</w:t>
       </w:r>
@@ -4254,6 +4288,106 @@
       <w:r>
         <w:rPr>
           <w:sz w:val="24"/>
+          <w:lang w:val="en-US"/>
+        </w:rPr>
+        <w:t xml:space="preserve"> -std=</w:t>
+      </w:r>
+      <w:proofErr w:type="spellStart"/>
+      <w:r>
+        <w:rPr>
+          <w:sz w:val="24"/>
+          <w:lang w:val="en-US"/>
+        </w:rPr>
+        <w:t>c17</w:t>
+      </w:r>
+      <w:proofErr w:type="spellEnd"/>
+      <w:r>
+        <w:rPr>
+          <w:sz w:val="24"/>
+          <w:lang w:val="en-US"/>
+        </w:rPr>
+        <w:t xml:space="preserve"> -I./</w:t>
+      </w:r>
+      <w:proofErr w:type="spellStart"/>
+      <w:r>
+        <w:rPr>
+          <w:sz w:val="24"/>
+          <w:lang w:val="en-US"/>
+        </w:rPr>
+        <w:t>raylib_2</w:t>
+      </w:r>
+      <w:proofErr w:type="spellEnd"/>
+      <w:r>
+        <w:rPr>
+          <w:sz w:val="24"/>
+          <w:lang w:val="en-US"/>
+        </w:rPr>
+        <w:t xml:space="preserve">/include -c </w:t>
+      </w:r>
+      <w:proofErr w:type="spellStart"/>
+      <w:r>
+        <w:rPr>
+          <w:sz w:val="24"/>
+          <w:lang w:val="en-US"/>
+        </w:rPr>
+        <w:t>main.c</w:t>
+      </w:r>
+      <w:proofErr w:type="spellEnd"/>
+      <w:r>
+        <w:rPr>
+          <w:sz w:val="24"/>
+          <w:lang w:val="en-US"/>
+        </w:rPr>
+        <w:t xml:space="preserve"> -o </w:t>
+      </w:r>
+      <w:proofErr w:type="spellStart"/>
+      <w:proofErr w:type="gramStart"/>
+      <w:r>
+        <w:rPr>
+          <w:sz w:val="24"/>
+          <w:lang w:val="en-US"/>
+        </w:rPr>
+        <w:t>main.o</w:t>
+      </w:r>
+      <w:proofErr w:type="spellEnd"/>
+      <w:proofErr w:type="gramEnd"/>
+    </w:p>
+    <w:p>
+      <w:pPr>
+        <w:rPr>
+          <w:sz w:val="24"/>
+          <w:lang w:val="en-US"/>
+        </w:rPr>
+      </w:pPr>
+      <w:proofErr w:type="spellStart"/>
+      <w:r>
+        <w:rPr>
+          <w:sz w:val="24"/>
+          <w:lang w:val="en-US"/>
+        </w:rPr>
+        <w:t>gcc</w:t>
+      </w:r>
+      <w:proofErr w:type="spellEnd"/>
+      <w:r>
+        <w:rPr>
+          <w:sz w:val="24"/>
+          <w:lang w:val="en-US"/>
+        </w:rPr>
+        <w:t xml:space="preserve">    -Wall -</w:t>
+      </w:r>
+      <w:proofErr w:type="spellStart"/>
+      <w:r>
+        <w:rPr>
+          <w:sz w:val="24"/>
+          <w:lang w:val="en-US"/>
+        </w:rPr>
+        <w:t>Wextra</w:t>
+      </w:r>
+      <w:proofErr w:type="spellEnd"/>
+      <w:r>
+        <w:rPr>
+          <w:sz w:val="24"/>
+          <w:lang w:val="en-US"/>
         </w:rPr>
         <w:t xml:space="preserve"> -</w:t>
       </w:r>
@@ -4261,20 +4395,23 @@
       <w:r>
         <w:rPr>
           <w:sz w:val="24"/>
-        </w:rPr>
-        <w:t>std</w:t>
-      </w:r>
-      <w:proofErr w:type="spellEnd"/>
-      <w:r>
-        <w:rPr>
-          <w:sz w:val="24"/>
-        </w:rPr>
-        <w:t>=</w:t>
-      </w:r>
-      <w:proofErr w:type="spellStart"/>
-      <w:r>
-        <w:rPr>
-          <w:sz w:val="24"/>
+          <w:lang w:val="en-US"/>
+        </w:rPr>
+        <w:t>O2</w:t>
+      </w:r>
+      <w:proofErr w:type="spellEnd"/>
+      <w:r>
+        <w:rPr>
+          <w:sz w:val="24"/>
+          <w:lang w:val="en-US"/>
+        </w:rPr>
+        <w:t xml:space="preserve"> -std=</w:t>
+      </w:r>
+      <w:proofErr w:type="spellStart"/>
+      <w:r>
+        <w:rPr>
+          <w:sz w:val="24"/>
+          <w:lang w:val="en-US"/>
         </w:rPr>
         <w:t>c17</w:t>
       </w:r>
@@ -4282,6 +4419,7 @@
       <w:r>
         <w:rPr>
           <w:sz w:val="24"/>
+          <w:lang w:val="en-US"/>
         </w:rPr>
         <w:t xml:space="preserve"> -I./</w:t>
       </w:r>
@@ -4289,6 +4427,7 @@
       <w:r>
         <w:rPr>
           <w:sz w:val="24"/>
+          <w:lang w:val="en-US"/>
         </w:rPr>
         <w:t>raylib_2</w:t>
       </w:r>
@@ -4296,6 +4435,7 @@
       <w:r>
         <w:rPr>
           <w:sz w:val="24"/>
+          <w:lang w:val="en-US"/>
         </w:rPr>
         <w:t xml:space="preserve">/include -c </w:t>
       </w:r>
@@ -4303,13 +4443,15 @@
       <w:r>
         <w:rPr>
           <w:sz w:val="24"/>
-        </w:rPr>
-        <w:t>main.c</w:t>
-      </w:r>
-      <w:proofErr w:type="spellEnd"/>
-      <w:r>
-        <w:rPr>
-          <w:sz w:val="24"/>
+          <w:lang w:val="en-US"/>
+        </w:rPr>
+        <w:t>layout.c</w:t>
+      </w:r>
+      <w:proofErr w:type="spellEnd"/>
+      <w:r>
+        <w:rPr>
+          <w:sz w:val="24"/>
+          <w:lang w:val="en-US"/>
         </w:rPr>
         <w:t xml:space="preserve"> -o </w:t>
       </w:r>
@@ -4318,22 +4460,1210 @@
       <w:r>
         <w:rPr>
           <w:sz w:val="24"/>
+          <w:lang w:val="en-US"/>
+        </w:rPr>
+        <w:t>layout.o</w:t>
+      </w:r>
+      <w:proofErr w:type="spellEnd"/>
+      <w:proofErr w:type="gramEnd"/>
+    </w:p>
+    <w:p>
+      <w:pPr>
+        <w:rPr>
+          <w:sz w:val="24"/>
+          <w:lang w:val="en-US"/>
+        </w:rPr>
+      </w:pPr>
+      <w:proofErr w:type="spellStart"/>
+      <w:r>
+        <w:rPr>
+          <w:sz w:val="24"/>
+          <w:lang w:val="en-US"/>
+        </w:rPr>
+        <w:t>gcc</w:t>
+      </w:r>
+      <w:proofErr w:type="spellEnd"/>
+      <w:r>
+        <w:rPr>
+          <w:sz w:val="24"/>
+          <w:lang w:val="en-US"/>
+        </w:rPr>
+        <w:t xml:space="preserve">    -Wall -</w:t>
+      </w:r>
+      <w:proofErr w:type="spellStart"/>
+      <w:r>
+        <w:rPr>
+          <w:sz w:val="24"/>
+          <w:lang w:val="en-US"/>
+        </w:rPr>
+        <w:t>Wextra</w:t>
+      </w:r>
+      <w:proofErr w:type="spellEnd"/>
+      <w:r>
+        <w:rPr>
+          <w:sz w:val="24"/>
+          <w:lang w:val="en-US"/>
+        </w:rPr>
+        <w:t xml:space="preserve"> -</w:t>
+      </w:r>
+      <w:proofErr w:type="spellStart"/>
+      <w:r>
+        <w:rPr>
+          <w:sz w:val="24"/>
+          <w:lang w:val="en-US"/>
+        </w:rPr>
+        <w:t>O2</w:t>
+      </w:r>
+      <w:proofErr w:type="spellEnd"/>
+      <w:r>
+        <w:rPr>
+          <w:sz w:val="24"/>
+          <w:lang w:val="en-US"/>
+        </w:rPr>
+        <w:t xml:space="preserve"> -std=</w:t>
+      </w:r>
+      <w:proofErr w:type="spellStart"/>
+      <w:r>
+        <w:rPr>
+          <w:sz w:val="24"/>
+          <w:lang w:val="en-US"/>
+        </w:rPr>
+        <w:t>c17</w:t>
+      </w:r>
+      <w:proofErr w:type="spellEnd"/>
+      <w:r>
+        <w:rPr>
+          <w:sz w:val="24"/>
+          <w:lang w:val="en-US"/>
+        </w:rPr>
+        <w:t xml:space="preserve"> -I./</w:t>
+      </w:r>
+      <w:proofErr w:type="spellStart"/>
+      <w:r>
+        <w:rPr>
+          <w:sz w:val="24"/>
+          <w:lang w:val="en-US"/>
+        </w:rPr>
+        <w:t>raylib_2</w:t>
+      </w:r>
+      <w:proofErr w:type="spellEnd"/>
+      <w:r>
+        <w:rPr>
+          <w:sz w:val="24"/>
+          <w:lang w:val="en-US"/>
+        </w:rPr>
+        <w:t xml:space="preserve">/include -c </w:t>
+      </w:r>
+      <w:proofErr w:type="spellStart"/>
+      <w:r>
+        <w:rPr>
+          <w:sz w:val="24"/>
+          <w:lang w:val="en-US"/>
+        </w:rPr>
+        <w:t>player_movement</w:t>
+      </w:r>
+      <w:proofErr w:type="gramStart"/>
+      <w:r>
+        <w:rPr>
+          <w:sz w:val="24"/>
+          <w:lang w:val="en-US"/>
+        </w:rPr>
+        <w:t>.c</w:t>
+      </w:r>
+      <w:proofErr w:type="spellEnd"/>
+      <w:proofErr w:type="gramEnd"/>
+      <w:r>
+        <w:rPr>
+          <w:sz w:val="24"/>
+          <w:lang w:val="en-US"/>
+        </w:rPr>
+        <w:t xml:space="preserve"> -o </w:t>
+      </w:r>
+      <w:proofErr w:type="spellStart"/>
+      <w:r>
+        <w:rPr>
+          <w:sz w:val="24"/>
+          <w:lang w:val="en-US"/>
+        </w:rPr>
+        <w:t>player_</w:t>
+      </w:r>
+      <w:proofErr w:type="gramStart"/>
+      <w:r>
+        <w:rPr>
+          <w:sz w:val="24"/>
+          <w:lang w:val="en-US"/>
+        </w:rPr>
+        <w:t>movement.o</w:t>
+      </w:r>
+      <w:proofErr w:type="spellEnd"/>
+      <w:proofErr w:type="gramEnd"/>
+    </w:p>
+    <w:p>
+      <w:pPr>
+        <w:rPr>
+          <w:sz w:val="24"/>
+          <w:lang w:val="en-US"/>
+        </w:rPr>
+      </w:pPr>
+      <w:proofErr w:type="spellStart"/>
+      <w:r>
+        <w:rPr>
+          <w:sz w:val="24"/>
+          <w:lang w:val="en-US"/>
+        </w:rPr>
+        <w:t>gcc</w:t>
+      </w:r>
+      <w:proofErr w:type="spellEnd"/>
+      <w:r>
+        <w:rPr>
+          <w:sz w:val="24"/>
+          <w:lang w:val="en-US"/>
+        </w:rPr>
+        <w:t xml:space="preserve">    -Wall -</w:t>
+      </w:r>
+      <w:proofErr w:type="spellStart"/>
+      <w:r>
+        <w:rPr>
+          <w:sz w:val="24"/>
+          <w:lang w:val="en-US"/>
+        </w:rPr>
+        <w:t>Wextra</w:t>
+      </w:r>
+      <w:proofErr w:type="spellEnd"/>
+      <w:r>
+        <w:rPr>
+          <w:sz w:val="24"/>
+          <w:lang w:val="en-US"/>
+        </w:rPr>
+        <w:t xml:space="preserve"> -</w:t>
+      </w:r>
+      <w:proofErr w:type="spellStart"/>
+      <w:r>
+        <w:rPr>
+          <w:sz w:val="24"/>
+          <w:lang w:val="en-US"/>
+        </w:rPr>
+        <w:t>O2</w:t>
+      </w:r>
+      <w:proofErr w:type="spellEnd"/>
+      <w:r>
+        <w:rPr>
+          <w:sz w:val="24"/>
+          <w:lang w:val="en-US"/>
+        </w:rPr>
+        <w:t xml:space="preserve"> -std=</w:t>
+      </w:r>
+      <w:proofErr w:type="spellStart"/>
+      <w:r>
+        <w:rPr>
+          <w:sz w:val="24"/>
+          <w:lang w:val="en-US"/>
+        </w:rPr>
+        <w:t>c17</w:t>
+      </w:r>
+      <w:proofErr w:type="spellEnd"/>
+      <w:r>
+        <w:rPr>
+          <w:sz w:val="24"/>
+          <w:lang w:val="en-US"/>
+        </w:rPr>
+        <w:t xml:space="preserve"> -I./</w:t>
+      </w:r>
+      <w:proofErr w:type="spellStart"/>
+      <w:r>
+        <w:rPr>
+          <w:sz w:val="24"/>
+          <w:lang w:val="en-US"/>
+        </w:rPr>
+        <w:t>raylib_2</w:t>
+      </w:r>
+      <w:proofErr w:type="spellEnd"/>
+      <w:r>
+        <w:rPr>
+          <w:sz w:val="24"/>
+          <w:lang w:val="en-US"/>
+        </w:rPr>
+        <w:t xml:space="preserve">/include -c </w:t>
+      </w:r>
+      <w:proofErr w:type="spellStart"/>
+      <w:r>
+        <w:rPr>
+          <w:sz w:val="24"/>
+          <w:lang w:val="en-US"/>
+        </w:rPr>
+        <w:t>draw.c</w:t>
+      </w:r>
+      <w:proofErr w:type="spellEnd"/>
+      <w:r>
+        <w:rPr>
+          <w:sz w:val="24"/>
+          <w:lang w:val="en-US"/>
+        </w:rPr>
+        <w:t xml:space="preserve"> -o </w:t>
+      </w:r>
+      <w:proofErr w:type="spellStart"/>
+      <w:proofErr w:type="gramStart"/>
+      <w:r>
+        <w:rPr>
+          <w:sz w:val="24"/>
+          <w:lang w:val="en-US"/>
+        </w:rPr>
+        <w:t>draw.o</w:t>
+      </w:r>
+      <w:proofErr w:type="spellEnd"/>
+      <w:proofErr w:type="gramEnd"/>
+    </w:p>
+    <w:p>
+      <w:pPr>
+        <w:rPr>
+          <w:sz w:val="24"/>
+          <w:lang w:val="en-US"/>
+        </w:rPr>
+      </w:pPr>
+      <w:proofErr w:type="spellStart"/>
+      <w:r>
+        <w:rPr>
+          <w:sz w:val="24"/>
+          <w:lang w:val="en-US"/>
+        </w:rPr>
+        <w:t>gcc</w:t>
+      </w:r>
+      <w:proofErr w:type="spellEnd"/>
+      <w:r>
+        <w:rPr>
+          <w:sz w:val="24"/>
+          <w:lang w:val="en-US"/>
+        </w:rPr>
+        <w:t xml:space="preserve">    -Wall -</w:t>
+      </w:r>
+      <w:proofErr w:type="spellStart"/>
+      <w:r>
+        <w:rPr>
+          <w:sz w:val="24"/>
+          <w:lang w:val="en-US"/>
+        </w:rPr>
+        <w:t>Wextra</w:t>
+      </w:r>
+      <w:proofErr w:type="spellEnd"/>
+      <w:r>
+        <w:rPr>
+          <w:sz w:val="24"/>
+          <w:lang w:val="en-US"/>
+        </w:rPr>
+        <w:t xml:space="preserve"> -</w:t>
+      </w:r>
+      <w:proofErr w:type="spellStart"/>
+      <w:r>
+        <w:rPr>
+          <w:sz w:val="24"/>
+          <w:lang w:val="en-US"/>
+        </w:rPr>
+        <w:t>O2</w:t>
+      </w:r>
+      <w:proofErr w:type="spellEnd"/>
+      <w:r>
+        <w:rPr>
+          <w:sz w:val="24"/>
+          <w:lang w:val="en-US"/>
+        </w:rPr>
+        <w:t xml:space="preserve"> -std=</w:t>
+      </w:r>
+      <w:proofErr w:type="spellStart"/>
+      <w:r>
+        <w:rPr>
+          <w:sz w:val="24"/>
+          <w:lang w:val="en-US"/>
+        </w:rPr>
+        <w:t>c17</w:t>
+      </w:r>
+      <w:proofErr w:type="spellEnd"/>
+      <w:r>
+        <w:rPr>
+          <w:sz w:val="24"/>
+          <w:lang w:val="en-US"/>
+        </w:rPr>
+        <w:t xml:space="preserve"> -I./</w:t>
+      </w:r>
+      <w:proofErr w:type="spellStart"/>
+      <w:r>
+        <w:rPr>
+          <w:sz w:val="24"/>
+          <w:lang w:val="en-US"/>
+        </w:rPr>
+        <w:t>raylib_2</w:t>
+      </w:r>
+      <w:proofErr w:type="spellEnd"/>
+      <w:r>
+        <w:rPr>
+          <w:sz w:val="24"/>
+          <w:lang w:val="en-US"/>
+        </w:rPr>
+        <w:t xml:space="preserve">/include -c </w:t>
+      </w:r>
+      <w:proofErr w:type="spellStart"/>
+      <w:r>
+        <w:rPr>
+          <w:sz w:val="24"/>
+          <w:lang w:val="en-US"/>
+        </w:rPr>
+        <w:t>gamehandling.c</w:t>
+      </w:r>
+      <w:proofErr w:type="spellEnd"/>
+      <w:r>
+        <w:rPr>
+          <w:sz w:val="24"/>
+          <w:lang w:val="en-US"/>
+        </w:rPr>
+        <w:t xml:space="preserve"> -o </w:t>
+      </w:r>
+      <w:proofErr w:type="spellStart"/>
+      <w:proofErr w:type="gramStart"/>
+      <w:r>
+        <w:rPr>
+          <w:sz w:val="24"/>
+          <w:lang w:val="en-US"/>
+        </w:rPr>
+        <w:t>gamehandling.o</w:t>
+      </w:r>
+      <w:proofErr w:type="spellEnd"/>
+      <w:proofErr w:type="gramEnd"/>
+    </w:p>
+    <w:p>
+      <w:pPr>
+        <w:rPr>
+          <w:sz w:val="24"/>
+          <w:lang w:val="en-US"/>
+        </w:rPr>
+      </w:pPr>
+      <w:proofErr w:type="spellStart"/>
+      <w:r>
+        <w:rPr>
+          <w:sz w:val="24"/>
+          <w:lang w:val="en-US"/>
+        </w:rPr>
+        <w:t>gcc</w:t>
+      </w:r>
+      <w:proofErr w:type="spellEnd"/>
+      <w:r>
+        <w:rPr>
+          <w:sz w:val="24"/>
+          <w:lang w:val="en-US"/>
+        </w:rPr>
+        <w:t xml:space="preserve">    -Wall -</w:t>
+      </w:r>
+      <w:proofErr w:type="spellStart"/>
+      <w:r>
+        <w:rPr>
+          <w:sz w:val="24"/>
+          <w:lang w:val="en-US"/>
+        </w:rPr>
+        <w:t>Wextra</w:t>
+      </w:r>
+      <w:proofErr w:type="spellEnd"/>
+      <w:r>
+        <w:rPr>
+          <w:sz w:val="24"/>
+          <w:lang w:val="en-US"/>
+        </w:rPr>
+        <w:t xml:space="preserve"> -</w:t>
+      </w:r>
+      <w:proofErr w:type="spellStart"/>
+      <w:r>
+        <w:rPr>
+          <w:sz w:val="24"/>
+          <w:lang w:val="en-US"/>
+        </w:rPr>
+        <w:t>O2</w:t>
+      </w:r>
+      <w:proofErr w:type="spellEnd"/>
+      <w:r>
+        <w:rPr>
+          <w:sz w:val="24"/>
+          <w:lang w:val="en-US"/>
+        </w:rPr>
+        <w:t xml:space="preserve"> -std=</w:t>
+      </w:r>
+      <w:proofErr w:type="spellStart"/>
+      <w:r>
+        <w:rPr>
+          <w:sz w:val="24"/>
+          <w:lang w:val="en-US"/>
+        </w:rPr>
+        <w:t>c17</w:t>
+      </w:r>
+      <w:proofErr w:type="spellEnd"/>
+      <w:r>
+        <w:rPr>
+          <w:sz w:val="24"/>
+          <w:lang w:val="en-US"/>
+        </w:rPr>
+        <w:t xml:space="preserve"> -I./</w:t>
+      </w:r>
+      <w:proofErr w:type="spellStart"/>
+      <w:r>
+        <w:rPr>
+          <w:sz w:val="24"/>
+          <w:lang w:val="en-US"/>
+        </w:rPr>
+        <w:t>raylib_2</w:t>
+      </w:r>
+      <w:proofErr w:type="spellEnd"/>
+      <w:r>
+        <w:rPr>
+          <w:sz w:val="24"/>
+          <w:lang w:val="en-US"/>
+        </w:rPr>
+        <w:t xml:space="preserve">/include -c </w:t>
+      </w:r>
+      <w:proofErr w:type="spellStart"/>
+      <w:r>
+        <w:rPr>
+          <w:sz w:val="24"/>
+          <w:lang w:val="en-US"/>
+        </w:rPr>
+        <w:t>astar_search.c</w:t>
+      </w:r>
+      <w:proofErr w:type="spellEnd"/>
+      <w:r>
+        <w:rPr>
+          <w:sz w:val="24"/>
+          <w:lang w:val="en-US"/>
+        </w:rPr>
+        <w:t xml:space="preserve"> -o </w:t>
+      </w:r>
+      <w:proofErr w:type="spellStart"/>
+      <w:r>
+        <w:rPr>
+          <w:sz w:val="24"/>
+          <w:lang w:val="en-US"/>
+        </w:rPr>
+        <w:t>astar_</w:t>
+      </w:r>
+      <w:proofErr w:type="gramStart"/>
+      <w:r>
+        <w:rPr>
+          <w:sz w:val="24"/>
+          <w:lang w:val="en-US"/>
+        </w:rPr>
+        <w:t>search.o</w:t>
+      </w:r>
+      <w:proofErr w:type="spellEnd"/>
+      <w:proofErr w:type="gramEnd"/>
+    </w:p>
+    <w:p>
+      <w:pPr>
+        <w:rPr>
+          <w:sz w:val="24"/>
+          <w:lang w:val="en-US"/>
+        </w:rPr>
+      </w:pPr>
+      <w:proofErr w:type="spellStart"/>
+      <w:r>
+        <w:rPr>
+          <w:sz w:val="24"/>
+          <w:lang w:val="en-US"/>
+        </w:rPr>
+        <w:t>gcc</w:t>
+      </w:r>
+      <w:proofErr w:type="spellEnd"/>
+      <w:r>
+        <w:rPr>
+          <w:sz w:val="24"/>
+          <w:lang w:val="en-US"/>
+        </w:rPr>
+        <w:t xml:space="preserve">    -Wall -</w:t>
+      </w:r>
+      <w:proofErr w:type="spellStart"/>
+      <w:r>
+        <w:rPr>
+          <w:sz w:val="24"/>
+          <w:lang w:val="en-US"/>
+        </w:rPr>
+        <w:t>Wextra</w:t>
+      </w:r>
+      <w:proofErr w:type="spellEnd"/>
+      <w:r>
+        <w:rPr>
+          <w:sz w:val="24"/>
+          <w:lang w:val="en-US"/>
+        </w:rPr>
+        <w:t xml:space="preserve"> -</w:t>
+      </w:r>
+      <w:proofErr w:type="spellStart"/>
+      <w:r>
+        <w:rPr>
+          <w:sz w:val="24"/>
+          <w:lang w:val="en-US"/>
+        </w:rPr>
+        <w:t>O2</w:t>
+      </w:r>
+      <w:proofErr w:type="spellEnd"/>
+      <w:r>
+        <w:rPr>
+          <w:sz w:val="24"/>
+          <w:lang w:val="en-US"/>
+        </w:rPr>
+        <w:t xml:space="preserve"> -std=</w:t>
+      </w:r>
+      <w:proofErr w:type="spellStart"/>
+      <w:r>
+        <w:rPr>
+          <w:sz w:val="24"/>
+          <w:lang w:val="en-US"/>
+        </w:rPr>
+        <w:t>c17</w:t>
+      </w:r>
+      <w:proofErr w:type="spellEnd"/>
+      <w:r>
+        <w:rPr>
+          <w:sz w:val="24"/>
+          <w:lang w:val="en-US"/>
+        </w:rPr>
+        <w:t xml:space="preserve"> -I./</w:t>
+      </w:r>
+      <w:proofErr w:type="spellStart"/>
+      <w:r>
+        <w:rPr>
+          <w:sz w:val="24"/>
+          <w:lang w:val="en-US"/>
+        </w:rPr>
+        <w:t>raylib_2</w:t>
+      </w:r>
+      <w:proofErr w:type="spellEnd"/>
+      <w:r>
+        <w:rPr>
+          <w:sz w:val="24"/>
+          <w:lang w:val="en-US"/>
+        </w:rPr>
+        <w:t xml:space="preserve">/include -c </w:t>
+      </w:r>
+      <w:proofErr w:type="spellStart"/>
+      <w:r>
+        <w:rPr>
+          <w:sz w:val="24"/>
+          <w:lang w:val="en-US"/>
+        </w:rPr>
+        <w:t>npc.c</w:t>
+      </w:r>
+      <w:proofErr w:type="spellEnd"/>
+      <w:r>
+        <w:rPr>
+          <w:sz w:val="24"/>
+          <w:lang w:val="en-US"/>
+        </w:rPr>
+        <w:t xml:space="preserve"> -o </w:t>
+      </w:r>
+      <w:proofErr w:type="spellStart"/>
+      <w:proofErr w:type="gramStart"/>
+      <w:r>
+        <w:rPr>
+          <w:sz w:val="24"/>
+          <w:lang w:val="en-US"/>
+        </w:rPr>
+        <w:t>npc.o</w:t>
+      </w:r>
+      <w:proofErr w:type="spellEnd"/>
+      <w:proofErr w:type="gramEnd"/>
+    </w:p>
+    <w:p>
+      <w:pPr>
+        <w:rPr>
+          <w:sz w:val="24"/>
+          <w:lang w:val="en-US"/>
+        </w:rPr>
+      </w:pPr>
+      <w:proofErr w:type="spellStart"/>
+      <w:r>
+        <w:rPr>
+          <w:sz w:val="24"/>
+          <w:lang w:val="en-US"/>
+        </w:rPr>
+        <w:t>gcc</w:t>
+      </w:r>
+      <w:proofErr w:type="spellEnd"/>
+      <w:r>
+        <w:rPr>
+          <w:sz w:val="24"/>
+          <w:lang w:val="en-US"/>
+        </w:rPr>
+        <w:t xml:space="preserve">    -Wall -</w:t>
+      </w:r>
+      <w:proofErr w:type="spellStart"/>
+      <w:r>
+        <w:rPr>
+          <w:sz w:val="24"/>
+          <w:lang w:val="en-US"/>
+        </w:rPr>
+        <w:t>Wextra</w:t>
+      </w:r>
+      <w:proofErr w:type="spellEnd"/>
+      <w:r>
+        <w:rPr>
+          <w:sz w:val="24"/>
+          <w:lang w:val="en-US"/>
+        </w:rPr>
+        <w:t xml:space="preserve"> -</w:t>
+      </w:r>
+      <w:proofErr w:type="spellStart"/>
+      <w:r>
+        <w:rPr>
+          <w:sz w:val="24"/>
+          <w:lang w:val="en-US"/>
+        </w:rPr>
+        <w:t>O2</w:t>
+      </w:r>
+      <w:proofErr w:type="spellEnd"/>
+      <w:r>
+        <w:rPr>
+          <w:sz w:val="24"/>
+          <w:lang w:val="en-US"/>
+        </w:rPr>
+        <w:t xml:space="preserve"> -std=</w:t>
+      </w:r>
+      <w:proofErr w:type="spellStart"/>
+      <w:r>
+        <w:rPr>
+          <w:sz w:val="24"/>
+          <w:lang w:val="en-US"/>
+        </w:rPr>
+        <w:t>c17</w:t>
+      </w:r>
+      <w:proofErr w:type="spellEnd"/>
+      <w:r>
+        <w:rPr>
+          <w:sz w:val="24"/>
+          <w:lang w:val="en-US"/>
+        </w:rPr>
+        <w:t xml:space="preserve"> -I./</w:t>
+      </w:r>
+      <w:proofErr w:type="spellStart"/>
+      <w:r>
+        <w:rPr>
+          <w:sz w:val="24"/>
+          <w:lang w:val="en-US"/>
+        </w:rPr>
+        <w:t>raylib_2</w:t>
+      </w:r>
+      <w:proofErr w:type="spellEnd"/>
+      <w:r>
+        <w:rPr>
+          <w:sz w:val="24"/>
+          <w:lang w:val="en-US"/>
+        </w:rPr>
+        <w:t xml:space="preserve">/include -c </w:t>
+      </w:r>
+      <w:proofErr w:type="spellStart"/>
+      <w:r>
+        <w:rPr>
+          <w:sz w:val="24"/>
+          <w:lang w:val="en-US"/>
+        </w:rPr>
+        <w:t>cam.c</w:t>
+      </w:r>
+      <w:proofErr w:type="spellEnd"/>
+      <w:r>
+        <w:rPr>
+          <w:sz w:val="24"/>
+          <w:lang w:val="en-US"/>
+        </w:rPr>
+        <w:t xml:space="preserve"> -o </w:t>
+      </w:r>
+      <w:proofErr w:type="spellStart"/>
+      <w:proofErr w:type="gramStart"/>
+      <w:r>
+        <w:rPr>
+          <w:sz w:val="24"/>
+          <w:lang w:val="en-US"/>
+        </w:rPr>
+        <w:t>cam.o</w:t>
+      </w:r>
+      <w:proofErr w:type="spellEnd"/>
+      <w:proofErr w:type="gramEnd"/>
+    </w:p>
+    <w:p>
+      <w:pPr>
+        <w:rPr>
+          <w:sz w:val="24"/>
+          <w:lang w:val="en-US"/>
+        </w:rPr>
+      </w:pPr>
+      <w:proofErr w:type="spellStart"/>
+      <w:r>
+        <w:rPr>
+          <w:sz w:val="24"/>
+          <w:lang w:val="en-US"/>
+        </w:rPr>
+        <w:t>gcc</w:t>
+      </w:r>
+      <w:proofErr w:type="spellEnd"/>
+      <w:r>
+        <w:rPr>
+          <w:sz w:val="24"/>
+          <w:lang w:val="en-US"/>
+        </w:rPr>
+        <w:t xml:space="preserve">    -Wall -</w:t>
+      </w:r>
+      <w:proofErr w:type="spellStart"/>
+      <w:r>
+        <w:rPr>
+          <w:sz w:val="24"/>
+          <w:lang w:val="en-US"/>
+        </w:rPr>
+        <w:t>Wextra</w:t>
+      </w:r>
+      <w:proofErr w:type="spellEnd"/>
+      <w:r>
+        <w:rPr>
+          <w:sz w:val="24"/>
+          <w:lang w:val="en-US"/>
+        </w:rPr>
+        <w:t xml:space="preserve"> -</w:t>
+      </w:r>
+      <w:proofErr w:type="spellStart"/>
+      <w:r>
+        <w:rPr>
+          <w:sz w:val="24"/>
+          <w:lang w:val="en-US"/>
+        </w:rPr>
+        <w:t>O2</w:t>
+      </w:r>
+      <w:proofErr w:type="spellEnd"/>
+      <w:r>
+        <w:rPr>
+          <w:sz w:val="24"/>
+          <w:lang w:val="en-US"/>
+        </w:rPr>
+        <w:t xml:space="preserve"> -std=</w:t>
+      </w:r>
+      <w:proofErr w:type="spellStart"/>
+      <w:r>
+        <w:rPr>
+          <w:sz w:val="24"/>
+          <w:lang w:val="en-US"/>
+        </w:rPr>
+        <w:t>c17</w:t>
+      </w:r>
+      <w:proofErr w:type="spellEnd"/>
+      <w:r>
+        <w:rPr>
+          <w:sz w:val="24"/>
+          <w:lang w:val="en-US"/>
+        </w:rPr>
+        <w:t xml:space="preserve"> -I./</w:t>
+      </w:r>
+      <w:proofErr w:type="spellStart"/>
+      <w:r>
+        <w:rPr>
+          <w:sz w:val="24"/>
+          <w:lang w:val="en-US"/>
+        </w:rPr>
+        <w:t>raylib_2</w:t>
+      </w:r>
+      <w:proofErr w:type="spellEnd"/>
+      <w:r>
+        <w:rPr>
+          <w:sz w:val="24"/>
+          <w:lang w:val="en-US"/>
+        </w:rPr>
+        <w:t xml:space="preserve">/include -c </w:t>
+      </w:r>
+      <w:proofErr w:type="spellStart"/>
+      <w:r>
+        <w:rPr>
+          <w:sz w:val="24"/>
+          <w:lang w:val="en-US"/>
+        </w:rPr>
+        <w:t>audio.c</w:t>
+      </w:r>
+      <w:proofErr w:type="spellEnd"/>
+      <w:r>
+        <w:rPr>
+          <w:sz w:val="24"/>
+          <w:lang w:val="en-US"/>
+        </w:rPr>
+        <w:t xml:space="preserve"> -o </w:t>
+      </w:r>
+      <w:proofErr w:type="spellStart"/>
+      <w:proofErr w:type="gramStart"/>
+      <w:r>
+        <w:rPr>
+          <w:sz w:val="24"/>
+          <w:lang w:val="en-US"/>
+        </w:rPr>
+        <w:t>audio.o</w:t>
+      </w:r>
+      <w:proofErr w:type="spellEnd"/>
+      <w:proofErr w:type="gramEnd"/>
+    </w:p>
+    <w:p>
+      <w:pPr>
+        <w:rPr>
+          <w:sz w:val="24"/>
+          <w:lang w:val="en-US"/>
+        </w:rPr>
+      </w:pPr>
+      <w:proofErr w:type="spellStart"/>
+      <w:r>
+        <w:rPr>
+          <w:sz w:val="24"/>
+          <w:lang w:val="en-US"/>
+        </w:rPr>
+        <w:t>gcc</w:t>
+      </w:r>
+      <w:proofErr w:type="spellEnd"/>
+      <w:r>
+        <w:rPr>
+          <w:sz w:val="24"/>
+          <w:lang w:val="en-US"/>
+        </w:rPr>
+        <w:t xml:space="preserve">    </w:t>
+      </w:r>
+      <w:proofErr w:type="spellStart"/>
+      <w:proofErr w:type="gramStart"/>
+      <w:r>
+        <w:rPr>
+          <w:sz w:val="24"/>
+          <w:lang w:val="en-US"/>
         </w:rPr>
         <w:t>main.o</w:t>
       </w:r>
       <w:proofErr w:type="spellEnd"/>
       <w:proofErr w:type="gramEnd"/>
-    </w:p>
-    <w:p>
-      <w:pPr>
-        <w:rPr>
-          <w:sz w:val="24"/>
-        </w:rPr>
-      </w:pPr>
-      <w:proofErr w:type="spellStart"/>
-      <w:r>
-        <w:rPr>
-          <w:sz w:val="24"/>
+      <w:r>
+        <w:rPr>
+          <w:sz w:val="24"/>
+          <w:lang w:val="en-US"/>
+        </w:rPr>
+        <w:t xml:space="preserve"> </w:t>
+      </w:r>
+      <w:proofErr w:type="spellStart"/>
+      <w:proofErr w:type="gramStart"/>
+      <w:r>
+        <w:rPr>
+          <w:sz w:val="24"/>
+          <w:lang w:val="en-US"/>
+        </w:rPr>
+        <w:t>layout.o</w:t>
+      </w:r>
+      <w:proofErr w:type="spellEnd"/>
+      <w:proofErr w:type="gramEnd"/>
+      <w:r>
+        <w:rPr>
+          <w:sz w:val="24"/>
+          <w:lang w:val="en-US"/>
+        </w:rPr>
+        <w:t xml:space="preserve"> </w:t>
+      </w:r>
+      <w:proofErr w:type="spellStart"/>
+      <w:r>
+        <w:rPr>
+          <w:sz w:val="24"/>
+          <w:lang w:val="en-US"/>
+        </w:rPr>
+        <w:t>player_</w:t>
+      </w:r>
+      <w:proofErr w:type="gramStart"/>
+      <w:r>
+        <w:rPr>
+          <w:sz w:val="24"/>
+          <w:lang w:val="en-US"/>
+        </w:rPr>
+        <w:t>movement.o</w:t>
+      </w:r>
+      <w:proofErr w:type="spellEnd"/>
+      <w:proofErr w:type="gramEnd"/>
+      <w:r>
+        <w:rPr>
+          <w:sz w:val="24"/>
+          <w:lang w:val="en-US"/>
+        </w:rPr>
+        <w:t xml:space="preserve"> </w:t>
+      </w:r>
+      <w:proofErr w:type="spellStart"/>
+      <w:proofErr w:type="gramStart"/>
+      <w:r>
+        <w:rPr>
+          <w:sz w:val="24"/>
+          <w:lang w:val="en-US"/>
+        </w:rPr>
+        <w:t>draw.o</w:t>
+      </w:r>
+      <w:proofErr w:type="spellEnd"/>
+      <w:proofErr w:type="gramEnd"/>
+      <w:r>
+        <w:rPr>
+          <w:sz w:val="24"/>
+          <w:lang w:val="en-US"/>
+        </w:rPr>
+        <w:t xml:space="preserve"> </w:t>
+      </w:r>
+      <w:proofErr w:type="spellStart"/>
+      <w:proofErr w:type="gramStart"/>
+      <w:r>
+        <w:rPr>
+          <w:sz w:val="24"/>
+          <w:lang w:val="en-US"/>
+        </w:rPr>
+        <w:t>gamehandling.o</w:t>
+      </w:r>
+      <w:proofErr w:type="spellEnd"/>
+      <w:proofErr w:type="gramEnd"/>
+      <w:r>
+        <w:rPr>
+          <w:sz w:val="24"/>
+          <w:lang w:val="en-US"/>
+        </w:rPr>
+        <w:t xml:space="preserve"> </w:t>
+      </w:r>
+      <w:proofErr w:type="spellStart"/>
+      <w:r>
+        <w:rPr>
+          <w:sz w:val="24"/>
+          <w:lang w:val="en-US"/>
+        </w:rPr>
+        <w:t>astar_</w:t>
+      </w:r>
+      <w:proofErr w:type="gramStart"/>
+      <w:r>
+        <w:rPr>
+          <w:sz w:val="24"/>
+          <w:lang w:val="en-US"/>
+        </w:rPr>
+        <w:t>search.o</w:t>
+      </w:r>
+      <w:proofErr w:type="spellEnd"/>
+      <w:proofErr w:type="gramEnd"/>
+      <w:r>
+        <w:rPr>
+          <w:sz w:val="24"/>
+          <w:lang w:val="en-US"/>
+        </w:rPr>
+        <w:t xml:space="preserve"> </w:t>
+      </w:r>
+      <w:proofErr w:type="spellStart"/>
+      <w:proofErr w:type="gramStart"/>
+      <w:r>
+        <w:rPr>
+          <w:sz w:val="24"/>
+          <w:lang w:val="en-US"/>
+        </w:rPr>
+        <w:t>npc.o</w:t>
+      </w:r>
+      <w:proofErr w:type="spellEnd"/>
+      <w:proofErr w:type="gramEnd"/>
+      <w:r>
+        <w:rPr>
+          <w:sz w:val="24"/>
+          <w:lang w:val="en-US"/>
+        </w:rPr>
+        <w:t xml:space="preserve"> </w:t>
+      </w:r>
+      <w:proofErr w:type="spellStart"/>
+      <w:proofErr w:type="gramStart"/>
+      <w:r>
+        <w:rPr>
+          <w:sz w:val="24"/>
+          <w:lang w:val="en-US"/>
+        </w:rPr>
+        <w:t>cam.o</w:t>
+      </w:r>
+      <w:proofErr w:type="spellEnd"/>
+      <w:proofErr w:type="gramEnd"/>
+      <w:r>
+        <w:rPr>
+          <w:sz w:val="24"/>
+          <w:lang w:val="en-US"/>
+        </w:rPr>
+        <w:t xml:space="preserve"> </w:t>
+      </w:r>
+      <w:proofErr w:type="spellStart"/>
+      <w:proofErr w:type="gramStart"/>
+      <w:r>
+        <w:rPr>
+          <w:sz w:val="24"/>
+          <w:lang w:val="en-US"/>
+        </w:rPr>
+        <w:t>audio.o</w:t>
+      </w:r>
+      <w:proofErr w:type="spellEnd"/>
+      <w:proofErr w:type="gramEnd"/>
+      <w:r>
+        <w:rPr>
+          <w:sz w:val="24"/>
+          <w:lang w:val="en-US"/>
+        </w:rPr>
+        <w:t xml:space="preserve"> -L./</w:t>
+      </w:r>
+      <w:proofErr w:type="spellStart"/>
+      <w:r>
+        <w:rPr>
+          <w:sz w:val="24"/>
+          <w:lang w:val="en-US"/>
+        </w:rPr>
+        <w:t>raylib_2</w:t>
+      </w:r>
+      <w:proofErr w:type="spellEnd"/>
+      <w:r>
+        <w:rPr>
+          <w:sz w:val="24"/>
+          <w:lang w:val="en-US"/>
+        </w:rPr>
+        <w:t>/lib -</w:t>
+      </w:r>
+      <w:proofErr w:type="spellStart"/>
+      <w:proofErr w:type="gramStart"/>
+      <w:r>
+        <w:rPr>
+          <w:sz w:val="24"/>
+          <w:lang w:val="en-US"/>
+        </w:rPr>
+        <w:t>l:libraylib</w:t>
+      </w:r>
+      <w:proofErr w:type="gramEnd"/>
+      <w:r>
+        <w:rPr>
+          <w:sz w:val="24"/>
+          <w:lang w:val="en-US"/>
+        </w:rPr>
+        <w:t>.a</w:t>
+      </w:r>
+      <w:proofErr w:type="spellEnd"/>
+      <w:r>
+        <w:rPr>
+          <w:sz w:val="24"/>
+          <w:lang w:val="en-US"/>
+        </w:rPr>
+        <w:t xml:space="preserve"> -</w:t>
+      </w:r>
+      <w:proofErr w:type="spellStart"/>
+      <w:r>
+        <w:rPr>
+          <w:sz w:val="24"/>
+          <w:lang w:val="en-US"/>
+        </w:rPr>
+        <w:t>lopengl32</w:t>
+      </w:r>
+      <w:proofErr w:type="spellEnd"/>
+      <w:r>
+        <w:rPr>
+          <w:sz w:val="24"/>
+          <w:lang w:val="en-US"/>
+        </w:rPr>
+        <w:t xml:space="preserve"> -</w:t>
+      </w:r>
+      <w:proofErr w:type="spellStart"/>
+      <w:r>
+        <w:rPr>
+          <w:sz w:val="24"/>
+          <w:lang w:val="en-US"/>
+        </w:rPr>
+        <w:t>lgdi32</w:t>
+      </w:r>
+      <w:proofErr w:type="spellEnd"/>
+      <w:r>
+        <w:rPr>
+          <w:sz w:val="24"/>
+          <w:lang w:val="en-US"/>
+        </w:rPr>
+        <w:t xml:space="preserve"> -</w:t>
+      </w:r>
+      <w:proofErr w:type="spellStart"/>
+      <w:r>
+        <w:rPr>
+          <w:sz w:val="24"/>
+          <w:lang w:val="en-US"/>
+        </w:rPr>
+        <w:t>lwinmm</w:t>
+      </w:r>
+      <w:proofErr w:type="spellEnd"/>
+      <w:r>
+        <w:rPr>
+          <w:sz w:val="24"/>
+          <w:lang w:val="en-US"/>
+        </w:rPr>
+        <w:t xml:space="preserve"> -</w:t>
+      </w:r>
+      <w:proofErr w:type="spellStart"/>
+      <w:r>
+        <w:rPr>
+          <w:sz w:val="24"/>
+          <w:lang w:val="en-US"/>
+        </w:rPr>
+        <w:t>luser32</w:t>
+      </w:r>
+      <w:proofErr w:type="spellEnd"/>
+      <w:r>
+        <w:rPr>
+          <w:sz w:val="24"/>
+          <w:lang w:val="en-US"/>
+        </w:rPr>
+        <w:t xml:space="preserve"> -</w:t>
+      </w:r>
+      <w:proofErr w:type="spellStart"/>
+      <w:r>
+        <w:rPr>
+          <w:sz w:val="24"/>
+          <w:lang w:val="en-US"/>
+        </w:rPr>
+        <w:t>lkernel32</w:t>
+      </w:r>
+      <w:proofErr w:type="spellEnd"/>
+      <w:r>
+        <w:rPr>
+          <w:sz w:val="24"/>
+          <w:lang w:val="en-US"/>
+        </w:rPr>
+        <w:t xml:space="preserve"> -</w:t>
+      </w:r>
+      <w:proofErr w:type="spellStart"/>
+      <w:r>
+        <w:rPr>
+          <w:sz w:val="24"/>
+          <w:lang w:val="en-US"/>
+        </w:rPr>
+        <w:t>lshell32</w:t>
+      </w:r>
+      <w:proofErr w:type="spellEnd"/>
+      <w:r>
+        <w:rPr>
+          <w:sz w:val="24"/>
+          <w:lang w:val="en-US"/>
+        </w:rPr>
+        <w:t xml:space="preserve"> -o game.exe</w:t>
+      </w:r>
+    </w:p>
+    <w:p>
+      <w:pPr>
+        <w:pStyle w:val="4"/>
+        <w:rPr>
+          <w:lang w:val="en-US"/>
+        </w:rPr>
+      </w:pPr>
+      <w:r>
+        <w:rPr>
+          <w:lang w:val="en-US"/>
+        </w:rPr>
+        <w:t>LINUX</w:t>
+      </w:r>
+      <w:r>
+        <w:rPr>
+          <w:lang w:val="en-US"/>
+        </w:rPr>
+        <w:t xml:space="preserve"> </w:t>
+      </w:r>
+    </w:p>
+    <w:p>
+      <w:pPr>
+        <w:rPr>
+          <w:sz w:val="24"/>
+          <w:lang w:val="en-US"/>
+        </w:rPr>
+      </w:pPr>
+      <w:proofErr w:type="spellStart"/>
+      <w:r>
+        <w:rPr>
+          <w:sz w:val="24"/>
+          <w:lang w:val="en-US"/>
         </w:rPr>
         <w:t>gcc</w:t>
       </w:r>
@@ -4341,20 +5671,215 @@
       <w:r>
         <w:rPr>
           <w:sz w:val="24"/>
-        </w:rPr>
-        <w:t xml:space="preserve">    -Wall -</w:t>
-      </w:r>
-      <w:proofErr w:type="spellStart"/>
-      <w:r>
-        <w:rPr>
-          <w:sz w:val="24"/>
-        </w:rPr>
-        <w:t>Wextra</w:t>
-      </w:r>
-      <w:proofErr w:type="spellEnd"/>
-      <w:r>
-        <w:rPr>
-          <w:sz w:val="24"/>
+          <w:lang w:val="en-US"/>
+        </w:rPr>
+        <w:t xml:space="preserve"> </w:t>
+      </w:r>
+      <w:proofErr w:type="spellStart"/>
+      <w:proofErr w:type="gramStart"/>
+      <w:r>
+        <w:rPr>
+          <w:sz w:val="24"/>
+          <w:lang w:val="en-US"/>
+        </w:rPr>
+        <w:t>main.o</w:t>
+      </w:r>
+      <w:proofErr w:type="spellEnd"/>
+      <w:proofErr w:type="gramEnd"/>
+      <w:r>
+        <w:rPr>
+          <w:sz w:val="24"/>
+          <w:lang w:val="en-US"/>
+        </w:rPr>
+        <w:t xml:space="preserve"> </w:t>
+      </w:r>
+      <w:proofErr w:type="spellStart"/>
+      <w:proofErr w:type="gramStart"/>
+      <w:r>
+        <w:rPr>
+          <w:sz w:val="24"/>
+          <w:lang w:val="en-US"/>
+        </w:rPr>
+        <w:t>layout.o</w:t>
+      </w:r>
+      <w:proofErr w:type="spellEnd"/>
+      <w:proofErr w:type="gramEnd"/>
+      <w:r>
+        <w:rPr>
+          <w:sz w:val="24"/>
+          <w:lang w:val="en-US"/>
+        </w:rPr>
+        <w:t xml:space="preserve"> </w:t>
+      </w:r>
+      <w:proofErr w:type="spellStart"/>
+      <w:r>
+        <w:rPr>
+          <w:sz w:val="24"/>
+          <w:lang w:val="en-US"/>
+        </w:rPr>
+        <w:t>player_</w:t>
+      </w:r>
+      <w:proofErr w:type="gramStart"/>
+      <w:r>
+        <w:rPr>
+          <w:sz w:val="24"/>
+          <w:lang w:val="en-US"/>
+        </w:rPr>
+        <w:t>movement.o</w:t>
+      </w:r>
+      <w:proofErr w:type="spellEnd"/>
+      <w:proofErr w:type="gramEnd"/>
+      <w:r>
+        <w:rPr>
+          <w:sz w:val="24"/>
+          <w:lang w:val="en-US"/>
+        </w:rPr>
+        <w:t xml:space="preserve"> </w:t>
+      </w:r>
+      <w:proofErr w:type="spellStart"/>
+      <w:proofErr w:type="gramStart"/>
+      <w:r>
+        <w:rPr>
+          <w:sz w:val="24"/>
+          <w:lang w:val="en-US"/>
+        </w:rPr>
+        <w:t>draw.o</w:t>
+      </w:r>
+      <w:proofErr w:type="spellEnd"/>
+      <w:proofErr w:type="gramEnd"/>
+      <w:r>
+        <w:rPr>
+          <w:sz w:val="24"/>
+          <w:lang w:val="en-US"/>
+        </w:rPr>
+        <w:t xml:space="preserve"> </w:t>
+      </w:r>
+      <w:proofErr w:type="spellStart"/>
+      <w:proofErr w:type="gramStart"/>
+      <w:r>
+        <w:rPr>
+          <w:sz w:val="24"/>
+          <w:lang w:val="en-US"/>
+        </w:rPr>
+        <w:t>gamehandling.o</w:t>
+      </w:r>
+      <w:proofErr w:type="spellEnd"/>
+      <w:proofErr w:type="gramEnd"/>
+      <w:r>
+        <w:rPr>
+          <w:sz w:val="24"/>
+          <w:lang w:val="en-US"/>
+        </w:rPr>
+        <w:t xml:space="preserve"> </w:t>
+      </w:r>
+      <w:proofErr w:type="spellStart"/>
+      <w:r>
+        <w:rPr>
+          <w:sz w:val="24"/>
+          <w:lang w:val="en-US"/>
+        </w:rPr>
+        <w:t>astar_</w:t>
+      </w:r>
+      <w:proofErr w:type="gramStart"/>
+      <w:r>
+        <w:rPr>
+          <w:sz w:val="24"/>
+          <w:lang w:val="en-US"/>
+        </w:rPr>
+        <w:t>search.o</w:t>
+      </w:r>
+      <w:proofErr w:type="spellEnd"/>
+      <w:proofErr w:type="gramEnd"/>
+      <w:r>
+        <w:rPr>
+          <w:sz w:val="24"/>
+          <w:lang w:val="en-US"/>
+        </w:rPr>
+        <w:t xml:space="preserve"> </w:t>
+      </w:r>
+      <w:proofErr w:type="spellStart"/>
+      <w:proofErr w:type="gramStart"/>
+      <w:r>
+        <w:rPr>
+          <w:sz w:val="24"/>
+          <w:lang w:val="en-US"/>
+        </w:rPr>
+        <w:t>npc.o</w:t>
+      </w:r>
+      <w:proofErr w:type="spellEnd"/>
+      <w:proofErr w:type="gramEnd"/>
+      <w:r>
+        <w:rPr>
+          <w:sz w:val="24"/>
+          <w:lang w:val="en-US"/>
+        </w:rPr>
+        <w:t xml:space="preserve"> </w:t>
+      </w:r>
+      <w:proofErr w:type="spellStart"/>
+      <w:proofErr w:type="gramStart"/>
+      <w:r>
+        <w:rPr>
+          <w:sz w:val="24"/>
+          <w:lang w:val="en-US"/>
+        </w:rPr>
+        <w:t>cam.o</w:t>
+      </w:r>
+      <w:proofErr w:type="spellEnd"/>
+      <w:proofErr w:type="gramEnd"/>
+      <w:r>
+        <w:rPr>
+          <w:sz w:val="24"/>
+          <w:lang w:val="en-US"/>
+        </w:rPr>
+        <w:t xml:space="preserve"> </w:t>
+      </w:r>
+      <w:proofErr w:type="spellStart"/>
+      <w:proofErr w:type="gramStart"/>
+      <w:r>
+        <w:rPr>
+          <w:sz w:val="24"/>
+          <w:lang w:val="en-US"/>
+        </w:rPr>
+        <w:t>audio.o</w:t>
+      </w:r>
+      <w:proofErr w:type="spellEnd"/>
+      <w:proofErr w:type="gramEnd"/>
+      <w:r>
+        <w:rPr>
+          <w:sz w:val="24"/>
+          <w:lang w:val="en-US"/>
+        </w:rPr>
+        <w:t xml:space="preserve"> -L./</w:t>
+      </w:r>
+      <w:proofErr w:type="spellStart"/>
+      <w:r>
+        <w:rPr>
+          <w:sz w:val="24"/>
+          <w:lang w:val="en-US"/>
+        </w:rPr>
+        <w:t>raylib_2</w:t>
+      </w:r>
+      <w:proofErr w:type="spellEnd"/>
+      <w:r>
+        <w:rPr>
+          <w:sz w:val="24"/>
+          <w:lang w:val="en-US"/>
+        </w:rPr>
+        <w:t>/lib -</w:t>
+      </w:r>
+      <w:proofErr w:type="spellStart"/>
+      <w:r>
+        <w:rPr>
+          <w:sz w:val="24"/>
+          <w:lang w:val="en-US"/>
+        </w:rPr>
+        <w:t>lraylib</w:t>
+      </w:r>
+      <w:proofErr w:type="spellEnd"/>
+      <w:r>
+        <w:rPr>
+          <w:sz w:val="24"/>
+          <w:lang w:val="en-US"/>
         </w:rPr>
         <w:t xml:space="preserve"> -</w:t>
       </w:r>
@@ -4362,13 +5887,15 @@
       <w:r>
         <w:rPr>
           <w:sz w:val="24"/>
-        </w:rPr>
-        <w:t>O2</w:t>
-      </w:r>
-      <w:proofErr w:type="spellEnd"/>
-      <w:r>
-        <w:rPr>
-          <w:sz w:val="24"/>
+          <w:lang w:val="en-US"/>
+        </w:rPr>
+        <w:t>lGL</w:t>
+      </w:r>
+      <w:proofErr w:type="spellEnd"/>
+      <w:r>
+        <w:rPr>
+          <w:sz w:val="24"/>
+          <w:lang w:val="en-US"/>
         </w:rPr>
         <w:t xml:space="preserve"> -</w:t>
       </w:r>
@@ -4376,100 +5903,15 @@
       <w:r>
         <w:rPr>
           <w:sz w:val="24"/>
-        </w:rPr>
-        <w:t>std</w:t>
-      </w:r>
-      <w:proofErr w:type="spellEnd"/>
-      <w:r>
-        <w:rPr>
-          <w:sz w:val="24"/>
-        </w:rPr>
-        <w:t>=</w:t>
-      </w:r>
-      <w:proofErr w:type="spellStart"/>
-      <w:r>
-        <w:rPr>
-          <w:sz w:val="24"/>
-        </w:rPr>
-        <w:t>c17</w:t>
-      </w:r>
-      <w:proofErr w:type="spellEnd"/>
-      <w:r>
-        <w:rPr>
-          <w:sz w:val="24"/>
-        </w:rPr>
-        <w:t xml:space="preserve"> -I./</w:t>
-      </w:r>
-      <w:proofErr w:type="spellStart"/>
-      <w:r>
-        <w:rPr>
-          <w:sz w:val="24"/>
-        </w:rPr>
-        <w:t>raylib_2</w:t>
-      </w:r>
-      <w:proofErr w:type="spellEnd"/>
-      <w:r>
-        <w:rPr>
-          <w:sz w:val="24"/>
-        </w:rPr>
-        <w:t xml:space="preserve">/include -c </w:t>
-      </w:r>
-      <w:proofErr w:type="spellStart"/>
-      <w:r>
-        <w:rPr>
-          <w:sz w:val="24"/>
-        </w:rPr>
-        <w:t>layout.c</w:t>
-      </w:r>
-      <w:proofErr w:type="spellEnd"/>
-      <w:r>
-        <w:rPr>
-          <w:sz w:val="24"/>
-        </w:rPr>
-        <w:t xml:space="preserve"> -o </w:t>
-      </w:r>
-      <w:proofErr w:type="spellStart"/>
-      <w:proofErr w:type="gramStart"/>
-      <w:r>
-        <w:rPr>
-          <w:sz w:val="24"/>
-        </w:rPr>
-        <w:t>layout.o</w:t>
-      </w:r>
-      <w:proofErr w:type="spellEnd"/>
-      <w:proofErr w:type="gramEnd"/>
-    </w:p>
-    <w:p>
-      <w:pPr>
-        <w:rPr>
-          <w:sz w:val="24"/>
-        </w:rPr>
-      </w:pPr>
-      <w:proofErr w:type="spellStart"/>
-      <w:r>
-        <w:rPr>
-          <w:sz w:val="24"/>
-        </w:rPr>
-        <w:t>gcc</w:t>
-      </w:r>
-      <w:proofErr w:type="spellEnd"/>
-      <w:r>
-        <w:rPr>
-          <w:sz w:val="24"/>
-        </w:rPr>
-        <w:t xml:space="preserve">    -Wall -</w:t>
-      </w:r>
-      <w:proofErr w:type="spellStart"/>
-      <w:r>
-        <w:rPr>
-          <w:sz w:val="24"/>
-        </w:rPr>
-        <w:t>Wextra</w:t>
-      </w:r>
-      <w:proofErr w:type="spellEnd"/>
-      <w:r>
-        <w:rPr>
-          <w:sz w:val="24"/>
+          <w:lang w:val="en-US"/>
+        </w:rPr>
+        <w:t>lm</w:t>
+      </w:r>
+      <w:proofErr w:type="spellEnd"/>
+      <w:r>
+        <w:rPr>
+          <w:sz w:val="24"/>
+          <w:lang w:val="en-US"/>
         </w:rPr>
         <w:t xml:space="preserve"> -</w:t>
       </w:r>
@@ -4477,13 +5919,15 @@
       <w:r>
         <w:rPr>
           <w:sz w:val="24"/>
-        </w:rPr>
-        <w:t>O2</w:t>
-      </w:r>
-      <w:proofErr w:type="spellEnd"/>
-      <w:r>
-        <w:rPr>
-          <w:sz w:val="24"/>
+          <w:lang w:val="en-US"/>
+        </w:rPr>
+        <w:t>lpthread</w:t>
+      </w:r>
+      <w:proofErr w:type="spellEnd"/>
+      <w:r>
+        <w:rPr>
+          <w:sz w:val="24"/>
+          <w:lang w:val="en-US"/>
         </w:rPr>
         <w:t xml:space="preserve"> -</w:t>
       </w:r>
@@ -4491,114 +5935,15 @@
       <w:r>
         <w:rPr>
           <w:sz w:val="24"/>
-        </w:rPr>
-        <w:t>std</w:t>
-      </w:r>
-      <w:proofErr w:type="spellEnd"/>
-      <w:r>
-        <w:rPr>
-          <w:sz w:val="24"/>
-        </w:rPr>
-        <w:t>=</w:t>
-      </w:r>
-      <w:proofErr w:type="spellStart"/>
-      <w:r>
-        <w:rPr>
-          <w:sz w:val="24"/>
-        </w:rPr>
-        <w:t>c17</w:t>
-      </w:r>
-      <w:proofErr w:type="spellEnd"/>
-      <w:r>
-        <w:rPr>
-          <w:sz w:val="24"/>
-        </w:rPr>
-        <w:t xml:space="preserve"> -I./</w:t>
-      </w:r>
-      <w:proofErr w:type="spellStart"/>
-      <w:r>
-        <w:rPr>
-          <w:sz w:val="24"/>
-        </w:rPr>
-        <w:t>raylib_2</w:t>
-      </w:r>
-      <w:proofErr w:type="spellEnd"/>
-      <w:r>
-        <w:rPr>
-          <w:sz w:val="24"/>
-        </w:rPr>
-        <w:t xml:space="preserve">/include -c </w:t>
-      </w:r>
-      <w:proofErr w:type="spellStart"/>
-      <w:r>
-        <w:rPr>
-          <w:sz w:val="24"/>
-        </w:rPr>
-        <w:t>player_movement</w:t>
-      </w:r>
-      <w:proofErr w:type="gramStart"/>
-      <w:r>
-        <w:rPr>
-          <w:sz w:val="24"/>
-        </w:rPr>
-        <w:t>.c</w:t>
-      </w:r>
-      <w:proofErr w:type="spellEnd"/>
-      <w:proofErr w:type="gramEnd"/>
-      <w:r>
-        <w:rPr>
-          <w:sz w:val="24"/>
-        </w:rPr>
-        <w:t xml:space="preserve"> -o </w:t>
-      </w:r>
-      <w:proofErr w:type="spellStart"/>
-      <w:r>
-        <w:rPr>
-          <w:sz w:val="24"/>
-        </w:rPr>
-        <w:t>player_</w:t>
-      </w:r>
-      <w:proofErr w:type="gramStart"/>
-      <w:r>
-        <w:rPr>
-          <w:sz w:val="24"/>
-        </w:rPr>
-        <w:t>movement.o</w:t>
-      </w:r>
-      <w:proofErr w:type="spellEnd"/>
-      <w:proofErr w:type="gramEnd"/>
-    </w:p>
-    <w:p>
-      <w:pPr>
-        <w:rPr>
-          <w:sz w:val="24"/>
-        </w:rPr>
-      </w:pPr>
-      <w:proofErr w:type="spellStart"/>
-      <w:r>
-        <w:rPr>
-          <w:sz w:val="24"/>
-        </w:rPr>
-        <w:t>gcc</w:t>
-      </w:r>
-      <w:proofErr w:type="spellEnd"/>
-      <w:r>
-        <w:rPr>
-          <w:sz w:val="24"/>
-        </w:rPr>
-        <w:t xml:space="preserve">    -Wall -</w:t>
-      </w:r>
-      <w:proofErr w:type="spellStart"/>
-      <w:r>
-        <w:rPr>
-          <w:sz w:val="24"/>
-        </w:rPr>
-        <w:t>Wextra</w:t>
-      </w:r>
-      <w:proofErr w:type="spellEnd"/>
-      <w:r>
-        <w:rPr>
-          <w:sz w:val="24"/>
+          <w:lang w:val="en-US"/>
+        </w:rPr>
+        <w:t>ldl</w:t>
+      </w:r>
+      <w:proofErr w:type="spellEnd"/>
+      <w:r>
+        <w:rPr>
+          <w:sz w:val="24"/>
+          <w:lang w:val="en-US"/>
         </w:rPr>
         <w:t xml:space="preserve"> -</w:t>
       </w:r>
@@ -4606,13 +5951,15 @@
       <w:r>
         <w:rPr>
           <w:sz w:val="24"/>
-        </w:rPr>
-        <w:t>O2</w:t>
-      </w:r>
-      <w:proofErr w:type="spellEnd"/>
-      <w:r>
-        <w:rPr>
-          <w:sz w:val="24"/>
+          <w:lang w:val="en-US"/>
+        </w:rPr>
+        <w:t>lrt</w:t>
+      </w:r>
+      <w:proofErr w:type="spellEnd"/>
+      <w:r>
+        <w:rPr>
+          <w:sz w:val="24"/>
+          <w:lang w:val="en-US"/>
         </w:rPr>
         <w:t xml:space="preserve"> -</w:t>
       </w:r>
@@ -4620,945 +5967,17 @@
       <w:r>
         <w:rPr>
           <w:sz w:val="24"/>
-        </w:rPr>
-        <w:t>std</w:t>
-      </w:r>
-      <w:proofErr w:type="spellEnd"/>
-      <w:r>
-        <w:rPr>
-          <w:sz w:val="24"/>
-        </w:rPr>
-        <w:t>=</w:t>
-      </w:r>
-      <w:proofErr w:type="spellStart"/>
-      <w:r>
-        <w:rPr>
-          <w:sz w:val="24"/>
-        </w:rPr>
-        <w:t>c17</w:t>
-      </w:r>
-      <w:proofErr w:type="spellEnd"/>
-      <w:r>
-        <w:rPr>
-          <w:sz w:val="24"/>
-        </w:rPr>
-        <w:t xml:space="preserve"> -I./</w:t>
-      </w:r>
-      <w:proofErr w:type="spellStart"/>
-      <w:r>
-        <w:rPr>
-          <w:sz w:val="24"/>
-        </w:rPr>
-        <w:t>raylib_2</w:t>
-      </w:r>
-      <w:proofErr w:type="spellEnd"/>
-      <w:r>
-        <w:rPr>
-          <w:sz w:val="24"/>
-        </w:rPr>
-        <w:t xml:space="preserve">/include -c </w:t>
-      </w:r>
-      <w:proofErr w:type="spellStart"/>
-      <w:r>
-        <w:rPr>
-          <w:sz w:val="24"/>
-        </w:rPr>
-        <w:t>draw.c</w:t>
-      </w:r>
-      <w:proofErr w:type="spellEnd"/>
-      <w:r>
-        <w:rPr>
-          <w:sz w:val="24"/>
-        </w:rPr>
-        <w:t xml:space="preserve"> -o </w:t>
-      </w:r>
-      <w:proofErr w:type="spellStart"/>
-      <w:proofErr w:type="gramStart"/>
-      <w:r>
-        <w:rPr>
-          <w:sz w:val="24"/>
-        </w:rPr>
-        <w:t>draw.o</w:t>
-      </w:r>
-      <w:proofErr w:type="spellEnd"/>
-      <w:proofErr w:type="gramEnd"/>
-    </w:p>
-    <w:p>
-      <w:pPr>
-        <w:rPr>
-          <w:sz w:val="24"/>
-        </w:rPr>
-      </w:pPr>
-      <w:proofErr w:type="spellStart"/>
-      <w:r>
-        <w:rPr>
-          <w:sz w:val="24"/>
-        </w:rPr>
-        <w:t>gcc</w:t>
-      </w:r>
-      <w:proofErr w:type="spellEnd"/>
-      <w:r>
-        <w:rPr>
-          <w:sz w:val="24"/>
-        </w:rPr>
-        <w:t xml:space="preserve">    -Wall -</w:t>
-      </w:r>
-      <w:proofErr w:type="spellStart"/>
-      <w:r>
-        <w:rPr>
-          <w:sz w:val="24"/>
-        </w:rPr>
-        <w:t>Wextra</w:t>
-      </w:r>
-      <w:proofErr w:type="spellEnd"/>
-      <w:r>
-        <w:rPr>
-          <w:sz w:val="24"/>
-        </w:rPr>
-        <w:t xml:space="preserve"> -</w:t>
-      </w:r>
-      <w:proofErr w:type="spellStart"/>
-      <w:r>
-        <w:rPr>
-          <w:sz w:val="24"/>
-        </w:rPr>
-        <w:t>O2</w:t>
-      </w:r>
-      <w:proofErr w:type="spellEnd"/>
-      <w:r>
-        <w:rPr>
-          <w:sz w:val="24"/>
-        </w:rPr>
-        <w:t xml:space="preserve"> -</w:t>
-      </w:r>
-      <w:proofErr w:type="spellStart"/>
-      <w:r>
-        <w:rPr>
-          <w:sz w:val="24"/>
-        </w:rPr>
-        <w:t>std</w:t>
-      </w:r>
-      <w:proofErr w:type="spellEnd"/>
-      <w:r>
-        <w:rPr>
-          <w:sz w:val="24"/>
-        </w:rPr>
-        <w:t>=</w:t>
-      </w:r>
-      <w:proofErr w:type="spellStart"/>
-      <w:r>
-        <w:rPr>
-          <w:sz w:val="24"/>
-        </w:rPr>
-        <w:t>c17</w:t>
-      </w:r>
-      <w:proofErr w:type="spellEnd"/>
-      <w:r>
-        <w:rPr>
-          <w:sz w:val="24"/>
-        </w:rPr>
-        <w:t xml:space="preserve"> -I./</w:t>
-      </w:r>
-      <w:proofErr w:type="spellStart"/>
-      <w:r>
-        <w:rPr>
-          <w:sz w:val="24"/>
-        </w:rPr>
-        <w:t>raylib_2</w:t>
-      </w:r>
-      <w:proofErr w:type="spellEnd"/>
-      <w:r>
-        <w:rPr>
-          <w:sz w:val="24"/>
-        </w:rPr>
-        <w:t xml:space="preserve">/include -c </w:t>
-      </w:r>
-      <w:proofErr w:type="spellStart"/>
-      <w:r>
-        <w:rPr>
-          <w:sz w:val="24"/>
-        </w:rPr>
-        <w:t>gamehandling.c</w:t>
-      </w:r>
-      <w:proofErr w:type="spellEnd"/>
-      <w:r>
-        <w:rPr>
-          <w:sz w:val="24"/>
-        </w:rPr>
-        <w:t xml:space="preserve"> -o </w:t>
-      </w:r>
-      <w:proofErr w:type="spellStart"/>
-      <w:proofErr w:type="gramStart"/>
-      <w:r>
-        <w:rPr>
-          <w:sz w:val="24"/>
-        </w:rPr>
-        <w:t>gamehandling.o</w:t>
-      </w:r>
-      <w:proofErr w:type="spellEnd"/>
-      <w:proofErr w:type="gramEnd"/>
-    </w:p>
-    <w:p>
-      <w:pPr>
-        <w:rPr>
-          <w:sz w:val="24"/>
-        </w:rPr>
-      </w:pPr>
-      <w:proofErr w:type="spellStart"/>
-      <w:r>
-        <w:rPr>
-          <w:sz w:val="24"/>
-        </w:rPr>
-        <w:t>gcc</w:t>
-      </w:r>
-      <w:proofErr w:type="spellEnd"/>
-      <w:r>
-        <w:rPr>
-          <w:sz w:val="24"/>
-        </w:rPr>
-        <w:t xml:space="preserve">    -Wall -</w:t>
-      </w:r>
-      <w:proofErr w:type="spellStart"/>
-      <w:r>
-        <w:rPr>
-          <w:sz w:val="24"/>
-        </w:rPr>
-        <w:t>Wextra</w:t>
-      </w:r>
-      <w:proofErr w:type="spellEnd"/>
-      <w:r>
-        <w:rPr>
-          <w:sz w:val="24"/>
-        </w:rPr>
-        <w:t xml:space="preserve"> -</w:t>
-      </w:r>
-      <w:proofErr w:type="spellStart"/>
-      <w:r>
-        <w:rPr>
-          <w:sz w:val="24"/>
-        </w:rPr>
-        <w:t>O2</w:t>
-      </w:r>
-      <w:proofErr w:type="spellEnd"/>
-      <w:r>
-        <w:rPr>
-          <w:sz w:val="24"/>
-        </w:rPr>
-        <w:t xml:space="preserve"> -</w:t>
-      </w:r>
-      <w:proofErr w:type="spellStart"/>
-      <w:r>
-        <w:rPr>
-          <w:sz w:val="24"/>
-        </w:rPr>
-        <w:t>std</w:t>
-      </w:r>
-      <w:proofErr w:type="spellEnd"/>
-      <w:r>
-        <w:rPr>
-          <w:sz w:val="24"/>
-        </w:rPr>
-        <w:t>=</w:t>
-      </w:r>
-      <w:proofErr w:type="spellStart"/>
-      <w:r>
-        <w:rPr>
-          <w:sz w:val="24"/>
-        </w:rPr>
-        <w:t>c17</w:t>
-      </w:r>
-      <w:proofErr w:type="spellEnd"/>
-      <w:r>
-        <w:rPr>
-          <w:sz w:val="24"/>
-        </w:rPr>
-        <w:t xml:space="preserve"> -I./</w:t>
-      </w:r>
-      <w:proofErr w:type="spellStart"/>
-      <w:r>
-        <w:rPr>
-          <w:sz w:val="24"/>
-        </w:rPr>
-        <w:t>raylib_2</w:t>
-      </w:r>
-      <w:proofErr w:type="spellEnd"/>
-      <w:r>
-        <w:rPr>
-          <w:sz w:val="24"/>
-        </w:rPr>
-        <w:t xml:space="preserve">/include -c </w:t>
-      </w:r>
-      <w:proofErr w:type="spellStart"/>
-      <w:r>
-        <w:rPr>
-          <w:sz w:val="24"/>
-        </w:rPr>
-        <w:t>astar_search.c</w:t>
-      </w:r>
-      <w:proofErr w:type="spellEnd"/>
-      <w:r>
-        <w:rPr>
-          <w:sz w:val="24"/>
-        </w:rPr>
-        <w:t xml:space="preserve"> -o </w:t>
-      </w:r>
-      <w:proofErr w:type="spellStart"/>
-      <w:r>
-        <w:rPr>
-          <w:sz w:val="24"/>
-        </w:rPr>
-        <w:t>astar_</w:t>
-      </w:r>
-      <w:proofErr w:type="gramStart"/>
-      <w:r>
-        <w:rPr>
-          <w:sz w:val="24"/>
-        </w:rPr>
-        <w:t>search.o</w:t>
-      </w:r>
-      <w:proofErr w:type="spellEnd"/>
-      <w:proofErr w:type="gramEnd"/>
-    </w:p>
-    <w:p>
-      <w:pPr>
-        <w:rPr>
-          <w:sz w:val="24"/>
-        </w:rPr>
-      </w:pPr>
-      <w:proofErr w:type="spellStart"/>
-      <w:r>
-        <w:rPr>
-          <w:sz w:val="24"/>
-        </w:rPr>
-        <w:t>gcc</w:t>
-      </w:r>
-      <w:proofErr w:type="spellEnd"/>
-      <w:r>
-        <w:rPr>
-          <w:sz w:val="24"/>
-        </w:rPr>
-        <w:t xml:space="preserve">    -Wall -</w:t>
-      </w:r>
-      <w:proofErr w:type="spellStart"/>
-      <w:r>
-        <w:rPr>
-          <w:sz w:val="24"/>
-        </w:rPr>
-        <w:t>Wextra</w:t>
-      </w:r>
-      <w:proofErr w:type="spellEnd"/>
-      <w:r>
-        <w:rPr>
-          <w:sz w:val="24"/>
-        </w:rPr>
-        <w:t xml:space="preserve"> -</w:t>
-      </w:r>
-      <w:proofErr w:type="spellStart"/>
-      <w:r>
-        <w:rPr>
-          <w:sz w:val="24"/>
-        </w:rPr>
-        <w:t>O2</w:t>
-      </w:r>
-      <w:proofErr w:type="spellEnd"/>
-      <w:r>
-        <w:rPr>
-          <w:sz w:val="24"/>
-        </w:rPr>
-        <w:t xml:space="preserve"> -</w:t>
-      </w:r>
-      <w:proofErr w:type="spellStart"/>
-      <w:r>
-        <w:rPr>
-          <w:sz w:val="24"/>
-        </w:rPr>
-        <w:t>std</w:t>
-      </w:r>
-      <w:proofErr w:type="spellEnd"/>
-      <w:r>
-        <w:rPr>
-          <w:sz w:val="24"/>
-        </w:rPr>
-        <w:t>=</w:t>
-      </w:r>
-      <w:proofErr w:type="spellStart"/>
-      <w:r>
-        <w:rPr>
-          <w:sz w:val="24"/>
-        </w:rPr>
-        <w:t>c17</w:t>
-      </w:r>
-      <w:proofErr w:type="spellEnd"/>
-      <w:r>
-        <w:rPr>
-          <w:sz w:val="24"/>
-        </w:rPr>
-        <w:t xml:space="preserve"> -I./</w:t>
-      </w:r>
-      <w:proofErr w:type="spellStart"/>
-      <w:r>
-        <w:rPr>
-          <w:sz w:val="24"/>
-        </w:rPr>
-        <w:t>raylib_2</w:t>
-      </w:r>
-      <w:proofErr w:type="spellEnd"/>
-      <w:r>
-        <w:rPr>
-          <w:sz w:val="24"/>
-        </w:rPr>
-        <w:t xml:space="preserve">/include -c </w:t>
-      </w:r>
-      <w:proofErr w:type="spellStart"/>
-      <w:r>
-        <w:rPr>
-          <w:sz w:val="24"/>
-        </w:rPr>
-        <w:t>npc.c</w:t>
-      </w:r>
-      <w:proofErr w:type="spellEnd"/>
-      <w:r>
-        <w:rPr>
-          <w:sz w:val="24"/>
-        </w:rPr>
-        <w:t xml:space="preserve"> -o </w:t>
-      </w:r>
-      <w:proofErr w:type="spellStart"/>
-      <w:proofErr w:type="gramStart"/>
-      <w:r>
-        <w:rPr>
-          <w:sz w:val="24"/>
-        </w:rPr>
-        <w:t>npc.o</w:t>
-      </w:r>
-      <w:proofErr w:type="spellEnd"/>
-      <w:proofErr w:type="gramEnd"/>
-    </w:p>
-    <w:p>
-      <w:pPr>
-        <w:rPr>
-          <w:sz w:val="24"/>
-        </w:rPr>
-      </w:pPr>
-      <w:proofErr w:type="spellStart"/>
-      <w:r>
-        <w:rPr>
-          <w:sz w:val="24"/>
-        </w:rPr>
-        <w:t>gcc</w:t>
-      </w:r>
-      <w:proofErr w:type="spellEnd"/>
-      <w:r>
-        <w:rPr>
-          <w:sz w:val="24"/>
-        </w:rPr>
-        <w:t xml:space="preserve">    -Wall -</w:t>
-      </w:r>
-      <w:proofErr w:type="spellStart"/>
-      <w:r>
-        <w:rPr>
-          <w:sz w:val="24"/>
-        </w:rPr>
-        <w:t>Wextra</w:t>
-      </w:r>
-      <w:proofErr w:type="spellEnd"/>
-      <w:r>
-        <w:rPr>
-          <w:sz w:val="24"/>
-        </w:rPr>
-        <w:t xml:space="preserve"> -</w:t>
-      </w:r>
-      <w:proofErr w:type="spellStart"/>
-      <w:r>
-        <w:rPr>
-          <w:sz w:val="24"/>
-        </w:rPr>
-        <w:t>O2</w:t>
-      </w:r>
-      <w:proofErr w:type="spellEnd"/>
-      <w:r>
-        <w:rPr>
-          <w:sz w:val="24"/>
-        </w:rPr>
-        <w:t xml:space="preserve"> -</w:t>
-      </w:r>
-      <w:proofErr w:type="spellStart"/>
-      <w:r>
-        <w:rPr>
-          <w:sz w:val="24"/>
-        </w:rPr>
-        <w:t>std</w:t>
-      </w:r>
-      <w:proofErr w:type="spellEnd"/>
-      <w:r>
-        <w:rPr>
-          <w:sz w:val="24"/>
-        </w:rPr>
-        <w:t>=</w:t>
-      </w:r>
-      <w:proofErr w:type="spellStart"/>
-      <w:r>
-        <w:rPr>
-          <w:sz w:val="24"/>
-        </w:rPr>
-        <w:t>c17</w:t>
-      </w:r>
-      <w:proofErr w:type="spellEnd"/>
-      <w:r>
-        <w:rPr>
-          <w:sz w:val="24"/>
-        </w:rPr>
-        <w:t xml:space="preserve"> -I./</w:t>
-      </w:r>
-      <w:proofErr w:type="spellStart"/>
-      <w:r>
-        <w:rPr>
-          <w:sz w:val="24"/>
-        </w:rPr>
-        <w:t>raylib_2</w:t>
-      </w:r>
-      <w:proofErr w:type="spellEnd"/>
-      <w:r>
-        <w:rPr>
-          <w:sz w:val="24"/>
-        </w:rPr>
-        <w:t xml:space="preserve">/include -c </w:t>
-      </w:r>
-      <w:proofErr w:type="spellStart"/>
-      <w:r>
-        <w:rPr>
-          <w:sz w:val="24"/>
-        </w:rPr>
-        <w:t>cam.c</w:t>
-      </w:r>
-      <w:proofErr w:type="spellEnd"/>
-      <w:r>
-        <w:rPr>
-          <w:sz w:val="24"/>
-        </w:rPr>
-        <w:t xml:space="preserve"> -o </w:t>
-      </w:r>
-      <w:proofErr w:type="spellStart"/>
-      <w:proofErr w:type="gramStart"/>
-      <w:r>
-        <w:rPr>
-          <w:sz w:val="24"/>
-        </w:rPr>
-        <w:t>cam.o</w:t>
-      </w:r>
-      <w:proofErr w:type="spellEnd"/>
-      <w:proofErr w:type="gramEnd"/>
-    </w:p>
-    <w:p>
-      <w:pPr>
-        <w:rPr>
-          <w:sz w:val="24"/>
-        </w:rPr>
-      </w:pPr>
-      <w:proofErr w:type="spellStart"/>
-      <w:r>
-        <w:rPr>
-          <w:sz w:val="24"/>
-        </w:rPr>
-        <w:t>gcc</w:t>
-      </w:r>
-      <w:proofErr w:type="spellEnd"/>
-      <w:r>
-        <w:rPr>
-          <w:sz w:val="24"/>
-        </w:rPr>
-        <w:t xml:space="preserve">    -Wall -</w:t>
-      </w:r>
-      <w:proofErr w:type="spellStart"/>
-      <w:r>
-        <w:rPr>
-          <w:sz w:val="24"/>
-        </w:rPr>
-        <w:t>Wextra</w:t>
-      </w:r>
-      <w:proofErr w:type="spellEnd"/>
-      <w:r>
-        <w:rPr>
-          <w:sz w:val="24"/>
-        </w:rPr>
-        <w:t xml:space="preserve"> -</w:t>
-      </w:r>
-      <w:proofErr w:type="spellStart"/>
-      <w:r>
-        <w:rPr>
-          <w:sz w:val="24"/>
-        </w:rPr>
-        <w:t>O2</w:t>
-      </w:r>
-      <w:proofErr w:type="spellEnd"/>
-      <w:r>
-        <w:rPr>
-          <w:sz w:val="24"/>
-        </w:rPr>
-        <w:t xml:space="preserve"> -</w:t>
-      </w:r>
-      <w:proofErr w:type="spellStart"/>
-      <w:r>
-        <w:rPr>
-          <w:sz w:val="24"/>
-        </w:rPr>
-        <w:t>std</w:t>
-      </w:r>
-      <w:proofErr w:type="spellEnd"/>
-      <w:r>
-        <w:rPr>
-          <w:sz w:val="24"/>
-        </w:rPr>
-        <w:t>=</w:t>
-      </w:r>
-      <w:proofErr w:type="spellStart"/>
-      <w:r>
-        <w:rPr>
-          <w:sz w:val="24"/>
-        </w:rPr>
-        <w:t>c17</w:t>
-      </w:r>
-      <w:proofErr w:type="spellEnd"/>
-      <w:r>
-        <w:rPr>
-          <w:sz w:val="24"/>
-        </w:rPr>
-        <w:t xml:space="preserve"> -I./</w:t>
-      </w:r>
-      <w:proofErr w:type="spellStart"/>
-      <w:r>
-        <w:rPr>
-          <w:sz w:val="24"/>
-        </w:rPr>
-        <w:t>raylib_2</w:t>
-      </w:r>
-      <w:proofErr w:type="spellEnd"/>
-      <w:r>
-        <w:rPr>
-          <w:sz w:val="24"/>
-        </w:rPr>
-        <w:t xml:space="preserve">/include -c </w:t>
-      </w:r>
-      <w:proofErr w:type="spellStart"/>
-      <w:r>
-        <w:rPr>
-          <w:sz w:val="24"/>
-        </w:rPr>
-        <w:t>audio.c</w:t>
-      </w:r>
-      <w:proofErr w:type="spellEnd"/>
-      <w:r>
-        <w:rPr>
-          <w:sz w:val="24"/>
-        </w:rPr>
-        <w:t xml:space="preserve"> -o </w:t>
-      </w:r>
-      <w:proofErr w:type="spellStart"/>
-      <w:proofErr w:type="gramStart"/>
-      <w:r>
-        <w:rPr>
-          <w:sz w:val="24"/>
-        </w:rPr>
-        <w:t>audio.o</w:t>
-      </w:r>
-      <w:proofErr w:type="spellEnd"/>
-      <w:proofErr w:type="gramEnd"/>
-    </w:p>
-    <w:p>
-      <w:pPr>
-        <w:rPr>
-          <w:sz w:val="24"/>
-        </w:rPr>
-      </w:pPr>
-      <w:proofErr w:type="spellStart"/>
-      <w:r>
-        <w:rPr>
-          <w:sz w:val="24"/>
-        </w:rPr>
-        <w:t>gcc</w:t>
-      </w:r>
-      <w:proofErr w:type="spellEnd"/>
-      <w:r>
-        <w:rPr>
-          <w:sz w:val="24"/>
-        </w:rPr>
-        <w:t xml:space="preserve">    </w:t>
-      </w:r>
-      <w:proofErr w:type="spellStart"/>
-      <w:proofErr w:type="gramStart"/>
-      <w:r>
-        <w:rPr>
-          <w:sz w:val="24"/>
-        </w:rPr>
-        <w:t>main.o</w:t>
-      </w:r>
-      <w:proofErr w:type="spellEnd"/>
-      <w:proofErr w:type="gramEnd"/>
-      <w:r>
-        <w:rPr>
-          <w:sz w:val="24"/>
-        </w:rPr>
-        <w:t xml:space="preserve"> </w:t>
-      </w:r>
-      <w:proofErr w:type="spellStart"/>
-      <w:proofErr w:type="gramStart"/>
-      <w:r>
-        <w:rPr>
-          <w:sz w:val="24"/>
-        </w:rPr>
-        <w:t>layout.o</w:t>
-      </w:r>
-      <w:proofErr w:type="spellEnd"/>
-      <w:proofErr w:type="gramEnd"/>
-      <w:r>
-        <w:rPr>
-          <w:sz w:val="24"/>
-        </w:rPr>
-        <w:t xml:space="preserve"> </w:t>
-      </w:r>
-      <w:proofErr w:type="spellStart"/>
-      <w:r>
-        <w:rPr>
-          <w:sz w:val="24"/>
-        </w:rPr>
-        <w:t>player_</w:t>
-      </w:r>
-      <w:proofErr w:type="gramStart"/>
-      <w:r>
-        <w:rPr>
-          <w:sz w:val="24"/>
-        </w:rPr>
-        <w:t>movement.o</w:t>
-      </w:r>
-      <w:proofErr w:type="spellEnd"/>
-      <w:proofErr w:type="gramEnd"/>
-      <w:r>
-        <w:rPr>
-          <w:sz w:val="24"/>
-        </w:rPr>
-        <w:t xml:space="preserve"> </w:t>
-      </w:r>
-      <w:proofErr w:type="spellStart"/>
-      <w:proofErr w:type="gramStart"/>
-      <w:r>
-        <w:rPr>
-          <w:sz w:val="24"/>
-        </w:rPr>
-        <w:t>draw.o</w:t>
-      </w:r>
-      <w:proofErr w:type="spellEnd"/>
-      <w:proofErr w:type="gramEnd"/>
-      <w:r>
-        <w:rPr>
-          <w:sz w:val="24"/>
-        </w:rPr>
-        <w:t xml:space="preserve"> </w:t>
-      </w:r>
-      <w:proofErr w:type="spellStart"/>
-      <w:proofErr w:type="gramStart"/>
-      <w:r>
-        <w:rPr>
-          <w:sz w:val="24"/>
-        </w:rPr>
-        <w:t>gamehandling.o</w:t>
-      </w:r>
-      <w:proofErr w:type="spellEnd"/>
-      <w:proofErr w:type="gramEnd"/>
-      <w:r>
-        <w:rPr>
-          <w:sz w:val="24"/>
-        </w:rPr>
-        <w:t xml:space="preserve"> </w:t>
-      </w:r>
-      <w:proofErr w:type="spellStart"/>
-      <w:r>
-        <w:rPr>
-          <w:sz w:val="24"/>
-        </w:rPr>
-        <w:t>astar_</w:t>
-      </w:r>
-      <w:proofErr w:type="gramStart"/>
-      <w:r>
-        <w:rPr>
-          <w:sz w:val="24"/>
-        </w:rPr>
-        <w:t>search.o</w:t>
-      </w:r>
-      <w:proofErr w:type="spellEnd"/>
-      <w:proofErr w:type="gramEnd"/>
-      <w:r>
-        <w:rPr>
-          <w:sz w:val="24"/>
-        </w:rPr>
-        <w:t xml:space="preserve"> </w:t>
-      </w:r>
-      <w:proofErr w:type="spellStart"/>
-      <w:proofErr w:type="gramStart"/>
-      <w:r>
-        <w:rPr>
-          <w:sz w:val="24"/>
-        </w:rPr>
-        <w:t>npc.o</w:t>
-      </w:r>
-      <w:proofErr w:type="spellEnd"/>
-      <w:proofErr w:type="gramEnd"/>
-      <w:r>
-        <w:rPr>
-          <w:sz w:val="24"/>
-        </w:rPr>
-        <w:t xml:space="preserve"> </w:t>
-      </w:r>
-      <w:proofErr w:type="spellStart"/>
-      <w:proofErr w:type="gramStart"/>
-      <w:r>
-        <w:rPr>
-          <w:sz w:val="24"/>
-        </w:rPr>
-        <w:t>cam.o</w:t>
-      </w:r>
-      <w:proofErr w:type="spellEnd"/>
-      <w:proofErr w:type="gramEnd"/>
-      <w:r>
-        <w:rPr>
-          <w:sz w:val="24"/>
-        </w:rPr>
-        <w:t xml:space="preserve"> </w:t>
-      </w:r>
-      <w:proofErr w:type="spellStart"/>
-      <w:proofErr w:type="gramStart"/>
-      <w:r>
-        <w:rPr>
-          <w:sz w:val="24"/>
-        </w:rPr>
-        <w:t>audio.o</w:t>
-      </w:r>
-      <w:proofErr w:type="spellEnd"/>
-      <w:proofErr w:type="gramEnd"/>
-      <w:r>
-        <w:rPr>
-          <w:sz w:val="24"/>
-        </w:rPr>
-        <w:t xml:space="preserve"> -L./</w:t>
-      </w:r>
-      <w:proofErr w:type="spellStart"/>
-      <w:r>
-        <w:rPr>
-          <w:sz w:val="24"/>
-        </w:rPr>
-        <w:t>raylib_2</w:t>
-      </w:r>
-      <w:proofErr w:type="spellEnd"/>
-      <w:r>
-        <w:rPr>
-          <w:sz w:val="24"/>
-        </w:rPr>
-        <w:t>/lib -</w:t>
-      </w:r>
-      <w:proofErr w:type="spellStart"/>
-      <w:proofErr w:type="gramStart"/>
-      <w:r>
-        <w:rPr>
-          <w:sz w:val="24"/>
-        </w:rPr>
-        <w:t>l:libraylib</w:t>
-      </w:r>
-      <w:proofErr w:type="gramEnd"/>
-      <w:r>
-        <w:rPr>
-          <w:sz w:val="24"/>
-        </w:rPr>
-        <w:t>.a</w:t>
-      </w:r>
-      <w:proofErr w:type="spellEnd"/>
-      <w:r>
-        <w:rPr>
-          <w:sz w:val="24"/>
-        </w:rPr>
-        <w:t xml:space="preserve"> -</w:t>
-      </w:r>
-      <w:proofErr w:type="spellStart"/>
-      <w:r>
-        <w:rPr>
-          <w:sz w:val="24"/>
-        </w:rPr>
-        <w:t>lopengl32</w:t>
-      </w:r>
-      <w:proofErr w:type="spellEnd"/>
-      <w:r>
-        <w:rPr>
-          <w:sz w:val="24"/>
-        </w:rPr>
-        <w:t xml:space="preserve"> -</w:t>
-      </w:r>
-      <w:proofErr w:type="spellStart"/>
-      <w:r>
-        <w:rPr>
-          <w:sz w:val="24"/>
-        </w:rPr>
-        <w:t>lgdi32</w:t>
-      </w:r>
-      <w:proofErr w:type="spellEnd"/>
-      <w:r>
-        <w:rPr>
-          <w:sz w:val="24"/>
-        </w:rPr>
-        <w:t xml:space="preserve"> -</w:t>
-      </w:r>
-      <w:proofErr w:type="spellStart"/>
-      <w:r>
-        <w:rPr>
-          <w:sz w:val="24"/>
-        </w:rPr>
-        <w:t>lwinmm</w:t>
-      </w:r>
-      <w:proofErr w:type="spellEnd"/>
-      <w:r>
-        <w:rPr>
-          <w:sz w:val="24"/>
-        </w:rPr>
-        <w:t xml:space="preserve"> -</w:t>
-      </w:r>
-      <w:proofErr w:type="spellStart"/>
-      <w:r>
-        <w:rPr>
-          <w:sz w:val="24"/>
-        </w:rPr>
-        <w:t>luser32</w:t>
-      </w:r>
-      <w:proofErr w:type="spellEnd"/>
-      <w:r>
-        <w:rPr>
-          <w:sz w:val="24"/>
-        </w:rPr>
-        <w:t xml:space="preserve"> -</w:t>
-      </w:r>
-      <w:proofErr w:type="spellStart"/>
-      <w:r>
-        <w:rPr>
-          <w:sz w:val="24"/>
-        </w:rPr>
-        <w:t>lkernel32</w:t>
-      </w:r>
-      <w:proofErr w:type="spellEnd"/>
-      <w:r>
-        <w:rPr>
-          <w:sz w:val="24"/>
-        </w:rPr>
-        <w:t xml:space="preserve"> -</w:t>
-      </w:r>
-      <w:proofErr w:type="spellStart"/>
-      <w:r>
-        <w:rPr>
-          <w:sz w:val="24"/>
-        </w:rPr>
-        <w:t>lshell32</w:t>
-      </w:r>
-      <w:proofErr w:type="spellEnd"/>
-      <w:r>
-        <w:rPr>
-          <w:sz w:val="24"/>
-        </w:rPr>
-        <w:t xml:space="preserve"> -o game.exe</w:t>
+          <w:lang w:val="en-US"/>
+        </w:rPr>
+        <w:t>lX11</w:t>
+      </w:r>
+      <w:proofErr w:type="spellEnd"/>
+      <w:r>
+        <w:rPr>
+          <w:sz w:val="24"/>
+          <w:lang w:val="en-US"/>
+        </w:rPr>
+        <w:t xml:space="preserve"> -o game</w:t>
       </w:r>
     </w:p>
     <w:p>
@@ -5572,315 +5991,12 @@
         <w:rPr>
           <w:lang w:val="en-US"/>
         </w:rPr>
-        <w:t>LINUX</w:t>
-      </w:r>
-      <w:r>
-        <w:rPr>
-          <w:lang w:val="en-US"/>
-        </w:rPr>
-        <w:t xml:space="preserve"> </w:t>
-      </w:r>
-    </w:p>
-    <w:p>
-      <w:pPr>
-        <w:rPr>
-          <w:sz w:val="24"/>
-        </w:rPr>
-      </w:pPr>
-      <w:proofErr w:type="spellStart"/>
-      <w:r>
-        <w:rPr>
-          <w:sz w:val="24"/>
-        </w:rPr>
-        <w:t>gcc</w:t>
-      </w:r>
-      <w:proofErr w:type="spellEnd"/>
-      <w:r>
-        <w:rPr>
-          <w:sz w:val="24"/>
-        </w:rPr>
-        <w:t xml:space="preserve"> </w:t>
-      </w:r>
-      <w:proofErr w:type="spellStart"/>
-      <w:proofErr w:type="gramStart"/>
-      <w:r>
-        <w:rPr>
-          <w:sz w:val="24"/>
-        </w:rPr>
-        <w:t>main.o</w:t>
-      </w:r>
-      <w:proofErr w:type="spellEnd"/>
-      <w:proofErr w:type="gramEnd"/>
-      <w:r>
-        <w:rPr>
-          <w:sz w:val="24"/>
-        </w:rPr>
-        <w:t xml:space="preserve"> </w:t>
-      </w:r>
-      <w:proofErr w:type="spellStart"/>
-      <w:proofErr w:type="gramStart"/>
-      <w:r>
-        <w:rPr>
-          <w:sz w:val="24"/>
-        </w:rPr>
-        <w:t>layout.o</w:t>
-      </w:r>
-      <w:proofErr w:type="spellEnd"/>
-      <w:proofErr w:type="gramEnd"/>
-      <w:r>
-        <w:rPr>
-          <w:sz w:val="24"/>
-        </w:rPr>
-        <w:t xml:space="preserve"> </w:t>
-      </w:r>
-      <w:proofErr w:type="spellStart"/>
-      <w:r>
-        <w:rPr>
-          <w:sz w:val="24"/>
-        </w:rPr>
-        <w:t>player_</w:t>
-      </w:r>
-      <w:proofErr w:type="gramStart"/>
-      <w:r>
-        <w:rPr>
-          <w:sz w:val="24"/>
-        </w:rPr>
-        <w:t>movement.o</w:t>
-      </w:r>
-      <w:proofErr w:type="spellEnd"/>
-      <w:proofErr w:type="gramEnd"/>
-      <w:r>
-        <w:rPr>
-          <w:sz w:val="24"/>
-        </w:rPr>
-        <w:t xml:space="preserve"> </w:t>
-      </w:r>
-      <w:proofErr w:type="spellStart"/>
-      <w:proofErr w:type="gramStart"/>
-      <w:r>
-        <w:rPr>
-          <w:sz w:val="24"/>
-        </w:rPr>
-        <w:t>draw.o</w:t>
-      </w:r>
-      <w:proofErr w:type="spellEnd"/>
-      <w:proofErr w:type="gramEnd"/>
-      <w:r>
-        <w:rPr>
-          <w:sz w:val="24"/>
-        </w:rPr>
-        <w:t xml:space="preserve"> </w:t>
-      </w:r>
-      <w:proofErr w:type="spellStart"/>
-      <w:proofErr w:type="gramStart"/>
-      <w:r>
-        <w:rPr>
-          <w:sz w:val="24"/>
-        </w:rPr>
-        <w:t>gamehandling.o</w:t>
-      </w:r>
-      <w:proofErr w:type="spellEnd"/>
-      <w:proofErr w:type="gramEnd"/>
-      <w:r>
-        <w:rPr>
-          <w:sz w:val="24"/>
-        </w:rPr>
-        <w:t xml:space="preserve"> </w:t>
-      </w:r>
-      <w:proofErr w:type="spellStart"/>
-      <w:r>
-        <w:rPr>
-          <w:sz w:val="24"/>
-        </w:rPr>
-        <w:t>astar_</w:t>
-      </w:r>
-      <w:proofErr w:type="gramStart"/>
-      <w:r>
-        <w:rPr>
-          <w:sz w:val="24"/>
-        </w:rPr>
-        <w:t>search.o</w:t>
-      </w:r>
-      <w:proofErr w:type="spellEnd"/>
-      <w:proofErr w:type="gramEnd"/>
-      <w:r>
-        <w:rPr>
-          <w:sz w:val="24"/>
-        </w:rPr>
-        <w:t xml:space="preserve"> </w:t>
-      </w:r>
-      <w:proofErr w:type="spellStart"/>
-      <w:proofErr w:type="gramStart"/>
-      <w:r>
-        <w:rPr>
-          <w:sz w:val="24"/>
-        </w:rPr>
-        <w:t>npc.o</w:t>
-      </w:r>
-      <w:proofErr w:type="spellEnd"/>
-      <w:proofErr w:type="gramEnd"/>
-      <w:r>
-        <w:rPr>
-          <w:sz w:val="24"/>
-        </w:rPr>
-        <w:t xml:space="preserve"> </w:t>
-      </w:r>
-      <w:proofErr w:type="spellStart"/>
-      <w:proofErr w:type="gramStart"/>
-      <w:r>
-        <w:rPr>
-          <w:sz w:val="24"/>
-        </w:rPr>
-        <w:t>cam.o</w:t>
-      </w:r>
-      <w:proofErr w:type="spellEnd"/>
-      <w:proofErr w:type="gramEnd"/>
-      <w:r>
-        <w:rPr>
-          <w:sz w:val="24"/>
-        </w:rPr>
-        <w:t xml:space="preserve"> </w:t>
-      </w:r>
-      <w:proofErr w:type="spellStart"/>
-      <w:proofErr w:type="gramStart"/>
-      <w:r>
-        <w:rPr>
-          <w:sz w:val="24"/>
-        </w:rPr>
-        <w:t>audio.o</w:t>
-      </w:r>
-      <w:proofErr w:type="spellEnd"/>
-      <w:proofErr w:type="gramEnd"/>
-      <w:r>
-        <w:rPr>
-          <w:sz w:val="24"/>
-        </w:rPr>
-        <w:t xml:space="preserve"> -L./</w:t>
-      </w:r>
-      <w:proofErr w:type="spellStart"/>
-      <w:r>
-        <w:rPr>
-          <w:sz w:val="24"/>
-        </w:rPr>
-        <w:t>raylib_2</w:t>
-      </w:r>
-      <w:proofErr w:type="spellEnd"/>
-      <w:r>
-        <w:rPr>
-          <w:sz w:val="24"/>
-        </w:rPr>
-        <w:t>/lib -</w:t>
-      </w:r>
-      <w:proofErr w:type="spellStart"/>
-      <w:r>
-        <w:rPr>
-          <w:sz w:val="24"/>
-        </w:rPr>
-        <w:t>lraylib</w:t>
-      </w:r>
-      <w:proofErr w:type="spellEnd"/>
-      <w:r>
-        <w:rPr>
-          <w:sz w:val="24"/>
-        </w:rPr>
-        <w:t xml:space="preserve"> -</w:t>
-      </w:r>
-      <w:proofErr w:type="spellStart"/>
-      <w:r>
-        <w:rPr>
-          <w:sz w:val="24"/>
-        </w:rPr>
-        <w:t>lGL</w:t>
-      </w:r>
-      <w:proofErr w:type="spellEnd"/>
-      <w:r>
-        <w:rPr>
-          <w:sz w:val="24"/>
-        </w:rPr>
-        <w:t xml:space="preserve"> -</w:t>
-      </w:r>
-      <w:proofErr w:type="spellStart"/>
-      <w:r>
-        <w:rPr>
-          <w:sz w:val="24"/>
-        </w:rPr>
-        <w:t>lm</w:t>
-      </w:r>
-      <w:proofErr w:type="spellEnd"/>
-      <w:r>
-        <w:rPr>
-          <w:sz w:val="24"/>
-        </w:rPr>
-        <w:t xml:space="preserve"> -</w:t>
-      </w:r>
-      <w:proofErr w:type="spellStart"/>
-      <w:r>
-        <w:rPr>
-          <w:sz w:val="24"/>
-        </w:rPr>
-        <w:t>lpthread</w:t>
-      </w:r>
-      <w:proofErr w:type="spellEnd"/>
-      <w:r>
-        <w:rPr>
-          <w:sz w:val="24"/>
-        </w:rPr>
-        <w:t xml:space="preserve"> -</w:t>
-      </w:r>
-      <w:proofErr w:type="spellStart"/>
-      <w:r>
-        <w:rPr>
-          <w:sz w:val="24"/>
-        </w:rPr>
-        <w:t>ldl</w:t>
-      </w:r>
-      <w:proofErr w:type="spellEnd"/>
-      <w:r>
-        <w:rPr>
-          <w:sz w:val="24"/>
-        </w:rPr>
-        <w:t xml:space="preserve"> -</w:t>
-      </w:r>
-      <w:proofErr w:type="spellStart"/>
-      <w:r>
-        <w:rPr>
-          <w:sz w:val="24"/>
-        </w:rPr>
-        <w:t>lrt</w:t>
-      </w:r>
-      <w:proofErr w:type="spellEnd"/>
-      <w:r>
-        <w:rPr>
-          <w:sz w:val="24"/>
-        </w:rPr>
-        <w:t xml:space="preserve"> -</w:t>
-      </w:r>
-      <w:proofErr w:type="spellStart"/>
-      <w:r>
-        <w:rPr>
-          <w:sz w:val="24"/>
-        </w:rPr>
-        <w:t>lX11</w:t>
-      </w:r>
-      <w:proofErr w:type="spellEnd"/>
-      <w:r>
-        <w:rPr>
-          <w:sz w:val="24"/>
-        </w:rPr>
-        <w:t xml:space="preserve"> -o game</w:t>
-      </w:r>
-    </w:p>
-    <w:p>
-      <w:pPr>
-        <w:pStyle w:val="4"/>
-      </w:pPr>
-      <w:r>
-        <w:rPr>
-          <w:lang w:val="en-US"/>
-        </w:rPr>
         <w:t>Mac</w:t>
       </w:r>
       <w:r>
+        <w:rPr>
+          <w:lang w:val="en-US"/>
+        </w:rPr>
         <w:t xml:space="preserve"> </w:t>
       </w:r>
       <w:proofErr w:type="spellStart"/>
@@ -5901,6 +6017,7 @@
           <w:iCs w:val="0"/>
           <w:color w:val="000000"/>
           <w:sz w:val="24"/>
+          <w:lang w:val="en-US"/>
         </w:rPr>
       </w:pPr>
       <w:proofErr w:type="spellStart"/>
@@ -5911,6 +6028,7 @@
           <w:iCs w:val="0"/>
           <w:color w:val="000000"/>
           <w:sz w:val="24"/>
+          <w:lang w:val="en-US"/>
         </w:rPr>
         <w:t>gcc</w:t>
       </w:r>
@@ -5922,10 +6040,12 @@
           <w:iCs w:val="0"/>
           <w:color w:val="000000"/>
           <w:sz w:val="24"/>
+          <w:lang w:val="en-US"/>
         </w:rPr>
         <w:t xml:space="preserve"> </w:t>
       </w:r>
       <w:proofErr w:type="spellStart"/>
+      <w:proofErr w:type="gramStart"/>
       <w:r>
         <w:rPr>
           <w:rFonts w:ascii="Segoe UI" w:eastAsia="Segoe UI" w:hAnsi="Segoe UI" w:cs="Segoe UI"/>
@@ -5933,10 +6053,12 @@
           <w:iCs w:val="0"/>
           <w:color w:val="000000"/>
           <w:sz w:val="24"/>
+          <w:lang w:val="en-US"/>
         </w:rPr>
         <w:t>main.o</w:t>
       </w:r>
       <w:proofErr w:type="spellEnd"/>
+      <w:proofErr w:type="gramEnd"/>
       <w:r>
         <w:rPr>
           <w:rFonts w:ascii="Segoe UI" w:eastAsia="Segoe UI" w:hAnsi="Segoe UI" w:cs="Segoe UI"/>
@@ -5944,10 +6066,12 @@
           <w:iCs w:val="0"/>
           <w:color w:val="000000"/>
           <w:sz w:val="24"/>
+          <w:lang w:val="en-US"/>
         </w:rPr>
         <w:t xml:space="preserve"> </w:t>
       </w:r>
       <w:proofErr w:type="spellStart"/>
+      <w:proofErr w:type="gramStart"/>
       <w:r>
         <w:rPr>
           <w:rFonts w:ascii="Segoe UI" w:eastAsia="Segoe UI" w:hAnsi="Segoe UI" w:cs="Segoe UI"/>
@@ -5955,10 +6079,12 @@
           <w:iCs w:val="0"/>
           <w:color w:val="000000"/>
           <w:sz w:val="24"/>
+          <w:lang w:val="en-US"/>
         </w:rPr>
         <w:t>layout.o</w:t>
       </w:r>
       <w:proofErr w:type="spellEnd"/>
+      <w:proofErr w:type="gramEnd"/>
       <w:r>
         <w:rPr>
           <w:rFonts w:ascii="Segoe UI" w:eastAsia="Segoe UI" w:hAnsi="Segoe UI" w:cs="Segoe UI"/>
@@ -5966,6 +6092,7 @@
           <w:iCs w:val="0"/>
           <w:color w:val="000000"/>
           <w:sz w:val="24"/>
+          <w:lang w:val="en-US"/>
         </w:rPr>
         <w:t xml:space="preserve"> </w:t>
       </w:r>
@@ -5977,10 +6104,11 @@
           <w:iCs w:val="0"/>
           <w:color w:val="000000"/>
           <w:sz w:val="24"/>
-        </w:rPr>
-        <w:t>player_movement.o</w:t>
-      </w:r>
-      <w:proofErr w:type="spellEnd"/>
+          <w:lang w:val="en-US"/>
+        </w:rPr>
+        <w:t>player_</w:t>
+      </w:r>
+      <w:proofErr w:type="gramStart"/>
       <w:r>
         <w:rPr>
           <w:rFonts w:ascii="Segoe UI" w:eastAsia="Segoe UI" w:hAnsi="Segoe UI" w:cs="Segoe UI"/>
@@ -5988,10 +6116,12 @@
           <w:iCs w:val="0"/>
           <w:color w:val="000000"/>
           <w:sz w:val="24"/>
-        </w:rPr>
-        <w:t xml:space="preserve"> </w:t>
-      </w:r>
-      <w:proofErr w:type="spellStart"/>
+          <w:lang w:val="en-US"/>
+        </w:rPr>
+        <w:t>movement.o</w:t>
+      </w:r>
+      <w:proofErr w:type="spellEnd"/>
+      <w:proofErr w:type="gramEnd"/>
       <w:r>
         <w:rPr>
           <w:rFonts w:ascii="Segoe UI" w:eastAsia="Segoe UI" w:hAnsi="Segoe UI" w:cs="Segoe UI"/>
@@ -5999,10 +6129,12 @@
           <w:iCs w:val="0"/>
           <w:color w:val="000000"/>
           <w:sz w:val="24"/>
-        </w:rPr>
-        <w:t>draw.o</w:t>
-      </w:r>
-      <w:proofErr w:type="spellEnd"/>
+          <w:lang w:val="en-US"/>
+        </w:rPr>
+        <w:t xml:space="preserve"> </w:t>
+      </w:r>
+      <w:proofErr w:type="spellStart"/>
+      <w:proofErr w:type="gramStart"/>
       <w:r>
         <w:rPr>
           <w:rFonts w:ascii="Segoe UI" w:eastAsia="Segoe UI" w:hAnsi="Segoe UI" w:cs="Segoe UI"/>
@@ -6010,10 +6142,12 @@
           <w:iCs w:val="0"/>
           <w:color w:val="000000"/>
           <w:sz w:val="24"/>
-        </w:rPr>
-        <w:t xml:space="preserve"> </w:t>
-      </w:r>
-      <w:proofErr w:type="spellStart"/>
+          <w:lang w:val="en-US"/>
+        </w:rPr>
+        <w:t>draw.o</w:t>
+      </w:r>
+      <w:proofErr w:type="spellEnd"/>
+      <w:proofErr w:type="gramEnd"/>
       <w:r>
         <w:rPr>
           <w:rFonts w:ascii="Segoe UI" w:eastAsia="Segoe UI" w:hAnsi="Segoe UI" w:cs="Segoe UI"/>
@@ -6021,10 +6155,12 @@
           <w:iCs w:val="0"/>
           <w:color w:val="000000"/>
           <w:sz w:val="24"/>
-        </w:rPr>
-        <w:t>gamehandling.o</w:t>
-      </w:r>
-      <w:proofErr w:type="spellEnd"/>
+          <w:lang w:val="en-US"/>
+        </w:rPr>
+        <w:t xml:space="preserve"> </w:t>
+      </w:r>
+      <w:proofErr w:type="spellStart"/>
+      <w:proofErr w:type="gramStart"/>
       <w:r>
         <w:rPr>
           <w:rFonts w:ascii="Segoe UI" w:eastAsia="Segoe UI" w:hAnsi="Segoe UI" w:cs="Segoe UI"/>
@@ -6032,10 +6168,12 @@
           <w:iCs w:val="0"/>
           <w:color w:val="000000"/>
           <w:sz w:val="24"/>
-        </w:rPr>
-        <w:t xml:space="preserve"> </w:t>
-      </w:r>
-      <w:proofErr w:type="spellStart"/>
+          <w:lang w:val="en-US"/>
+        </w:rPr>
+        <w:t>gamehandling.o</w:t>
+      </w:r>
+      <w:proofErr w:type="spellEnd"/>
+      <w:proofErr w:type="gramEnd"/>
       <w:r>
         <w:rPr>
           <w:rFonts w:ascii="Segoe UI" w:eastAsia="Segoe UI" w:hAnsi="Segoe UI" w:cs="Segoe UI"/>
@@ -6043,10 +6181,11 @@
           <w:iCs w:val="0"/>
           <w:color w:val="000000"/>
           <w:sz w:val="24"/>
-        </w:rPr>
-        <w:t>astar_search.o</w:t>
-      </w:r>
-      <w:proofErr w:type="spellEnd"/>
+          <w:lang w:val="en-US"/>
+        </w:rPr>
+        <w:t xml:space="preserve"> </w:t>
+      </w:r>
+      <w:proofErr w:type="spellStart"/>
       <w:r>
         <w:rPr>
           <w:rFonts w:ascii="Segoe UI" w:eastAsia="Segoe UI" w:hAnsi="Segoe UI" w:cs="Segoe UI"/>
@@ -6054,10 +6193,11 @@
           <w:iCs w:val="0"/>
           <w:color w:val="000000"/>
           <w:sz w:val="24"/>
-        </w:rPr>
-        <w:t xml:space="preserve"> </w:t>
-      </w:r>
-      <w:proofErr w:type="spellStart"/>
+          <w:lang w:val="en-US"/>
+        </w:rPr>
+        <w:t>astar_</w:t>
+      </w:r>
+      <w:proofErr w:type="gramStart"/>
       <w:r>
         <w:rPr>
           <w:rFonts w:ascii="Segoe UI" w:eastAsia="Segoe UI" w:hAnsi="Segoe UI" w:cs="Segoe UI"/>
@@ -6065,10 +6205,12 @@
           <w:iCs w:val="0"/>
           <w:color w:val="000000"/>
           <w:sz w:val="24"/>
-        </w:rPr>
-        <w:t>npc.o</w:t>
-      </w:r>
-      <w:proofErr w:type="spellEnd"/>
+          <w:lang w:val="en-US"/>
+        </w:rPr>
+        <w:t>search.o</w:t>
+      </w:r>
+      <w:proofErr w:type="spellEnd"/>
+      <w:proofErr w:type="gramEnd"/>
       <w:r>
         <w:rPr>
           <w:rFonts w:ascii="Segoe UI" w:eastAsia="Segoe UI" w:hAnsi="Segoe UI" w:cs="Segoe UI"/>
@@ -6076,10 +6218,12 @@
           <w:iCs w:val="0"/>
           <w:color w:val="000000"/>
           <w:sz w:val="24"/>
+          <w:lang w:val="en-US"/>
         </w:rPr>
         <w:t xml:space="preserve"> </w:t>
       </w:r>
       <w:proofErr w:type="spellStart"/>
+      <w:proofErr w:type="gramStart"/>
       <w:r>
         <w:rPr>
           <w:rFonts w:ascii="Segoe UI" w:eastAsia="Segoe UI" w:hAnsi="Segoe UI" w:cs="Segoe UI"/>
@@ -6087,10 +6231,12 @@
           <w:iCs w:val="0"/>
           <w:color w:val="000000"/>
           <w:sz w:val="24"/>
-        </w:rPr>
-        <w:t>cam.o</w:t>
-      </w:r>
-      <w:proofErr w:type="spellEnd"/>
+          <w:lang w:val="en-US"/>
+        </w:rPr>
+        <w:t>npc.o</w:t>
+      </w:r>
+      <w:proofErr w:type="spellEnd"/>
+      <w:proofErr w:type="gramEnd"/>
       <w:r>
         <w:rPr>
           <w:rFonts w:ascii="Segoe UI" w:eastAsia="Segoe UI" w:hAnsi="Segoe UI" w:cs="Segoe UI"/>
@@ -6098,10 +6244,12 @@
           <w:iCs w:val="0"/>
           <w:color w:val="000000"/>
           <w:sz w:val="24"/>
+          <w:lang w:val="en-US"/>
         </w:rPr>
         <w:t xml:space="preserve"> </w:t>
       </w:r>
       <w:proofErr w:type="spellStart"/>
+      <w:proofErr w:type="gramStart"/>
       <w:r>
         <w:rPr>
           <w:rFonts w:ascii="Segoe UI" w:eastAsia="Segoe UI" w:hAnsi="Segoe UI" w:cs="Segoe UI"/>
@@ -6109,10 +6257,12 @@
           <w:iCs w:val="0"/>
           <w:color w:val="000000"/>
           <w:sz w:val="24"/>
-        </w:rPr>
-        <w:t>audio.o</w:t>
-      </w:r>
-      <w:proofErr w:type="spellEnd"/>
+          <w:lang w:val="en-US"/>
+        </w:rPr>
+        <w:t>cam.o</w:t>
+      </w:r>
+      <w:proofErr w:type="spellEnd"/>
+      <w:proofErr w:type="gramEnd"/>
       <w:r>
         <w:rPr>
           <w:rFonts w:ascii="Segoe UI" w:eastAsia="Segoe UI" w:hAnsi="Segoe UI" w:cs="Segoe UI"/>
@@ -6120,10 +6270,12 @@
           <w:iCs w:val="0"/>
           <w:color w:val="000000"/>
           <w:sz w:val="24"/>
-        </w:rPr>
-        <w:t xml:space="preserve"> -L./</w:t>
-      </w:r>
-      <w:proofErr w:type="spellStart"/>
+          <w:lang w:val="en-US"/>
+        </w:rPr>
+        <w:t xml:space="preserve"> </w:t>
+      </w:r>
+      <w:proofErr w:type="spellStart"/>
+      <w:proofErr w:type="gramStart"/>
       <w:r>
         <w:rPr>
           <w:rFonts w:ascii="Segoe UI" w:eastAsia="Segoe UI" w:hAnsi="Segoe UI" w:cs="Segoe UI"/>
@@ -6131,10 +6283,12 @@
           <w:iCs w:val="0"/>
           <w:color w:val="000000"/>
           <w:sz w:val="24"/>
-        </w:rPr>
-        <w:t>raylib_2</w:t>
-      </w:r>
-      <w:proofErr w:type="spellEnd"/>
+          <w:lang w:val="en-US"/>
+        </w:rPr>
+        <w:t>audio.o</w:t>
+      </w:r>
+      <w:proofErr w:type="spellEnd"/>
+      <w:proofErr w:type="gramEnd"/>
       <w:r>
         <w:rPr>
           <w:rFonts w:ascii="Segoe UI" w:eastAsia="Segoe UI" w:hAnsi="Segoe UI" w:cs="Segoe UI"/>
@@ -6142,8 +6296,9 @@
           <w:iCs w:val="0"/>
           <w:color w:val="000000"/>
           <w:sz w:val="24"/>
-        </w:rPr>
-        <w:t>/lib -</w:t>
+          <w:lang w:val="en-US"/>
+        </w:rPr>
+        <w:t xml:space="preserve"> -L./</w:t>
       </w:r>
       <w:proofErr w:type="spellStart"/>
       <w:r>
@@ -6153,8 +6308,9 @@
           <w:iCs w:val="0"/>
           <w:color w:val="000000"/>
           <w:sz w:val="24"/>
-        </w:rPr>
-        <w:t>lraylib</w:t>
+          <w:lang w:val="en-US"/>
+        </w:rPr>
+        <w:t>raylib_2</w:t>
       </w:r>
       <w:proofErr w:type="spellEnd"/>
       <w:r>
@@ -6164,8 +6320,9 @@
           <w:iCs w:val="0"/>
           <w:color w:val="000000"/>
           <w:sz w:val="24"/>
-        </w:rPr>
-        <w:t xml:space="preserve"> -framework </w:t>
+          <w:lang w:val="en-US"/>
+        </w:rPr>
+        <w:t>/lib -</w:t>
       </w:r>
       <w:proofErr w:type="spellStart"/>
       <w:r>
@@ -6175,8 +6332,9 @@
           <w:iCs w:val="0"/>
           <w:color w:val="000000"/>
           <w:sz w:val="24"/>
-        </w:rPr>
-        <w:t>CoreVideo</w:t>
+          <w:lang w:val="en-US"/>
+        </w:rPr>
+        <w:t>lraylib</w:t>
       </w:r>
       <w:proofErr w:type="spellEnd"/>
       <w:r>
@@ -6186,6 +6344,7 @@
           <w:iCs w:val="0"/>
           <w:color w:val="000000"/>
           <w:sz w:val="24"/>
+          <w:lang w:val="en-US"/>
         </w:rPr>
         <w:t xml:space="preserve"> -framework </w:t>
       </w:r>
@@ -6197,8 +6356,9 @@
           <w:iCs w:val="0"/>
           <w:color w:val="000000"/>
           <w:sz w:val="24"/>
-        </w:rPr>
-        <w:t>IOKit</w:t>
+          <w:lang w:val="en-US"/>
+        </w:rPr>
+        <w:t>CoreVideo</w:t>
       </w:r>
       <w:proofErr w:type="spellEnd"/>
       <w:r>
@@ -6208,24 +6368,65 @@
           <w:iCs w:val="0"/>
           <w:color w:val="000000"/>
           <w:sz w:val="24"/>
-        </w:rPr>
-        <w:t xml:space="preserve"> -framework Cocoa -framework GLUT -framework OpenGL -o game</w:t>
-      </w:r>
+          <w:lang w:val="en-US"/>
+        </w:rPr>
+        <w:t xml:space="preserve"> -framework </w:t>
+      </w:r>
+      <w:proofErr w:type="spellStart"/>
+      <w:r>
+        <w:rPr>
+          <w:rFonts w:ascii="Segoe UI" w:eastAsia="Segoe UI" w:hAnsi="Segoe UI" w:cs="Segoe UI"/>
+          <w:i w:val="0"/>
+          <w:iCs w:val="0"/>
+          <w:color w:val="000000"/>
+          <w:sz w:val="24"/>
+          <w:lang w:val="en-US"/>
+        </w:rPr>
+        <w:t>IOKit</w:t>
+      </w:r>
+      <w:proofErr w:type="spellEnd"/>
+      <w:r>
+        <w:rPr>
+          <w:rFonts w:ascii="Segoe UI" w:eastAsia="Segoe UI" w:hAnsi="Segoe UI" w:cs="Segoe UI"/>
+          <w:i w:val="0"/>
+          <w:iCs w:val="0"/>
+          <w:color w:val="000000"/>
+          <w:sz w:val="24"/>
+          <w:lang w:val="en-US"/>
+        </w:rPr>
+        <w:t xml:space="preserve"> -framework Cocoa -framework GLUT -framework OpenGL -</w:t>
+      </w:r>
+      <w:proofErr w:type="gramStart"/>
+      <w:r>
+        <w:rPr>
+          <w:rFonts w:ascii="Segoe UI" w:eastAsia="Segoe UI" w:hAnsi="Segoe UI" w:cs="Segoe UI"/>
+          <w:i w:val="0"/>
+          <w:iCs w:val="0"/>
+          <w:color w:val="000000"/>
+          <w:sz w:val="24"/>
+          <w:lang w:val="en-US"/>
+        </w:rPr>
+        <w:t>o game</w:t>
+      </w:r>
+      <w:proofErr w:type="gramEnd"/>
     </w:p>
     <w:p>
       <w:pPr>
         <w:pStyle w:val="4"/>
+        <w:rPr>
+          <w:lang w:val="en-US"/>
+        </w:rPr>
       </w:pPr>
     </w:p>
     <w:p>
       <w:pPr>
         <w:pStyle w:val="1"/>
       </w:pPr>
-      <w:bookmarkStart w:id="11" w:name="_Toc219056297"/>
+      <w:bookmarkStart w:id="10" w:name="_Toc219056297"/>
       <w:r>
         <w:t>Οδηγίες εγκατάστασης του εκτελέσιμου αρχείου, των βιβλιοθηκών και των πόρων του προγράμματος</w:t>
       </w:r>
-      <w:bookmarkEnd w:id="11"/>
+      <w:bookmarkEnd w:id="10"/>
     </w:p>
     <w:p>
       <w:pPr>
@@ -6258,7 +6459,7 @@
       <w:pPr>
         <w:pStyle w:val="2"/>
       </w:pPr>
-      <w:bookmarkStart w:id="12" w:name="_Toc219056298"/>
+      <w:bookmarkStart w:id="11" w:name="_Toc219056298"/>
       <w:r>
         <w:lastRenderedPageBreak/>
         <w:t xml:space="preserve">Για </w:t>
@@ -6281,7 +6482,7 @@
         </w:rPr>
         <w:t>Mac</w:t>
       </w:r>
-      <w:bookmarkEnd w:id="12"/>
+      <w:bookmarkEnd w:id="11"/>
     </w:p>
     <w:p>
       <w:pPr>
@@ -6425,139 +6626,136 @@
     <w:p>
       <w:pPr>
         <w:pStyle w:val="1"/>
-        <w:rPr>
-          <w:lang w:val="en-US"/>
-        </w:rPr>
-      </w:pPr>
-      <w:bookmarkStart w:id="13" w:name="_Toc219056299"/>
+      </w:pPr>
+      <w:bookmarkStart w:id="12" w:name="_Toc219056299"/>
       <w:r>
         <w:t>Οδηγίες εκτέλεσης του προγράμματος</w:t>
       </w:r>
+      <w:bookmarkEnd w:id="12"/>
+    </w:p>
+    <w:p>
+      <w:pPr>
+        <w:pStyle w:val="2"/>
+      </w:pPr>
+      <w:bookmarkStart w:id="13" w:name="_Toc219056300"/>
+      <w:r>
+        <w:t xml:space="preserve">Εκτελέστε το αρχείο </w:t>
+      </w:r>
+      <w:r>
+        <w:rPr>
+          <w:lang w:val="en-US"/>
+        </w:rPr>
+        <w:t>game</w:t>
+      </w:r>
+      <w:r>
+        <w:t xml:space="preserve"> </w:t>
+      </w:r>
+      <w:r>
+        <w:t xml:space="preserve">ή </w:t>
+      </w:r>
+      <w:r>
+        <w:rPr>
+          <w:lang w:val="en-US"/>
+        </w:rPr>
+        <w:t>game</w:t>
+      </w:r>
+      <w:r>
+        <w:t>.</w:t>
+      </w:r>
+      <w:r>
+        <w:rPr>
+          <w:lang w:val="en-US"/>
+        </w:rPr>
+        <w:t>exe</w:t>
+      </w:r>
       <w:bookmarkEnd w:id="13"/>
     </w:p>
     <w:p>
       <w:pPr>
-        <w:pStyle w:val="2"/>
-      </w:pPr>
-      <w:bookmarkStart w:id="14" w:name="_Toc219056300"/>
-      <w:r>
-        <w:t xml:space="preserve">Εκτελέστε το αρχείο </w:t>
-      </w:r>
+        <w:pStyle w:val="3"/>
+        <w:rPr>
+          <w:lang w:val="en-US"/>
+        </w:rPr>
+      </w:pPr>
+      <w:bookmarkStart w:id="14" w:name="_Toc219056301"/>
+      <w:r>
+        <w:rPr>
+          <w:lang w:val="en-US"/>
+        </w:rPr>
+        <w:t>WINDOWS</w:t>
+      </w:r>
+      <w:bookmarkEnd w:id="14"/>
+    </w:p>
+    <w:p>
+      <w:pPr>
+        <w:rPr>
+          <w:lang w:val="en-US"/>
+        </w:rPr>
+      </w:pPr>
+      <w:r>
+        <w:rPr>
+          <w:lang w:val="en-US"/>
+        </w:rPr>
+        <w:t>.\game.exe</w:t>
+      </w:r>
+    </w:p>
+    <w:p>
+      <w:pPr>
+        <w:pStyle w:val="3"/>
+        <w:rPr>
+          <w:lang w:val="en-US"/>
+        </w:rPr>
+      </w:pPr>
+      <w:bookmarkStart w:id="15" w:name="_Toc219056302"/>
+      <w:r>
+        <w:rPr>
+          <w:lang w:val="en-US"/>
+        </w:rPr>
+        <w:t xml:space="preserve">Linux &amp; Mac </w:t>
+      </w:r>
+      <w:proofErr w:type="spellStart"/>
+      <w:r>
+        <w:rPr>
+          <w:lang w:val="en-US"/>
+        </w:rPr>
+        <w:t>Os</w:t>
+      </w:r>
+      <w:bookmarkEnd w:id="15"/>
+      <w:proofErr w:type="spellEnd"/>
+    </w:p>
+    <w:p>
+      <w:pPr>
+        <w:rPr>
+          <w:lang w:val="en-US"/>
+        </w:rPr>
+      </w:pPr>
+      <w:proofErr w:type="gramStart"/>
+      <w:r>
+        <w:rPr>
+          <w:lang w:val="en-US"/>
+        </w:rPr>
+        <w:t>./</w:t>
+      </w:r>
+      <w:proofErr w:type="gramEnd"/>
       <w:r>
         <w:rPr>
           <w:lang w:val="en-US"/>
         </w:rPr>
         <w:t>game</w:t>
       </w:r>
-      <w:r>
-        <w:t xml:space="preserve"> </w:t>
-      </w:r>
-      <w:r>
-        <w:t xml:space="preserve">ή </w:t>
-      </w:r>
-      <w:r>
-        <w:rPr>
-          <w:lang w:val="en-US"/>
-        </w:rPr>
-        <w:t>game</w:t>
-      </w:r>
-      <w:r>
-        <w:t>.</w:t>
-      </w:r>
-      <w:r>
-        <w:rPr>
-          <w:lang w:val="en-US"/>
-        </w:rPr>
-        <w:t>exe</w:t>
-      </w:r>
-      <w:bookmarkEnd w:id="14"/>
-    </w:p>
-    <w:p>
-      <w:pPr>
-        <w:pStyle w:val="3"/>
-        <w:rPr>
-          <w:lang w:val="en-US"/>
-        </w:rPr>
-      </w:pPr>
-      <w:bookmarkStart w:id="15" w:name="_Toc219056301"/>
-      <w:r>
-        <w:rPr>
-          <w:lang w:val="en-US"/>
-        </w:rPr>
-        <w:t>WINDOWS</w:t>
-      </w:r>
-      <w:bookmarkEnd w:id="15"/>
-    </w:p>
-    <w:p>
-      <w:pPr>
-        <w:rPr>
-          <w:lang w:val="en-US"/>
-        </w:rPr>
-      </w:pPr>
-      <w:r>
-        <w:rPr>
-          <w:lang w:val="en-US"/>
-        </w:rPr>
-        <w:t>.\game.exe</w:t>
-      </w:r>
-    </w:p>
-    <w:p>
-      <w:pPr>
-        <w:pStyle w:val="3"/>
-        <w:rPr>
-          <w:lang w:val="en-US"/>
-        </w:rPr>
-      </w:pPr>
-      <w:bookmarkStart w:id="16" w:name="_Toc219056302"/>
-      <w:r>
-        <w:rPr>
-          <w:lang w:val="en-US"/>
-        </w:rPr>
-        <w:t xml:space="preserve">Linux &amp; Mac </w:t>
-      </w:r>
-      <w:proofErr w:type="spellStart"/>
-      <w:r>
-        <w:rPr>
-          <w:lang w:val="en-US"/>
-        </w:rPr>
-        <w:t>Os</w:t>
+    </w:p>
+    <w:p>
+      <w:pPr>
+        <w:pStyle w:val="1"/>
+        <w:rPr>
+          <w:sz w:val="24"/>
+        </w:rPr>
+      </w:pPr>
+      <w:bookmarkStart w:id="16" w:name="_Toc219056303"/>
+      <w:r>
+        <w:t>Οδηγίες χειρισμού του λογισμικού</w:t>
       </w:r>
       <w:bookmarkEnd w:id="16"/>
-      <w:proofErr w:type="spellEnd"/>
-    </w:p>
-    <w:p>
-      <w:pPr>
-        <w:rPr>
-          <w:lang w:val="en-US"/>
-        </w:rPr>
-      </w:pPr>
-      <w:proofErr w:type="gramStart"/>
-      <w:r>
-        <w:rPr>
-          <w:lang w:val="en-US"/>
-        </w:rPr>
-        <w:t>./</w:t>
-      </w:r>
-      <w:proofErr w:type="gramEnd"/>
-      <w:r>
-        <w:rPr>
-          <w:lang w:val="en-US"/>
-        </w:rPr>
-        <w:t>game</w:t>
-      </w:r>
-    </w:p>
-    <w:p>
-      <w:pPr>
-        <w:pStyle w:val="1"/>
-        <w:rPr>
-          <w:sz w:val="24"/>
-        </w:rPr>
-      </w:pPr>
-      <w:bookmarkStart w:id="17" w:name="_Toc219056303"/>
-      <w:r>
-        <w:t>Οδηγίες χειρισμού του λογισμικού</w:t>
-      </w:r>
-      <w:bookmarkEnd w:id="17"/>
     </w:p>
     <w:p>
       <w:pPr>
@@ -6846,22 +7044,22 @@
       <w:pPr>
         <w:pStyle w:val="1"/>
       </w:pPr>
-      <w:bookmarkStart w:id="18" w:name="_Toc219056304"/>
+      <w:bookmarkStart w:id="17" w:name="_Toc219056304"/>
       <w:r>
         <w:lastRenderedPageBreak/>
         <w:t>Εξέλιξη του έργου</w:t>
       </w:r>
+      <w:bookmarkEnd w:id="17"/>
+    </w:p>
+    <w:p>
+      <w:pPr>
+        <w:pStyle w:val="2"/>
+      </w:pPr>
+      <w:bookmarkStart w:id="18" w:name="_Toc219056305"/>
+      <w:r>
+        <w:t>Φάση 1: Αρχική Σχεδίαση και Επαναπροσδιορισμός Μηχανισμών Κίνησης</w:t>
+      </w:r>
       <w:bookmarkEnd w:id="18"/>
-    </w:p>
-    <w:p>
-      <w:pPr>
-        <w:pStyle w:val="2"/>
-      </w:pPr>
-      <w:bookmarkStart w:id="19" w:name="_Toc219056305"/>
-      <w:r>
-        <w:t>Φάση 1: Αρχική Σχεδίαση και Επαναπροσδιορισμός Μηχανισμών Κίνησης</w:t>
-      </w:r>
-      <w:bookmarkEnd w:id="19"/>
     </w:p>
     <w:p>
       <w:pPr>
@@ -7101,24 +7299,14 @@
                             <w:r>
                               <w:t xml:space="preserve">Εικόνα </w:t>
                             </w:r>
-                            <w:r>
-                              <w:fldChar w:fldCharType="begin"/>
-                            </w:r>
-                            <w:r>
-                              <w:instrText xml:space="preserve"> SEQ Εικόνα \* ARABIC </w:instrText>
-                            </w:r>
-                            <w:r>
-                              <w:fldChar w:fldCharType="separate"/>
-                            </w:r>
-                            <w:r>
-                              <w:rPr>
-                                <w:noProof/>
-                              </w:rPr>
-                              <w:t>1</w:t>
-                            </w:r>
-                            <w:r>
-                              <w:fldChar w:fldCharType="end"/>
-                            </w:r>
+                            <w:fldSimple w:instr=" SEQ Εικόνα \* ARABIC ">
+                              <w:r>
+                                <w:rPr>
+                                  <w:noProof/>
+                                </w:rPr>
+                                <w:t>1</w:t>
+                              </w:r>
+                            </w:fldSimple>
                             <w:r>
                               <w:t>: Πρώτη Έκδοση του παιχνιδιού με παγκόσμιο χάρτη</w:t>
                             </w:r>
@@ -7156,24 +7344,14 @@
                       <w:r>
                         <w:t xml:space="preserve">Εικόνα </w:t>
                       </w:r>
-                      <w:r>
-                        <w:fldChar w:fldCharType="begin"/>
-                      </w:r>
-                      <w:r>
-                        <w:instrText xml:space="preserve"> SEQ Εικόνα \* ARABIC </w:instrText>
-                      </w:r>
-                      <w:r>
-                        <w:fldChar w:fldCharType="separate"/>
-                      </w:r>
-                      <w:r>
-                        <w:rPr>
-                          <w:noProof/>
-                        </w:rPr>
-                        <w:t>1</w:t>
-                      </w:r>
-                      <w:r>
-                        <w:fldChar w:fldCharType="end"/>
-                      </w:r>
+                      <w:fldSimple w:instr=" SEQ Εικόνα \* ARABIC ">
+                        <w:r>
+                          <w:rPr>
+                            <w:noProof/>
+                          </w:rPr>
+                          <w:t>1</w:t>
+                        </w:r>
+                      </w:fldSimple>
                       <w:r>
                         <w:t>: Πρώτη Έκδοση του παιχνιδιού με παγκόσμιο χάρτη</w:t>
                       </w:r>
@@ -7188,6 +7366,7 @@
       </w:r>
       <w:r>
         <w:rPr>
+          <w:noProof/>
           <w:sz w:val="24"/>
         </w:rPr>
         <w:drawing>
@@ -7239,11 +7418,11 @@
       <w:pPr>
         <w:pStyle w:val="2"/>
       </w:pPr>
-      <w:bookmarkStart w:id="20" w:name="_Toc219056306"/>
+      <w:bookmarkStart w:id="19" w:name="_Toc219056306"/>
       <w:r>
         <w:t>Φάση 2: Βασική Λειτουργικότητα και Αλγόριθμοι Διαδρομής</w:t>
       </w:r>
-      <w:bookmarkEnd w:id="20"/>
+      <w:bookmarkEnd w:id="19"/>
     </w:p>
     <w:p>
       <w:pPr>
@@ -7460,34 +7639,19 @@
                             <w:r>
                               <w:t xml:space="preserve">Εικόνα </w:t>
                             </w:r>
-                            <w:r>
-                              <w:fldChar w:fldCharType="begin"/>
-                            </w:r>
-                            <w:r>
-                              <w:instrText xml:space="preserve"> SEQ Εικόνα \* ARABIC </w:instrText>
-                            </w:r>
-                            <w:r>
-                              <w:fldChar w:fldCharType="separate"/>
-                            </w:r>
-                            <w:r>
-                              <w:rPr>
-                                <w:noProof/>
-                              </w:rPr>
-                              <w:t>2</w:t>
-                            </w:r>
-                            <w:r>
-                              <w:fldChar w:fldCharType="end"/>
-                            </w:r>
+                            <w:fldSimple w:instr=" SEQ Εικόνα \* ARABIC ">
+                              <w:r>
+                                <w:rPr>
+                                  <w:noProof/>
+                                </w:rPr>
+                                <w:t>2</w:t>
+                              </w:r>
+                            </w:fldSimple>
                             <w:r>
                               <w:t xml:space="preserve">: </w:t>
                             </w:r>
-                            <w:proofErr w:type="spellStart"/>
                             <w:r>
-                              <w:t>Εκδοση</w:t>
-                            </w:r>
-                            <w:proofErr w:type="spellEnd"/>
-                            <w:r>
-                              <w:t xml:space="preserve"> παιχνιδιού για δοκιμή αλγορίθμων</w:t>
+                              <w:t>Εκδοση παιχνιδιού για δοκιμή αλγορίθμων</w:t>
                             </w:r>
                           </w:p>
                         </w:txbxContent>
@@ -7519,34 +7683,19 @@
                       <w:r>
                         <w:t xml:space="preserve">Εικόνα </w:t>
                       </w:r>
-                      <w:r>
-                        <w:fldChar w:fldCharType="begin"/>
-                      </w:r>
-                      <w:r>
-                        <w:instrText xml:space="preserve"> SEQ Εικόνα \* ARABIC </w:instrText>
-                      </w:r>
-                      <w:r>
-                        <w:fldChar w:fldCharType="separate"/>
-                      </w:r>
-                      <w:r>
-                        <w:rPr>
-                          <w:noProof/>
-                        </w:rPr>
-                        <w:t>2</w:t>
-                      </w:r>
-                      <w:r>
-                        <w:fldChar w:fldCharType="end"/>
-                      </w:r>
+                      <w:fldSimple w:instr=" SEQ Εικόνα \* ARABIC ">
+                        <w:r>
+                          <w:rPr>
+                            <w:noProof/>
+                          </w:rPr>
+                          <w:t>2</w:t>
+                        </w:r>
+                      </w:fldSimple>
                       <w:r>
                         <w:t xml:space="preserve">: </w:t>
                       </w:r>
-                      <w:proofErr w:type="spellStart"/>
                       <w:r>
-                        <w:t>Εκδοση</w:t>
-                      </w:r>
-                      <w:proofErr w:type="spellEnd"/>
-                      <w:r>
-                        <w:t xml:space="preserve"> παιχνιδιού για δοκιμή αλγορίθμων</w:t>
+                        <w:t>Εκδοση παιχνιδιού για δοκιμή αλγορίθμων</w:t>
                       </w:r>
                     </w:p>
                   </w:txbxContent>
@@ -7559,6 +7708,7 @@
       </w:r>
       <w:r>
         <w:rPr>
+          <w:noProof/>
           <w:sz w:val="24"/>
         </w:rPr>
         <w:drawing>
@@ -7635,7 +7785,7 @@
           <w:lang w:val="en-US"/>
         </w:rPr>
       </w:pPr>
-      <w:bookmarkStart w:id="21" w:name="_Toc219056307"/>
+      <w:bookmarkStart w:id="20" w:name="_Toc219056307"/>
       <w:r>
         <w:rPr>
           <w:noProof/>
@@ -7684,24 +7834,14 @@
                             <w:r>
                               <w:t xml:space="preserve">Εικόνα </w:t>
                             </w:r>
-                            <w:r>
-                              <w:fldChar w:fldCharType="begin"/>
-                            </w:r>
-                            <w:r>
-                              <w:instrText xml:space="preserve"> SEQ Εικόνα \* ARABIC </w:instrText>
-                            </w:r>
-                            <w:r>
-                              <w:fldChar w:fldCharType="separate"/>
-                            </w:r>
-                            <w:r>
-                              <w:rPr>
-                                <w:noProof/>
-                              </w:rPr>
-                              <w:t>3</w:t>
-                            </w:r>
-                            <w:r>
-                              <w:fldChar w:fldCharType="end"/>
-                            </w:r>
+                            <w:fldSimple w:instr=" SEQ Εικόνα \* ARABIC ">
+                              <w:r>
+                                <w:rPr>
+                                  <w:noProof/>
+                                </w:rPr>
+                                <w:t>3</w:t>
+                              </w:r>
+                            </w:fldSimple>
                             <w:r>
                               <w:t>: Πρώτη λειτουργική έκδοση με τον Α*</w:t>
                             </w:r>
@@ -7732,24 +7872,14 @@
                       <w:r>
                         <w:t xml:space="preserve">Εικόνα </w:t>
                       </w:r>
-                      <w:r>
-                        <w:fldChar w:fldCharType="begin"/>
-                      </w:r>
-                      <w:r>
-                        <w:instrText xml:space="preserve"> SEQ Εικόνα \* ARABIC </w:instrText>
-                      </w:r>
-                      <w:r>
-                        <w:fldChar w:fldCharType="separate"/>
-                      </w:r>
-                      <w:r>
-                        <w:rPr>
-                          <w:noProof/>
-                        </w:rPr>
-                        <w:t>3</w:t>
-                      </w:r>
-                      <w:r>
-                        <w:fldChar w:fldCharType="end"/>
-                      </w:r>
+                      <w:fldSimple w:instr=" SEQ Εικόνα \* ARABIC ">
+                        <w:r>
+                          <w:rPr>
+                            <w:noProof/>
+                          </w:rPr>
+                          <w:t>3</w:t>
+                        </w:r>
+                      </w:fldSimple>
                       <w:r>
                         <w:t>: Πρώτη λειτουργική έκδοση με τον Α*</w:t>
                       </w:r>
@@ -7764,6 +7894,7 @@
       </w:r>
       <w:r>
         <w:rPr>
+          <w:noProof/>
           <w:lang w:val="en-US"/>
         </w:rPr>
         <w:drawing>
@@ -7816,76 +7947,76 @@
           </wp:anchor>
         </w:drawing>
       </w:r>
+      <w:bookmarkEnd w:id="20"/>
+    </w:p>
+    <w:p>
+      <w:pPr>
+        <w:pStyle w:val="2"/>
+      </w:pPr>
+    </w:p>
+    <w:p>
+      <w:pPr>
+        <w:pStyle w:val="2"/>
+      </w:pPr>
+    </w:p>
+    <w:p>
+      <w:pPr>
+        <w:pStyle w:val="2"/>
+      </w:pPr>
+    </w:p>
+    <w:p>
+      <w:pPr>
+        <w:pStyle w:val="2"/>
+      </w:pPr>
+    </w:p>
+    <w:p>
+      <w:pPr>
+        <w:pStyle w:val="2"/>
+      </w:pPr>
+    </w:p>
+    <w:p>
+      <w:pPr>
+        <w:pStyle w:val="2"/>
+      </w:pPr>
+    </w:p>
+    <w:p>
+      <w:pPr>
+        <w:pStyle w:val="2"/>
+      </w:pPr>
+    </w:p>
+    <w:p>
+      <w:pPr>
+        <w:pStyle w:val="2"/>
+      </w:pPr>
+    </w:p>
+    <w:p>
+      <w:pPr>
+        <w:pStyle w:val="2"/>
+      </w:pPr>
+    </w:p>
+    <w:p>
+      <w:pPr>
+        <w:pStyle w:val="2"/>
+      </w:pPr>
+    </w:p>
+    <w:p>
+      <w:pPr>
+        <w:pStyle w:val="2"/>
+      </w:pPr>
+    </w:p>
+    <w:p>
+      <w:pPr>
+        <w:pStyle w:val="2"/>
+      </w:pPr>
+      <w:bookmarkStart w:id="21" w:name="_Toc219056308"/>
+      <w:r>
+        <w:t xml:space="preserve">Φάση 3: Διαχείριση NPC και Μετάβαση σε </w:t>
+      </w:r>
+      <w:proofErr w:type="spellStart"/>
+      <w:r>
+        <w:t>3D</w:t>
+      </w:r>
       <w:bookmarkEnd w:id="21"/>
-    </w:p>
-    <w:p>
-      <w:pPr>
-        <w:pStyle w:val="2"/>
-      </w:pPr>
-    </w:p>
-    <w:p>
-      <w:pPr>
-        <w:pStyle w:val="2"/>
-      </w:pPr>
-    </w:p>
-    <w:p>
-      <w:pPr>
-        <w:pStyle w:val="2"/>
-      </w:pPr>
-    </w:p>
-    <w:p>
-      <w:pPr>
-        <w:pStyle w:val="2"/>
-      </w:pPr>
-    </w:p>
-    <w:p>
-      <w:pPr>
-        <w:pStyle w:val="2"/>
-      </w:pPr>
-    </w:p>
-    <w:p>
-      <w:pPr>
-        <w:pStyle w:val="2"/>
-      </w:pPr>
-    </w:p>
-    <w:p>
-      <w:pPr>
-        <w:pStyle w:val="2"/>
-      </w:pPr>
-    </w:p>
-    <w:p>
-      <w:pPr>
-        <w:pStyle w:val="2"/>
-      </w:pPr>
-    </w:p>
-    <w:p>
-      <w:pPr>
-        <w:pStyle w:val="2"/>
-      </w:pPr>
-    </w:p>
-    <w:p>
-      <w:pPr>
-        <w:pStyle w:val="2"/>
-      </w:pPr>
-    </w:p>
-    <w:p>
-      <w:pPr>
-        <w:pStyle w:val="2"/>
-      </w:pPr>
-    </w:p>
-    <w:p>
-      <w:pPr>
-        <w:pStyle w:val="2"/>
-      </w:pPr>
-      <w:bookmarkStart w:id="22" w:name="_Toc219056308"/>
-      <w:r>
-        <w:t xml:space="preserve">Φάση 3: Διαχείριση NPC και Μετάβαση σε </w:t>
-      </w:r>
-      <w:proofErr w:type="spellStart"/>
-      <w:r>
-        <w:t>3D</w:t>
-      </w:r>
-      <w:bookmarkEnd w:id="22"/>
       <w:proofErr w:type="spellEnd"/>
     </w:p>
     <w:p>
@@ -8129,32 +8260,20 @@
                             <w:r>
                               <w:t xml:space="preserve">Εικόνα </w:t>
                             </w:r>
-                            <w:r>
-                              <w:fldChar w:fldCharType="begin"/>
-                            </w:r>
-                            <w:r>
-                              <w:instrText xml:space="preserve"> SEQ Εικόνα \* ARABIC </w:instrText>
-                            </w:r>
-                            <w:r>
-                              <w:fldChar w:fldCharType="separate"/>
-                            </w:r>
-                            <w:r>
-                              <w:rPr>
-                                <w:noProof/>
-                              </w:rPr>
-                              <w:t>4</w:t>
-                            </w:r>
-                            <w:r>
-                              <w:fldChar w:fldCharType="end"/>
-                            </w:r>
+                            <w:fldSimple w:instr=" SEQ Εικόνα \* ARABIC ">
+                              <w:r>
+                                <w:rPr>
+                                  <w:noProof/>
+                                </w:rPr>
+                                <w:t>4</w:t>
+                              </w:r>
+                            </w:fldSimple>
                             <w:r>
                               <w:t xml:space="preserve">: Πρώτη έκδοση με κινούμενα οχήματα σε 3 </w:t>
                             </w:r>
-                            <w:proofErr w:type="spellStart"/>
                             <w:r>
                               <w:t>διαστάσιες</w:t>
                             </w:r>
-                            <w:proofErr w:type="spellEnd"/>
                           </w:p>
                         </w:txbxContent>
                       </wps:txbx>
@@ -8185,32 +8304,20 @@
                       <w:r>
                         <w:t xml:space="preserve">Εικόνα </w:t>
                       </w:r>
-                      <w:r>
-                        <w:fldChar w:fldCharType="begin"/>
-                      </w:r>
-                      <w:r>
-                        <w:instrText xml:space="preserve"> SEQ Εικόνα \* ARABIC </w:instrText>
-                      </w:r>
-                      <w:r>
-                        <w:fldChar w:fldCharType="separate"/>
-                      </w:r>
-                      <w:r>
-                        <w:rPr>
-                          <w:noProof/>
-                        </w:rPr>
-                        <w:t>4</w:t>
-                      </w:r>
-                      <w:r>
-                        <w:fldChar w:fldCharType="end"/>
-                      </w:r>
+                      <w:fldSimple w:instr=" SEQ Εικόνα \* ARABIC ">
+                        <w:r>
+                          <w:rPr>
+                            <w:noProof/>
+                          </w:rPr>
+                          <w:t>4</w:t>
+                        </w:r>
+                      </w:fldSimple>
                       <w:r>
                         <w:t xml:space="preserve">: Πρώτη έκδοση με κινούμενα οχήματα σε 3 </w:t>
                       </w:r>
-                      <w:proofErr w:type="spellStart"/>
                       <w:r>
                         <w:t>διαστάσιες</w:t>
                       </w:r>
-                      <w:proofErr w:type="spellEnd"/>
                     </w:p>
                   </w:txbxContent>
                 </v:textbox>
@@ -8222,6 +8329,7 @@
       </w:r>
       <w:r>
         <w:rPr>
+          <w:noProof/>
           <w:sz w:val="24"/>
         </w:rPr>
         <w:drawing>
@@ -8274,11 +8382,11 @@
         <w:pStyle w:val="2"/>
         <w:ind w:left="0" w:firstLine="0"/>
       </w:pPr>
-      <w:bookmarkStart w:id="23" w:name="_Toc219056309"/>
+      <w:bookmarkStart w:id="22" w:name="_Toc219056309"/>
       <w:r>
         <w:t>Φάση 4: Βελτιστοποίηση Κυκλοφορίας Οχημάτων</w:t>
       </w:r>
-      <w:bookmarkEnd w:id="23"/>
+      <w:bookmarkEnd w:id="22"/>
     </w:p>
     <w:p>
       <w:pPr>
@@ -8433,11 +8541,11 @@
       <w:pPr>
         <w:pStyle w:val="2"/>
       </w:pPr>
-      <w:bookmarkStart w:id="24" w:name="_Toc219056310"/>
+      <w:bookmarkStart w:id="23" w:name="_Toc219056310"/>
       <w:r>
         <w:t>Φάση 5: Σχεδίαση Επιπέδων και Διαχείριση Μνήμης</w:t>
       </w:r>
-      <w:bookmarkEnd w:id="24"/>
+      <w:bookmarkEnd w:id="23"/>
     </w:p>
     <w:p>
       <w:pPr>
@@ -8795,11 +8903,11 @@
       <w:pPr>
         <w:pStyle w:val="2"/>
       </w:pPr>
-      <w:bookmarkStart w:id="25" w:name="_Toc219056311"/>
+      <w:bookmarkStart w:id="24" w:name="_Toc219056311"/>
       <w:r>
         <w:t>Φάση 6: Σύστημα Βαθμολογίας και Καυσίμων</w:t>
       </w:r>
-      <w:bookmarkEnd w:id="25"/>
+      <w:bookmarkEnd w:id="24"/>
     </w:p>
     <w:p>
       <w:pPr>
@@ -9068,34 +9176,19 @@
                             <w:r>
                               <w:t xml:space="preserve">Εικόνα </w:t>
                             </w:r>
-                            <w:r>
-                              <w:fldChar w:fldCharType="begin"/>
-                            </w:r>
-                            <w:r>
-                              <w:instrText xml:space="preserve"> SEQ Εικόνα \* ARABIC </w:instrText>
-                            </w:r>
-                            <w:r>
-                              <w:fldChar w:fldCharType="separate"/>
-                            </w:r>
-                            <w:r>
-                              <w:rPr>
-                                <w:noProof/>
-                              </w:rPr>
-                              <w:t>5</w:t>
-                            </w:r>
-                            <w:r>
-                              <w:fldChar w:fldCharType="end"/>
-                            </w:r>
+                            <w:fldSimple w:instr=" SEQ Εικόνα \* ARABIC ">
+                              <w:r>
+                                <w:rPr>
+                                  <w:noProof/>
+                                </w:rPr>
+                                <w:t>5</w:t>
+                              </w:r>
+                            </w:fldSimple>
                             <w:r>
                               <w:t xml:space="preserve">: Πρώτη έκδοση με </w:t>
                             </w:r>
-                            <w:proofErr w:type="spellStart"/>
                             <w:r>
-                              <w:t>λειτουρικά</w:t>
-                            </w:r>
-                            <w:proofErr w:type="spellEnd"/>
-                            <w:r>
-                              <w:t xml:space="preserve"> </w:t>
+                              <w:t xml:space="preserve">λειτουρικά </w:t>
                             </w:r>
                             <w:r>
                               <w:t>3</w:t>
@@ -9112,14 +9205,12 @@
                             <w:r>
                               <w:t xml:space="preserve">γραφικά και βελτιωμένα </w:t>
                             </w:r>
-                            <w:proofErr w:type="spellStart"/>
                             <w:r>
                               <w:rPr>
                                 <w:lang w:val="en-US"/>
                               </w:rPr>
                               <w:t>npc</w:t>
                             </w:r>
-                            <w:proofErr w:type="spellEnd"/>
                           </w:p>
                         </w:txbxContent>
                       </wps:txbx>
@@ -9150,34 +9241,19 @@
                       <w:r>
                         <w:t xml:space="preserve">Εικόνα </w:t>
                       </w:r>
-                      <w:r>
-                        <w:fldChar w:fldCharType="begin"/>
-                      </w:r>
-                      <w:r>
-                        <w:instrText xml:space="preserve"> SEQ Εικόνα \* ARABIC </w:instrText>
-                      </w:r>
-                      <w:r>
-                        <w:fldChar w:fldCharType="separate"/>
-                      </w:r>
-                      <w:r>
-                        <w:rPr>
-                          <w:noProof/>
-                        </w:rPr>
-                        <w:t>5</w:t>
-                      </w:r>
-                      <w:r>
-                        <w:fldChar w:fldCharType="end"/>
-                      </w:r>
+                      <w:fldSimple w:instr=" SEQ Εικόνα \* ARABIC ">
+                        <w:r>
+                          <w:rPr>
+                            <w:noProof/>
+                          </w:rPr>
+                          <w:t>5</w:t>
+                        </w:r>
+                      </w:fldSimple>
                       <w:r>
                         <w:t xml:space="preserve">: Πρώτη έκδοση με </w:t>
                       </w:r>
-                      <w:proofErr w:type="spellStart"/>
                       <w:r>
-                        <w:t>λειτουρικά</w:t>
-                      </w:r>
-                      <w:proofErr w:type="spellEnd"/>
-                      <w:r>
-                        <w:t xml:space="preserve"> </w:t>
+                        <w:t xml:space="preserve">λειτουρικά </w:t>
                       </w:r>
                       <w:r>
                         <w:t>3</w:t>
@@ -9194,14 +9270,12 @@
                       <w:r>
                         <w:t xml:space="preserve">γραφικά και βελτιωμένα </w:t>
                       </w:r>
-                      <w:proofErr w:type="spellStart"/>
                       <w:r>
                         <w:rPr>
                           <w:lang w:val="en-US"/>
                         </w:rPr>
                         <w:t>npc</w:t>
                       </w:r>
-                      <w:proofErr w:type="spellEnd"/>
                     </w:p>
                   </w:txbxContent>
                 </v:textbox>
@@ -9213,6 +9287,7 @@
       </w:r>
       <w:r>
         <w:rPr>
+          <w:noProof/>
           <w:sz w:val="24"/>
         </w:rPr>
         <w:drawing>
@@ -9264,11 +9339,11 @@
       <w:pPr>
         <w:pStyle w:val="2"/>
       </w:pPr>
-      <w:bookmarkStart w:id="26" w:name="_Toc219056312"/>
+      <w:bookmarkStart w:id="25" w:name="_Toc219056312"/>
       <w:r>
         <w:t>Φάση 7: Τελικές Βελτιώσεις και Έλεγχος Ποιότητας</w:t>
       </w:r>
-      <w:bookmarkEnd w:id="26"/>
+      <w:bookmarkEnd w:id="25"/>
     </w:p>
     <w:p>
       <w:pPr>
@@ -9594,7 +9669,7 @@
       <w:pPr>
         <w:pStyle w:val="1"/>
       </w:pPr>
-      <w:bookmarkStart w:id="27" w:name="_Toc219056313"/>
+      <w:bookmarkStart w:id="26" w:name="_Toc219056313"/>
       <w:r>
         <w:lastRenderedPageBreak/>
         <w:t xml:space="preserve">Προϋποθέσεις και </w:t>
@@ -9602,7 +9677,7 @@
       <w:r>
         <w:t>πληρότητα</w:t>
       </w:r>
-      <w:bookmarkEnd w:id="27"/>
+      <w:bookmarkEnd w:id="26"/>
     </w:p>
     <w:p>
       <w:pPr>
@@ -9969,17 +10044,14 @@
       <w:pPr>
         <w:pStyle w:val="1"/>
       </w:pPr>
-      <w:bookmarkStart w:id="28" w:name="_Toc219056314"/>
+      <w:bookmarkStart w:id="27" w:name="_Toc219056314"/>
       <w:r>
         <w:t>Περιορισμοί τρέχουσας έκδοσης</w:t>
       </w:r>
       <w:r>
-        <w:t xml:space="preserve"> &amp; </w:t>
-      </w:r>
-      <w:r>
-        <w:t>Προοπτικές εξέλιξης</w:t>
-      </w:r>
-      <w:bookmarkEnd w:id="28"/>
+        <w:t xml:space="preserve"> &amp; Προοπτικές εξέλιξης</w:t>
+      </w:r>
+      <w:bookmarkEnd w:id="27"/>
     </w:p>
     <w:p>
       <w:pPr>
@@ -10091,24 +10163,24 @@
       <w:pPr>
         <w:pStyle w:val="1"/>
       </w:pPr>
-      <w:bookmarkStart w:id="29" w:name="_Toc219056315"/>
+      <w:bookmarkStart w:id="28" w:name="_Toc219056315"/>
       <w:r>
         <w:t>Παράρτημα</w:t>
       </w:r>
+      <w:bookmarkEnd w:id="28"/>
+    </w:p>
+    <w:p>
+      <w:pPr>
+        <w:pStyle w:val="2"/>
+      </w:pPr>
+      <w:bookmarkStart w:id="29" w:name="_Toc219056316"/>
+      <w:r>
+        <w:t>Καταγραφή και περιγραφή όλων των συναρτήσεων που αναπτύχθηκαν στο πρόγραμμα, ανά μεταφραστική μονάδα.</w:t>
+      </w:r>
       <w:bookmarkEnd w:id="29"/>
     </w:p>
     <w:p>
       <w:pPr>
-        <w:pStyle w:val="2"/>
-      </w:pPr>
-      <w:bookmarkStart w:id="30" w:name="_Toc219056316"/>
-      <w:r>
-        <w:t>Καταγραφή και περιγραφή όλων των συναρτήσεων που αναπτύχθηκαν στο πρόγραμμα, ανά μεταφραστική μονάδα.</w:t>
-      </w:r>
-      <w:bookmarkEnd w:id="30"/>
-    </w:p>
-    <w:p>
-      <w:pPr>
         <w:pStyle w:val="3"/>
       </w:pPr>
       <w:r>
@@ -10137,12 +10209,24 @@
     <w:p>
       <w:pPr>
         <w:pStyle w:val="4"/>
-      </w:pPr>
-      <w:r>
-        <w:t xml:space="preserve">Συνάρτηση: </w:t>
-      </w:r>
-      <w:proofErr w:type="spellStart"/>
-      <w:r>
+        <w:rPr>
+          <w:lang w:val="en-US"/>
+        </w:rPr>
+      </w:pPr>
+      <w:r>
+        <w:t>Συνάρτηση</w:t>
+      </w:r>
+      <w:r>
+        <w:rPr>
+          <w:lang w:val="en-US"/>
+        </w:rPr>
+        <w:t xml:space="preserve">: </w:t>
+      </w:r>
+      <w:proofErr w:type="spellStart"/>
+      <w:r>
+        <w:rPr>
+          <w:lang w:val="en-US"/>
+        </w:rPr>
         <w:t>a_star_search</w:t>
       </w:r>
       <w:proofErr w:type="spellEnd"/>
@@ -10152,18 +10236,40 @@
         <w:ind w:left="730"/>
         <w:rPr>
           <w:sz w:val="24"/>
-        </w:rPr>
-      </w:pPr>
-      <w:r>
-        <w:rPr>
-          <w:sz w:val="24"/>
-        </w:rPr>
-        <w:t xml:space="preserve">Έμπροσθεν δήλωση: void </w:t>
-      </w:r>
-      <w:proofErr w:type="spellStart"/>
-      <w:r>
-        <w:rPr>
-          <w:sz w:val="24"/>
+          <w:lang w:val="en-US"/>
+        </w:rPr>
+      </w:pPr>
+      <w:r>
+        <w:rPr>
+          <w:sz w:val="24"/>
+        </w:rPr>
+        <w:t>Έμπροσθεν</w:t>
+      </w:r>
+      <w:r>
+        <w:rPr>
+          <w:sz w:val="24"/>
+          <w:lang w:val="en-US"/>
+        </w:rPr>
+        <w:t xml:space="preserve"> </w:t>
+      </w:r>
+      <w:r>
+        <w:rPr>
+          <w:sz w:val="24"/>
+        </w:rPr>
+        <w:t>δήλωση</w:t>
+      </w:r>
+      <w:r>
+        <w:rPr>
+          <w:sz w:val="24"/>
+          <w:lang w:val="en-US"/>
+        </w:rPr>
+        <w:t xml:space="preserve">: void </w:t>
+      </w:r>
+      <w:proofErr w:type="spellStart"/>
+      <w:r>
+        <w:rPr>
+          <w:sz w:val="24"/>
+          <w:lang w:val="en-US"/>
         </w:rPr>
         <w:t>a_star_search</w:t>
       </w:r>
@@ -10171,6 +10277,7 @@
       <w:r>
         <w:rPr>
           <w:sz w:val="24"/>
+          <w:lang w:val="en-US"/>
         </w:rPr>
         <w:t>(</w:t>
       </w:r>
@@ -10178,6 +10285,7 @@
       <w:r>
         <w:rPr>
           <w:sz w:val="24"/>
+          <w:lang w:val="en-US"/>
         </w:rPr>
         <w:t>grid_coordinates</w:t>
       </w:r>
@@ -10185,6 +10293,7 @@
       <w:r>
         <w:rPr>
           <w:sz w:val="24"/>
+          <w:lang w:val="en-US"/>
         </w:rPr>
         <w:t xml:space="preserve"> </w:t>
       </w:r>
@@ -10192,6 +10301,7 @@
       <w:r>
         <w:rPr>
           <w:sz w:val="24"/>
+          <w:lang w:val="en-US"/>
         </w:rPr>
         <w:t>src</w:t>
       </w:r>
@@ -10199,6 +10309,7 @@
       <w:r>
         <w:rPr>
           <w:sz w:val="24"/>
+          <w:lang w:val="en-US"/>
         </w:rPr>
         <w:t xml:space="preserve">, </w:t>
       </w:r>
@@ -10206,6 +10317,7 @@
       <w:r>
         <w:rPr>
           <w:sz w:val="24"/>
+          <w:lang w:val="en-US"/>
         </w:rPr>
         <w:t>grid_coordinates</w:t>
       </w:r>
@@ -10213,6 +10325,7 @@
       <w:r>
         <w:rPr>
           <w:sz w:val="24"/>
+          <w:lang w:val="en-US"/>
         </w:rPr>
         <w:t xml:space="preserve"> </w:t>
       </w:r>
@@ -10220,6 +10333,7 @@
       <w:r>
         <w:rPr>
           <w:sz w:val="24"/>
+          <w:lang w:val="en-US"/>
         </w:rPr>
         <w:t>dest</w:t>
       </w:r>
@@ -10227,6 +10341,7 @@
       <w:r>
         <w:rPr>
           <w:sz w:val="24"/>
+          <w:lang w:val="en-US"/>
         </w:rPr>
         <w:t>, Rectangle map[NUM_OF_RECTANGLES_Y][NUM_OF_RECTANGLES_X])</w:t>
       </w:r>
@@ -10332,12 +10447,24 @@
     <w:p>
       <w:pPr>
         <w:pStyle w:val="4"/>
-      </w:pPr>
-      <w:r>
-        <w:t xml:space="preserve">Συνάρτηση: </w:t>
-      </w:r>
-      <w:proofErr w:type="spellStart"/>
-      <w:r>
+        <w:rPr>
+          <w:lang w:val="en-US"/>
+        </w:rPr>
+      </w:pPr>
+      <w:r>
+        <w:t>Συνάρτηση</w:t>
+      </w:r>
+      <w:r>
+        <w:rPr>
+          <w:lang w:val="en-US"/>
+        </w:rPr>
+        <w:t xml:space="preserve">: </w:t>
+      </w:r>
+      <w:proofErr w:type="spellStart"/>
+      <w:r>
+        <w:rPr>
+          <w:lang w:val="en-US"/>
+        </w:rPr>
         <w:t>RealToGrid</w:t>
       </w:r>
       <w:proofErr w:type="spellEnd"/>
@@ -10347,18 +10474,40 @@
         <w:ind w:left="730"/>
         <w:rPr>
           <w:sz w:val="24"/>
-        </w:rPr>
-      </w:pPr>
-      <w:r>
-        <w:rPr>
-          <w:sz w:val="24"/>
-        </w:rPr>
-        <w:t xml:space="preserve">Έμπροσθεν δήλωση: </w:t>
-      </w:r>
-      <w:proofErr w:type="spellStart"/>
-      <w:r>
-        <w:rPr>
-          <w:sz w:val="24"/>
+          <w:lang w:val="en-US"/>
+        </w:rPr>
+      </w:pPr>
+      <w:r>
+        <w:rPr>
+          <w:sz w:val="24"/>
+        </w:rPr>
+        <w:t>Έμπροσθεν</w:t>
+      </w:r>
+      <w:r>
+        <w:rPr>
+          <w:sz w:val="24"/>
+          <w:lang w:val="en-US"/>
+        </w:rPr>
+        <w:t xml:space="preserve"> </w:t>
+      </w:r>
+      <w:r>
+        <w:rPr>
+          <w:sz w:val="24"/>
+        </w:rPr>
+        <w:t>δήλωση</w:t>
+      </w:r>
+      <w:r>
+        <w:rPr>
+          <w:sz w:val="24"/>
+          <w:lang w:val="en-US"/>
+        </w:rPr>
+        <w:t xml:space="preserve">: </w:t>
+      </w:r>
+      <w:proofErr w:type="spellStart"/>
+      <w:r>
+        <w:rPr>
+          <w:sz w:val="24"/>
+          <w:lang w:val="en-US"/>
         </w:rPr>
         <w:t>grid_coordinates</w:t>
       </w:r>
@@ -10366,6 +10515,7 @@
       <w:r>
         <w:rPr>
           <w:sz w:val="24"/>
+          <w:lang w:val="en-US"/>
         </w:rPr>
         <w:t xml:space="preserve"> </w:t>
       </w:r>
@@ -10373,6 +10523,7 @@
       <w:r>
         <w:rPr>
           <w:sz w:val="24"/>
+          <w:lang w:val="en-US"/>
         </w:rPr>
         <w:t>RealToGrid</w:t>
       </w:r>
@@ -10380,6 +10531,7 @@
       <w:r>
         <w:rPr>
           <w:sz w:val="24"/>
+          <w:lang w:val="en-US"/>
         </w:rPr>
         <w:t>(</w:t>
       </w:r>
@@ -10387,6 +10539,7 @@
       <w:r>
         <w:rPr>
           <w:sz w:val="24"/>
+          <w:lang w:val="en-US"/>
         </w:rPr>
         <w:t>Vector2</w:t>
       </w:r>
@@ -10394,6 +10547,7 @@
       <w:r>
         <w:rPr>
           <w:sz w:val="24"/>
+          <w:lang w:val="en-US"/>
         </w:rPr>
         <w:t xml:space="preserve"> pos)</w:t>
       </w:r>
@@ -10535,7 +10689,21 @@
         <w:rPr>
           <w:sz w:val="24"/>
         </w:rPr>
-        <w:t xml:space="preserve">(int </w:t>
+        <w:t>(</w:t>
+      </w:r>
+      <w:proofErr w:type="spellStart"/>
+      <w:r>
+        <w:rPr>
+          <w:sz w:val="24"/>
+        </w:rPr>
+        <w:t>int</w:t>
+      </w:r>
+      <w:proofErr w:type="spellEnd"/>
+      <w:r>
+        <w:rPr>
+          <w:sz w:val="24"/>
+        </w:rPr>
+        <w:t xml:space="preserve"> </w:t>
       </w:r>
       <w:proofErr w:type="spellStart"/>
       <w:r>
@@ -10549,7 +10717,21 @@
         <w:rPr>
           <w:sz w:val="24"/>
         </w:rPr>
-        <w:t xml:space="preserve">, int </w:t>
+        <w:t xml:space="preserve">, </w:t>
+      </w:r>
+      <w:proofErr w:type="spellStart"/>
+      <w:r>
+        <w:rPr>
+          <w:sz w:val="24"/>
+        </w:rPr>
+        <w:t>int</w:t>
+      </w:r>
+      <w:proofErr w:type="spellEnd"/>
+      <w:r>
+        <w:rPr>
+          <w:sz w:val="24"/>
+        </w:rPr>
+        <w:t xml:space="preserve"> </w:t>
       </w:r>
       <w:proofErr w:type="spellStart"/>
       <w:r>
@@ -10688,12 +10870,24 @@
     <w:p>
       <w:pPr>
         <w:pStyle w:val="4"/>
-      </w:pPr>
-      <w:r>
-        <w:t xml:space="preserve">Συνάρτηση: </w:t>
-      </w:r>
-      <w:proofErr w:type="spellStart"/>
-      <w:r>
+        <w:rPr>
+          <w:lang w:val="en-US"/>
+        </w:rPr>
+      </w:pPr>
+      <w:r>
+        <w:t>Συνάρτηση</w:t>
+      </w:r>
+      <w:r>
+        <w:rPr>
+          <w:lang w:val="en-US"/>
+        </w:rPr>
+        <w:t xml:space="preserve">: </w:t>
+      </w:r>
+      <w:proofErr w:type="spellStart"/>
+      <w:r>
+        <w:rPr>
+          <w:lang w:val="en-US"/>
+        </w:rPr>
         <w:t>AudioInputCallback</w:t>
       </w:r>
       <w:proofErr w:type="spellEnd"/>
@@ -10703,18 +10897,40 @@
         <w:ind w:left="730"/>
         <w:rPr>
           <w:sz w:val="24"/>
-        </w:rPr>
-      </w:pPr>
-      <w:r>
-        <w:rPr>
-          <w:sz w:val="24"/>
-        </w:rPr>
-        <w:t xml:space="preserve">Έμπροσθεν δήλωση: void </w:t>
-      </w:r>
-      <w:proofErr w:type="spellStart"/>
-      <w:r>
-        <w:rPr>
-          <w:sz w:val="24"/>
+          <w:lang w:val="en-US"/>
+        </w:rPr>
+      </w:pPr>
+      <w:r>
+        <w:rPr>
+          <w:sz w:val="24"/>
+        </w:rPr>
+        <w:t>Έμπροσθεν</w:t>
+      </w:r>
+      <w:r>
+        <w:rPr>
+          <w:sz w:val="24"/>
+          <w:lang w:val="en-US"/>
+        </w:rPr>
+        <w:t xml:space="preserve"> </w:t>
+      </w:r>
+      <w:r>
+        <w:rPr>
+          <w:sz w:val="24"/>
+        </w:rPr>
+        <w:t>δήλωση</w:t>
+      </w:r>
+      <w:r>
+        <w:rPr>
+          <w:sz w:val="24"/>
+          <w:lang w:val="en-US"/>
+        </w:rPr>
+        <w:t xml:space="preserve">: void </w:t>
+      </w:r>
+      <w:proofErr w:type="spellStart"/>
+      <w:r>
+        <w:rPr>
+          <w:sz w:val="24"/>
+          <w:lang w:val="en-US"/>
         </w:rPr>
         <w:t>AudioInputCallback</w:t>
       </w:r>
@@ -10722,6 +10938,7 @@
       <w:r>
         <w:rPr>
           <w:sz w:val="24"/>
+          <w:lang w:val="en-US"/>
         </w:rPr>
         <w:t>(void *buffer, unsigned int frames)</w:t>
       </w:r>
@@ -10848,12 +11065,24 @@
     <w:p>
       <w:pPr>
         <w:pStyle w:val="4"/>
-      </w:pPr>
-      <w:r>
-        <w:t xml:space="preserve">Συνάρτηση: </w:t>
-      </w:r>
-      <w:proofErr w:type="spellStart"/>
-      <w:r>
+        <w:rPr>
+          <w:lang w:val="en-US"/>
+        </w:rPr>
+      </w:pPr>
+      <w:r>
+        <w:t>Συνάρτηση</w:t>
+      </w:r>
+      <w:r>
+        <w:rPr>
+          <w:lang w:val="en-US"/>
+        </w:rPr>
+        <w:t xml:space="preserve">: </w:t>
+      </w:r>
+      <w:proofErr w:type="spellStart"/>
+      <w:r>
+        <w:rPr>
+          <w:lang w:val="en-US"/>
+        </w:rPr>
         <w:t>TurnCam</w:t>
       </w:r>
       <w:proofErr w:type="spellEnd"/>
@@ -10863,18 +11092,40 @@
         <w:ind w:left="730"/>
         <w:rPr>
           <w:sz w:val="24"/>
-        </w:rPr>
-      </w:pPr>
-      <w:r>
-        <w:rPr>
-          <w:sz w:val="24"/>
-        </w:rPr>
-        <w:t xml:space="preserve">Έμπροσθεν δήλωση: void </w:t>
-      </w:r>
-      <w:proofErr w:type="spellStart"/>
-      <w:r>
-        <w:rPr>
-          <w:sz w:val="24"/>
+          <w:lang w:val="en-US"/>
+        </w:rPr>
+      </w:pPr>
+      <w:r>
+        <w:rPr>
+          <w:sz w:val="24"/>
+        </w:rPr>
+        <w:t>Έμπροσθεν</w:t>
+      </w:r>
+      <w:r>
+        <w:rPr>
+          <w:sz w:val="24"/>
+          <w:lang w:val="en-US"/>
+        </w:rPr>
+        <w:t xml:space="preserve"> </w:t>
+      </w:r>
+      <w:r>
+        <w:rPr>
+          <w:sz w:val="24"/>
+        </w:rPr>
+        <w:t>δήλωση</w:t>
+      </w:r>
+      <w:r>
+        <w:rPr>
+          <w:sz w:val="24"/>
+          <w:lang w:val="en-US"/>
+        </w:rPr>
+        <w:t xml:space="preserve">: void </w:t>
+      </w:r>
+      <w:proofErr w:type="spellStart"/>
+      <w:r>
+        <w:rPr>
+          <w:sz w:val="24"/>
+          <w:lang w:val="en-US"/>
         </w:rPr>
         <w:t>TurnCam</w:t>
       </w:r>
@@ -10882,6 +11133,7 @@
       <w:r>
         <w:rPr>
           <w:sz w:val="24"/>
+          <w:lang w:val="en-US"/>
         </w:rPr>
         <w:t>(</w:t>
       </w:r>
@@ -10889,6 +11141,7 @@
       <w:r>
         <w:rPr>
           <w:sz w:val="24"/>
+          <w:lang w:val="en-US"/>
         </w:rPr>
         <w:t>Camera3D</w:t>
       </w:r>
@@ -10896,6 +11149,7 @@
       <w:r>
         <w:rPr>
           <w:sz w:val="24"/>
+          <w:lang w:val="en-US"/>
         </w:rPr>
         <w:t xml:space="preserve"> *</w:t>
       </w:r>
@@ -10903,6 +11157,7 @@
       <w:r>
         <w:rPr>
           <w:sz w:val="24"/>
+          <w:lang w:val="en-US"/>
         </w:rPr>
         <w:t>camera3d</w:t>
       </w:r>
@@ -10910,6 +11165,7 @@
       <w:r>
         <w:rPr>
           <w:sz w:val="24"/>
+          <w:lang w:val="en-US"/>
         </w:rPr>
         <w:t xml:space="preserve">, </w:t>
       </w:r>
@@ -10917,6 +11173,7 @@
       <w:r>
         <w:rPr>
           <w:sz w:val="24"/>
+          <w:lang w:val="en-US"/>
         </w:rPr>
         <w:t>Vector2</w:t>
       </w:r>
@@ -10924,6 +11181,7 @@
       <w:r>
         <w:rPr>
           <w:sz w:val="24"/>
+          <w:lang w:val="en-US"/>
         </w:rPr>
         <w:t xml:space="preserve"> pos)</w:t>
       </w:r>
@@ -11003,7 +11261,6 @@
         <w:ind w:left="730"/>
         <w:rPr>
           <w:sz w:val="24"/>
-          <w:lang w:val="en-US"/>
         </w:rPr>
       </w:pPr>
       <w:r>
@@ -11051,12 +11308,24 @@
     <w:p>
       <w:pPr>
         <w:pStyle w:val="4"/>
-      </w:pPr>
-      <w:r>
-        <w:t xml:space="preserve">Συνάρτηση: </w:t>
-      </w:r>
-      <w:proofErr w:type="spellStart"/>
-      <w:r>
+        <w:rPr>
+          <w:lang w:val="en-US"/>
+        </w:rPr>
+      </w:pPr>
+      <w:r>
+        <w:t>Συνάρτηση</w:t>
+      </w:r>
+      <w:r>
+        <w:rPr>
+          <w:lang w:val="en-US"/>
+        </w:rPr>
+        <w:t xml:space="preserve">: </w:t>
+      </w:r>
+      <w:proofErr w:type="spellStart"/>
+      <w:r>
+        <w:rPr>
+          <w:lang w:val="en-US"/>
+        </w:rPr>
         <w:t>Draw_list_of_deliveries</w:t>
       </w:r>
       <w:proofErr w:type="spellEnd"/>
@@ -11066,18 +11335,40 @@
         <w:ind w:left="730"/>
         <w:rPr>
           <w:sz w:val="24"/>
-        </w:rPr>
-      </w:pPr>
-      <w:r>
-        <w:rPr>
-          <w:sz w:val="24"/>
-        </w:rPr>
-        <w:t xml:space="preserve">Έμπροσθεν δήλωση: void </w:t>
-      </w:r>
-      <w:proofErr w:type="spellStart"/>
-      <w:r>
-        <w:rPr>
-          <w:sz w:val="24"/>
+          <w:lang w:val="en-US"/>
+        </w:rPr>
+      </w:pPr>
+      <w:r>
+        <w:rPr>
+          <w:sz w:val="24"/>
+        </w:rPr>
+        <w:t>Έμπροσθεν</w:t>
+      </w:r>
+      <w:r>
+        <w:rPr>
+          <w:sz w:val="24"/>
+          <w:lang w:val="en-US"/>
+        </w:rPr>
+        <w:t xml:space="preserve"> </w:t>
+      </w:r>
+      <w:r>
+        <w:rPr>
+          <w:sz w:val="24"/>
+        </w:rPr>
+        <w:t>δήλωση</w:t>
+      </w:r>
+      <w:r>
+        <w:rPr>
+          <w:sz w:val="24"/>
+          <w:lang w:val="en-US"/>
+        </w:rPr>
+        <w:t xml:space="preserve">: void </w:t>
+      </w:r>
+      <w:proofErr w:type="spellStart"/>
+      <w:r>
+        <w:rPr>
+          <w:sz w:val="24"/>
+          <w:lang w:val="en-US"/>
         </w:rPr>
         <w:t>Draw_list_of_deliveries</w:t>
       </w:r>
@@ -11085,6 +11376,7 @@
       <w:r>
         <w:rPr>
           <w:sz w:val="24"/>
+          <w:lang w:val="en-US"/>
         </w:rPr>
         <w:t>(</w:t>
       </w:r>
@@ -11092,6 +11384,7 @@
       <w:r>
         <w:rPr>
           <w:sz w:val="24"/>
+          <w:lang w:val="en-US"/>
         </w:rPr>
         <w:t>Delivery_Location</w:t>
       </w:r>
@@ -11099,6 +11392,7 @@
       <w:r>
         <w:rPr>
           <w:sz w:val="24"/>
+          <w:lang w:val="en-US"/>
         </w:rPr>
         <w:t xml:space="preserve"> PICKUP[], </w:t>
       </w:r>
@@ -11106,6 +11400,7 @@
       <w:r>
         <w:rPr>
           <w:sz w:val="24"/>
+          <w:lang w:val="en-US"/>
         </w:rPr>
         <w:t>Delivery_Location</w:t>
       </w:r>
@@ -11113,6 +11408,7 @@
       <w:r>
         <w:rPr>
           <w:sz w:val="24"/>
+          <w:lang w:val="en-US"/>
         </w:rPr>
         <w:t xml:space="preserve"> DROPOFF[])</w:t>
       </w:r>
@@ -11198,7 +11494,21 @@
         <w:rPr>
           <w:sz w:val="24"/>
         </w:rPr>
-        <w:t xml:space="preserve">Έμπροσθεν δήλωση: void </w:t>
+        <w:t xml:space="preserve">Έμπροσθεν δήλωση: </w:t>
+      </w:r>
+      <w:proofErr w:type="spellStart"/>
+      <w:r>
+        <w:rPr>
+          <w:sz w:val="24"/>
+        </w:rPr>
+        <w:t>void</w:t>
+      </w:r>
+      <w:proofErr w:type="spellEnd"/>
+      <w:r>
+        <w:rPr>
+          <w:sz w:val="24"/>
+        </w:rPr>
+        <w:t xml:space="preserve"> </w:t>
       </w:r>
       <w:proofErr w:type="spellStart"/>
       <w:r>
@@ -11212,7 +11522,21 @@
         <w:rPr>
           <w:sz w:val="24"/>
         </w:rPr>
-        <w:t>(void)</w:t>
+        <w:t>(</w:t>
+      </w:r>
+      <w:proofErr w:type="spellStart"/>
+      <w:r>
+        <w:rPr>
+          <w:sz w:val="24"/>
+        </w:rPr>
+        <w:t>void</w:t>
+      </w:r>
+      <w:proofErr w:type="spellEnd"/>
+      <w:r>
+        <w:rPr>
+          <w:sz w:val="24"/>
+        </w:rPr>
+        <w:t>)</w:t>
       </w:r>
     </w:p>
     <w:p>
@@ -11248,6 +11572,207 @@
         <w:ind w:left="730"/>
         <w:rPr>
           <w:sz w:val="24"/>
+          <w:lang w:val="en-US"/>
+        </w:rPr>
+      </w:pPr>
+      <w:r>
+        <w:rPr>
+          <w:sz w:val="24"/>
+        </w:rPr>
+        <w:t>Επιστρεφόμενη</w:t>
+      </w:r>
+      <w:r>
+        <w:rPr>
+          <w:sz w:val="24"/>
+          <w:lang w:val="en-US"/>
+        </w:rPr>
+        <w:t xml:space="preserve"> </w:t>
+      </w:r>
+      <w:r>
+        <w:rPr>
+          <w:sz w:val="24"/>
+        </w:rPr>
+        <w:t>τιμή</w:t>
+      </w:r>
+      <w:r>
+        <w:rPr>
+          <w:sz w:val="24"/>
+          <w:lang w:val="en-US"/>
+        </w:rPr>
+        <w:t>: void.</w:t>
+      </w:r>
+    </w:p>
+    <w:p>
+      <w:pPr>
+        <w:pStyle w:val="4"/>
+        <w:rPr>
+          <w:lang w:val="en-US"/>
+        </w:rPr>
+      </w:pPr>
+      <w:r>
+        <w:t>Συνάρτηση</w:t>
+      </w:r>
+      <w:r>
+        <w:rPr>
+          <w:lang w:val="en-US"/>
+        </w:rPr>
+        <w:t xml:space="preserve">: </w:t>
+      </w:r>
+      <w:proofErr w:type="spellStart"/>
+      <w:r>
+        <w:rPr>
+          <w:lang w:val="en-US"/>
+        </w:rPr>
+        <w:t>Draw_and_update_score_window</w:t>
+      </w:r>
+      <w:proofErr w:type="spellEnd"/>
+    </w:p>
+    <w:p>
+      <w:pPr>
+        <w:ind w:left="730"/>
+        <w:rPr>
+          <w:sz w:val="24"/>
+          <w:lang w:val="en-US"/>
+        </w:rPr>
+      </w:pPr>
+      <w:r>
+        <w:rPr>
+          <w:sz w:val="24"/>
+        </w:rPr>
+        <w:t>Έμπροσθεν</w:t>
+      </w:r>
+      <w:r>
+        <w:rPr>
+          <w:sz w:val="24"/>
+          <w:lang w:val="en-US"/>
+        </w:rPr>
+        <w:t xml:space="preserve"> </w:t>
+      </w:r>
+      <w:r>
+        <w:rPr>
+          <w:sz w:val="24"/>
+        </w:rPr>
+        <w:t>δήλωση</w:t>
+      </w:r>
+      <w:r>
+        <w:rPr>
+          <w:sz w:val="24"/>
+          <w:lang w:val="en-US"/>
+        </w:rPr>
+        <w:t xml:space="preserve">: void </w:t>
+      </w:r>
+      <w:proofErr w:type="spellStart"/>
+      <w:r>
+        <w:rPr>
+          <w:sz w:val="24"/>
+          <w:lang w:val="en-US"/>
+        </w:rPr>
+        <w:t>Draw_and_update_score_window</w:t>
+      </w:r>
+      <w:proofErr w:type="spellEnd"/>
+      <w:r>
+        <w:rPr>
+          <w:sz w:val="24"/>
+          <w:lang w:val="en-US"/>
+        </w:rPr>
+        <w:t xml:space="preserve">(int </w:t>
+      </w:r>
+      <w:proofErr w:type="spellStart"/>
+      <w:r>
+        <w:rPr>
+          <w:sz w:val="24"/>
+          <w:lang w:val="en-US"/>
+        </w:rPr>
+        <w:t>sucessful_deliveries</w:t>
+      </w:r>
+      <w:proofErr w:type="spellEnd"/>
+      <w:r>
+        <w:rPr>
+          <w:sz w:val="24"/>
+          <w:lang w:val="en-US"/>
+        </w:rPr>
+        <w:t xml:space="preserve">, int HIGH1, int HIGH2, int HIGH3, </w:t>
+      </w:r>
+      <w:proofErr w:type="spellStart"/>
+      <w:r>
+        <w:rPr>
+          <w:sz w:val="24"/>
+          <w:lang w:val="en-US"/>
+        </w:rPr>
+        <w:t>ScreenStatus</w:t>
+      </w:r>
+      <w:proofErr w:type="spellEnd"/>
+      <w:r>
+        <w:rPr>
+          <w:sz w:val="24"/>
+          <w:lang w:val="en-US"/>
+        </w:rPr>
+        <w:t xml:space="preserve"> </w:t>
+      </w:r>
+      <w:proofErr w:type="spellStart"/>
+      <w:r>
+        <w:rPr>
+          <w:sz w:val="24"/>
+          <w:lang w:val="en-US"/>
+        </w:rPr>
+        <w:t>GameScreen</w:t>
+      </w:r>
+      <w:proofErr w:type="spellEnd"/>
+      <w:r>
+        <w:rPr>
+          <w:sz w:val="24"/>
+          <w:lang w:val="en-US"/>
+        </w:rPr>
+        <w:t>)</w:t>
+      </w:r>
+    </w:p>
+    <w:p>
+      <w:pPr>
+        <w:ind w:left="730"/>
+        <w:rPr>
+          <w:sz w:val="24"/>
+        </w:rPr>
+      </w:pPr>
+      <w:r>
+        <w:rPr>
+          <w:sz w:val="24"/>
+        </w:rPr>
+        <w:t>Περιγραφή: Σχεδιάζει το παράθυρο του σκορ και ενημερώνει για τις επιτυχημένες παραδόσεις και τα ρεκόρ.</w:t>
+      </w:r>
+    </w:p>
+    <w:p>
+      <w:pPr>
+        <w:ind w:left="730"/>
+        <w:rPr>
+          <w:sz w:val="24"/>
+        </w:rPr>
+      </w:pPr>
+      <w:r>
+        <w:rPr>
+          <w:sz w:val="24"/>
+        </w:rPr>
+        <w:t>Λειτουργία παραμέτρων: Δέχεται το πλήθος των παραδόσεων, τα τρία υψηλότερα σκορ (HIGH1-3) και την κατάσταση της οθόνης (</w:t>
+      </w:r>
+      <w:proofErr w:type="spellStart"/>
+      <w:r>
+        <w:rPr>
+          <w:sz w:val="24"/>
+        </w:rPr>
+        <w:t>GameScreen</w:t>
+      </w:r>
+      <w:proofErr w:type="spellEnd"/>
+      <w:r>
+        <w:rPr>
+          <w:sz w:val="24"/>
+        </w:rPr>
+        <w:t>).</w:t>
+      </w:r>
+    </w:p>
+    <w:p>
+      <w:pPr>
+        <w:ind w:left="730"/>
+        <w:rPr>
+          <w:sz w:val="24"/>
         </w:rPr>
       </w:pPr>
       <w:r>
@@ -11273,224 +11798,274 @@
     </w:p>
     <w:p>
       <w:pPr>
+        <w:ind w:left="0" w:firstLine="0"/>
+        <w:rPr>
+          <w:sz w:val="24"/>
+        </w:rPr>
+      </w:pPr>
+    </w:p>
+    <w:p>
+      <w:pPr>
+        <w:pStyle w:val="3"/>
+      </w:pPr>
+      <w:r>
+        <w:t xml:space="preserve">5. Μεταφραστική Μονάδα: </w:t>
+      </w:r>
+      <w:proofErr w:type="spellStart"/>
+      <w:r>
+        <w:t>gamehandling.c</w:t>
+      </w:r>
+      <w:proofErr w:type="spellEnd"/>
+    </w:p>
+    <w:p>
+      <w:pPr>
+        <w:pStyle w:val="3"/>
+      </w:pPr>
+      <w:r>
+        <w:t>Διαχείριση λογικής παιχνιδιού, μενού και αρχικοποιήσεων.</w:t>
+      </w:r>
+    </w:p>
+    <w:p>
+      <w:pPr>
         <w:pStyle w:val="4"/>
+        <w:rPr>
+          <w:lang w:val="en-US"/>
+        </w:rPr>
+      </w:pPr>
+      <w:r>
+        <w:t>Συνάρτηση</w:t>
+      </w:r>
+      <w:r>
+        <w:rPr>
+          <w:lang w:val="en-US"/>
+        </w:rPr>
+        <w:t xml:space="preserve">: </w:t>
+      </w:r>
+      <w:proofErr w:type="spellStart"/>
+      <w:r>
+        <w:rPr>
+          <w:lang w:val="en-US"/>
+        </w:rPr>
+        <w:t>init_PICKUP_and_DROPOFF</w:t>
+      </w:r>
+      <w:proofErr w:type="spellEnd"/>
+    </w:p>
+    <w:p>
+      <w:pPr>
+        <w:ind w:left="730"/>
+        <w:rPr>
+          <w:sz w:val="24"/>
+          <w:lang w:val="en-US"/>
+        </w:rPr>
+      </w:pPr>
+      <w:r>
+        <w:rPr>
+          <w:sz w:val="24"/>
+        </w:rPr>
+        <w:t>Έμπροσθεν</w:t>
+      </w:r>
+      <w:r>
+        <w:rPr>
+          <w:sz w:val="24"/>
+          <w:lang w:val="en-US"/>
+        </w:rPr>
+        <w:t xml:space="preserve"> </w:t>
+      </w:r>
+      <w:r>
+        <w:rPr>
+          <w:sz w:val="24"/>
+        </w:rPr>
+        <w:t>δήλωση</w:t>
+      </w:r>
+      <w:r>
+        <w:rPr>
+          <w:sz w:val="24"/>
+          <w:lang w:val="en-US"/>
+        </w:rPr>
+        <w:t xml:space="preserve">: void </w:t>
+      </w:r>
+      <w:proofErr w:type="spellStart"/>
+      <w:r>
+        <w:rPr>
+          <w:sz w:val="24"/>
+          <w:lang w:val="en-US"/>
+        </w:rPr>
+        <w:t>init_PICKUP_and_DROPOFF</w:t>
+      </w:r>
+      <w:proofErr w:type="spellEnd"/>
+      <w:r>
+        <w:rPr>
+          <w:sz w:val="24"/>
+          <w:lang w:val="en-US"/>
+        </w:rPr>
+        <w:t>(</w:t>
+      </w:r>
+      <w:proofErr w:type="spellStart"/>
+      <w:r>
+        <w:rPr>
+          <w:sz w:val="24"/>
+          <w:lang w:val="en-US"/>
+        </w:rPr>
+        <w:t>Delivery_Location</w:t>
+      </w:r>
+      <w:proofErr w:type="spellEnd"/>
+      <w:r>
+        <w:rPr>
+          <w:sz w:val="24"/>
+          <w:lang w:val="en-US"/>
+        </w:rPr>
+        <w:t xml:space="preserve"> *PICKUP, </w:t>
+      </w:r>
+      <w:proofErr w:type="spellStart"/>
+      <w:r>
+        <w:rPr>
+          <w:sz w:val="24"/>
+          <w:lang w:val="en-US"/>
+        </w:rPr>
+        <w:t>Delivery_Location</w:t>
+      </w:r>
+      <w:proofErr w:type="spellEnd"/>
+      <w:r>
+        <w:rPr>
+          <w:sz w:val="24"/>
+          <w:lang w:val="en-US"/>
+        </w:rPr>
+        <w:t xml:space="preserve"> *DROPOFF)</w:t>
+      </w:r>
+    </w:p>
+    <w:p>
+      <w:pPr>
+        <w:ind w:left="730"/>
+        <w:rPr>
+          <w:sz w:val="24"/>
+        </w:rPr>
+      </w:pPr>
+      <w:r>
+        <w:rPr>
+          <w:sz w:val="24"/>
+        </w:rPr>
+        <w:t xml:space="preserve">Περιγραφή: </w:t>
+      </w:r>
+      <w:proofErr w:type="spellStart"/>
+      <w:r>
+        <w:rPr>
+          <w:sz w:val="24"/>
+        </w:rPr>
+        <w:t>Αρχικοποιεί</w:t>
+      </w:r>
+      <w:proofErr w:type="spellEnd"/>
+      <w:r>
+        <w:rPr>
+          <w:sz w:val="24"/>
+        </w:rPr>
+        <w:t xml:space="preserve"> τις τοποθεσίες παραλαβής και παράδοσης για τις αποστολές του παιχνιδιού.</w:t>
+      </w:r>
+    </w:p>
+    <w:p>
+      <w:pPr>
+        <w:ind w:left="730"/>
+        <w:rPr>
+          <w:sz w:val="24"/>
+        </w:rPr>
+      </w:pPr>
+      <w:r>
+        <w:rPr>
+          <w:sz w:val="24"/>
+        </w:rPr>
+        <w:t>Λειτουργία παραμέτρων: Δέχεται δείκτες στους πίνακες PICKUP και DROPOFF για να ορίσει τις τιμές τους.</w:t>
+      </w:r>
+    </w:p>
+    <w:p>
+      <w:pPr>
+        <w:ind w:left="730"/>
+        <w:rPr>
+          <w:sz w:val="24"/>
+        </w:rPr>
+      </w:pPr>
+      <w:r>
+        <w:rPr>
+          <w:sz w:val="24"/>
+        </w:rPr>
+        <w:t xml:space="preserve">Επιστρεφόμενη τιμή: </w:t>
+      </w:r>
+      <w:proofErr w:type="spellStart"/>
+      <w:r>
+        <w:rPr>
+          <w:sz w:val="24"/>
+        </w:rPr>
+        <w:t>void</w:t>
+      </w:r>
+      <w:proofErr w:type="spellEnd"/>
+      <w:r>
+        <w:rPr>
+          <w:sz w:val="24"/>
+        </w:rPr>
+        <w:t>.</w:t>
+      </w:r>
+    </w:p>
+    <w:p>
+      <w:pPr>
+        <w:pStyle w:val="4"/>
       </w:pPr>
       <w:r>
         <w:t xml:space="preserve">Συνάρτηση: </w:t>
       </w:r>
       <w:proofErr w:type="spellStart"/>
       <w:r>
-        <w:t>Draw_and_update_score_window</w:t>
-      </w:r>
-      <w:proofErr w:type="spellEnd"/>
+        <w:t>Handle_Menu</w:t>
+      </w:r>
+      <w:proofErr w:type="spellEnd"/>
+      <w:r>
+        <w:t xml:space="preserve"> (Συνάγεται από τη λειτουργία)</w:t>
+      </w:r>
     </w:p>
     <w:p>
       <w:pPr>
         <w:ind w:left="730"/>
         <w:rPr>
           <w:sz w:val="24"/>
-        </w:rPr>
-      </w:pPr>
-      <w:r>
-        <w:rPr>
-          <w:sz w:val="24"/>
-        </w:rPr>
-        <w:t xml:space="preserve">Έμπροσθεν δήλωση: void </w:t>
-      </w:r>
-      <w:proofErr w:type="spellStart"/>
-      <w:r>
-        <w:rPr>
-          <w:sz w:val="24"/>
-        </w:rPr>
-        <w:t>Draw_and_update_score_window</w:t>
-      </w:r>
-      <w:proofErr w:type="spellEnd"/>
-      <w:r>
-        <w:rPr>
-          <w:sz w:val="24"/>
-        </w:rPr>
-        <w:t xml:space="preserve">(int </w:t>
-      </w:r>
-      <w:proofErr w:type="spellStart"/>
-      <w:r>
-        <w:rPr>
-          <w:sz w:val="24"/>
-        </w:rPr>
-        <w:t>sucessful_deliveries</w:t>
-      </w:r>
-      <w:proofErr w:type="spellEnd"/>
-      <w:r>
-        <w:rPr>
-          <w:sz w:val="24"/>
-        </w:rPr>
-        <w:t xml:space="preserve">, int HIGH1, int HIGH2, int HIGH3, </w:t>
-      </w:r>
-      <w:proofErr w:type="spellStart"/>
-      <w:r>
-        <w:rPr>
-          <w:sz w:val="24"/>
-        </w:rPr>
-        <w:t>ScreenStatus</w:t>
-      </w:r>
-      <w:proofErr w:type="spellEnd"/>
-      <w:r>
-        <w:rPr>
-          <w:sz w:val="24"/>
+          <w:lang w:val="en-US"/>
+        </w:rPr>
+      </w:pPr>
+      <w:r>
+        <w:rPr>
+          <w:sz w:val="24"/>
+        </w:rPr>
+        <w:t>Έμπροσθεν</w:t>
+      </w:r>
+      <w:r>
+        <w:rPr>
+          <w:sz w:val="24"/>
+          <w:lang w:val="en-US"/>
         </w:rPr>
         <w:t xml:space="preserve"> </w:t>
       </w:r>
-      <w:proofErr w:type="spellStart"/>
-      <w:r>
-        <w:rPr>
-          <w:sz w:val="24"/>
-        </w:rPr>
-        <w:t>GameScreen</w:t>
-      </w:r>
-      <w:proofErr w:type="spellEnd"/>
-      <w:r>
-        <w:rPr>
-          <w:sz w:val="24"/>
-        </w:rPr>
-        <w:t>)</w:t>
-      </w:r>
-    </w:p>
-    <w:p>
-      <w:pPr>
-        <w:ind w:left="730"/>
-        <w:rPr>
-          <w:sz w:val="24"/>
-        </w:rPr>
-      </w:pPr>
-      <w:r>
-        <w:rPr>
-          <w:sz w:val="24"/>
-        </w:rPr>
-        <w:t>Περιγραφή: Σχεδιάζει το παράθυρο του σκορ και ενημερώνει για τις επιτυχημένες παραδόσεις και τα ρεκόρ.</w:t>
-      </w:r>
-    </w:p>
-    <w:p>
-      <w:pPr>
-        <w:ind w:left="730"/>
-        <w:rPr>
-          <w:sz w:val="24"/>
-        </w:rPr>
-      </w:pPr>
-      <w:r>
-        <w:rPr>
-          <w:sz w:val="24"/>
-        </w:rPr>
-        <w:t>Λειτουργία παραμέτρων: Δέχεται το πλήθος των παραδόσεων, τα τρία υψηλότερα σκορ (HIGH1-3) και την κατάσταση της οθόνης (</w:t>
-      </w:r>
-      <w:proofErr w:type="spellStart"/>
-      <w:r>
-        <w:rPr>
-          <w:sz w:val="24"/>
-        </w:rPr>
-        <w:t>GameScreen</w:t>
-      </w:r>
-      <w:proofErr w:type="spellEnd"/>
-      <w:r>
-        <w:rPr>
-          <w:sz w:val="24"/>
-        </w:rPr>
-        <w:t>).</w:t>
-      </w:r>
-    </w:p>
-    <w:p>
-      <w:pPr>
-        <w:ind w:left="730"/>
-        <w:rPr>
-          <w:sz w:val="24"/>
-        </w:rPr>
-      </w:pPr>
-      <w:r>
-        <w:rPr>
-          <w:sz w:val="24"/>
-        </w:rPr>
-        <w:t xml:space="preserve">Επιστρεφόμενη τιμή: </w:t>
-      </w:r>
-      <w:proofErr w:type="spellStart"/>
-      <w:r>
-        <w:rPr>
-          <w:sz w:val="24"/>
-        </w:rPr>
-        <w:t>void</w:t>
-      </w:r>
-      <w:proofErr w:type="spellEnd"/>
-      <w:r>
-        <w:rPr>
-          <w:sz w:val="24"/>
-        </w:rPr>
-        <w:t>.</w:t>
-      </w:r>
-    </w:p>
-    <w:p>
-      <w:pPr>
-        <w:ind w:left="0" w:firstLine="0"/>
-        <w:rPr>
-          <w:sz w:val="24"/>
-          <w:lang w:val="en-US"/>
-        </w:rPr>
-      </w:pPr>
-    </w:p>
-    <w:p>
-      <w:pPr>
-        <w:pStyle w:val="3"/>
-      </w:pPr>
-      <w:r>
-        <w:t xml:space="preserve">5. Μεταφραστική Μονάδα: </w:t>
-      </w:r>
-      <w:proofErr w:type="spellStart"/>
-      <w:r>
-        <w:t>gamehandling.c</w:t>
-      </w:r>
-      <w:proofErr w:type="spellEnd"/>
-    </w:p>
-    <w:p>
-      <w:pPr>
-        <w:pStyle w:val="3"/>
-      </w:pPr>
-      <w:r>
-        <w:t>Διαχείριση λογικής παιχνιδιού, μενού και αρχικοποιήσεων.</w:t>
-      </w:r>
-    </w:p>
-    <w:p>
-      <w:pPr>
-        <w:pStyle w:val="4"/>
-      </w:pPr>
-      <w:r>
-        <w:t xml:space="preserve">Συνάρτηση: </w:t>
-      </w:r>
-      <w:proofErr w:type="spellStart"/>
-      <w:r>
-        <w:t>init_PICKUP_and_DROPOFF</w:t>
-      </w:r>
-      <w:proofErr w:type="spellEnd"/>
-    </w:p>
-    <w:p>
-      <w:pPr>
-        <w:ind w:left="730"/>
-        <w:rPr>
-          <w:sz w:val="24"/>
-        </w:rPr>
-      </w:pPr>
-      <w:r>
-        <w:rPr>
-          <w:sz w:val="24"/>
-        </w:rPr>
-        <w:t xml:space="preserve">Έμπροσθεν δήλωση: void </w:t>
-      </w:r>
-      <w:proofErr w:type="spellStart"/>
-      <w:r>
-        <w:rPr>
-          <w:sz w:val="24"/>
-        </w:rPr>
-        <w:t>init_PICKUP_and_DROPOFF</w:t>
-      </w:r>
-      <w:proofErr w:type="spellEnd"/>
-      <w:r>
-        <w:rPr>
-          <w:sz w:val="24"/>
+      <w:r>
+        <w:rPr>
+          <w:sz w:val="24"/>
+        </w:rPr>
+        <w:t>δήλωση</w:t>
+      </w:r>
+      <w:r>
+        <w:rPr>
+          <w:sz w:val="24"/>
+          <w:lang w:val="en-US"/>
+        </w:rPr>
+        <w:t xml:space="preserve">: void </w:t>
+      </w:r>
+      <w:proofErr w:type="spellStart"/>
+      <w:r>
+        <w:rPr>
+          <w:sz w:val="24"/>
+          <w:lang w:val="en-US"/>
+        </w:rPr>
+        <w:t>Handle_Menu</w:t>
+      </w:r>
+      <w:proofErr w:type="spellEnd"/>
+      <w:r>
+        <w:rPr>
+          <w:sz w:val="24"/>
+          <w:lang w:val="en-US"/>
         </w:rPr>
         <w:t>(</w:t>
       </w:r>
@@ -11498,6 +12073,7 @@
       <w:r>
         <w:rPr>
           <w:sz w:val="24"/>
+          <w:lang w:val="en-US"/>
         </w:rPr>
         <w:t>Delivery_Location</w:t>
       </w:r>
@@ -11505,6 +12081,7 @@
       <w:r>
         <w:rPr>
           <w:sz w:val="24"/>
+          <w:lang w:val="en-US"/>
         </w:rPr>
         <w:t xml:space="preserve"> *PICKUP, </w:t>
       </w:r>
@@ -11512,6 +12089,7 @@
       <w:r>
         <w:rPr>
           <w:sz w:val="24"/>
+          <w:lang w:val="en-US"/>
         </w:rPr>
         <w:t>Delivery_Location</w:t>
       </w:r>
@@ -11519,148 +12097,7 @@
       <w:r>
         <w:rPr>
           <w:sz w:val="24"/>
-        </w:rPr>
-        <w:t xml:space="preserve"> *DROPOFF)</w:t>
-      </w:r>
-    </w:p>
-    <w:p>
-      <w:pPr>
-        <w:ind w:left="730"/>
-        <w:rPr>
-          <w:sz w:val="24"/>
-        </w:rPr>
-      </w:pPr>
-      <w:r>
-        <w:rPr>
-          <w:sz w:val="24"/>
-        </w:rPr>
-        <w:t xml:space="preserve">Περιγραφή: </w:t>
-      </w:r>
-      <w:proofErr w:type="spellStart"/>
-      <w:r>
-        <w:rPr>
-          <w:sz w:val="24"/>
-        </w:rPr>
-        <w:t>Αρχικοποιεί</w:t>
-      </w:r>
-      <w:proofErr w:type="spellEnd"/>
-      <w:r>
-        <w:rPr>
-          <w:sz w:val="24"/>
-        </w:rPr>
-        <w:t xml:space="preserve"> τις τοποθεσίες παραλαβής και παράδοσης για τις αποστολές του παιχνιδιού.</w:t>
-      </w:r>
-    </w:p>
-    <w:p>
-      <w:pPr>
-        <w:ind w:left="730"/>
-        <w:rPr>
-          <w:sz w:val="24"/>
-        </w:rPr>
-      </w:pPr>
-      <w:r>
-        <w:rPr>
-          <w:sz w:val="24"/>
-        </w:rPr>
-        <w:t>Λειτουργία παραμέτρων: Δέχεται δείκτες στους πίνακες PICKUP και DROPOFF για να ορίσει τις τιμές τους.</w:t>
-      </w:r>
-    </w:p>
-    <w:p>
-      <w:pPr>
-        <w:ind w:left="730"/>
-        <w:rPr>
-          <w:sz w:val="24"/>
-        </w:rPr>
-      </w:pPr>
-      <w:r>
-        <w:rPr>
-          <w:sz w:val="24"/>
-        </w:rPr>
-        <w:t xml:space="preserve">Επιστρεφόμενη τιμή: </w:t>
-      </w:r>
-      <w:proofErr w:type="spellStart"/>
-      <w:r>
-        <w:rPr>
-          <w:sz w:val="24"/>
-        </w:rPr>
-        <w:t>void</w:t>
-      </w:r>
-      <w:proofErr w:type="spellEnd"/>
-      <w:r>
-        <w:rPr>
-          <w:sz w:val="24"/>
-        </w:rPr>
-        <w:t>.</w:t>
-      </w:r>
-    </w:p>
-    <w:p>
-      <w:pPr>
-        <w:pStyle w:val="4"/>
-      </w:pPr>
-      <w:r>
-        <w:t xml:space="preserve">Συνάρτηση: </w:t>
-      </w:r>
-      <w:proofErr w:type="spellStart"/>
-      <w:r>
-        <w:t>Handle_Menu</w:t>
-      </w:r>
-      <w:proofErr w:type="spellEnd"/>
-      <w:r>
-        <w:t xml:space="preserve"> (Συνάγεται από τη λειτουργία)</w:t>
-      </w:r>
-    </w:p>
-    <w:p>
-      <w:pPr>
-        <w:ind w:left="730"/>
-        <w:rPr>
-          <w:sz w:val="24"/>
-        </w:rPr>
-      </w:pPr>
-      <w:r>
-        <w:rPr>
-          <w:sz w:val="24"/>
-        </w:rPr>
-        <w:t xml:space="preserve">Έμπροσθεν δήλωση: void </w:t>
-      </w:r>
-      <w:proofErr w:type="spellStart"/>
-      <w:r>
-        <w:rPr>
-          <w:sz w:val="24"/>
-        </w:rPr>
-        <w:t>Handle_Menu</w:t>
-      </w:r>
-      <w:proofErr w:type="spellEnd"/>
-      <w:r>
-        <w:rPr>
-          <w:sz w:val="24"/>
-        </w:rPr>
-        <w:t>(</w:t>
-      </w:r>
-      <w:proofErr w:type="spellStart"/>
-      <w:r>
-        <w:rPr>
-          <w:sz w:val="24"/>
-        </w:rPr>
-        <w:t>Delivery_Location</w:t>
-      </w:r>
-      <w:proofErr w:type="spellEnd"/>
-      <w:r>
-        <w:rPr>
-          <w:sz w:val="24"/>
-        </w:rPr>
-        <w:t xml:space="preserve"> *PICKUP, </w:t>
-      </w:r>
-      <w:proofErr w:type="spellStart"/>
-      <w:r>
-        <w:rPr>
-          <w:sz w:val="24"/>
-        </w:rPr>
-        <w:t>Delivery_Location</w:t>
-      </w:r>
-      <w:proofErr w:type="spellEnd"/>
-      <w:r>
-        <w:rPr>
-          <w:sz w:val="24"/>
+          <w:lang w:val="en-US"/>
         </w:rPr>
         <w:t xml:space="preserve"> *DROPOFF)</w:t>
       </w:r>
@@ -11741,7 +12178,6 @@
         <w:ind w:left="730"/>
         <w:rPr>
           <w:sz w:val="24"/>
-          <w:lang w:val="en-US"/>
         </w:rPr>
       </w:pPr>
       <w:r>
@@ -11789,13 +12225,417 @@
     <w:p>
       <w:pPr>
         <w:pStyle w:val="4"/>
+        <w:rPr>
+          <w:lang w:val="en-US"/>
+        </w:rPr>
+      </w:pPr>
+      <w:r>
+        <w:t>Συνάρτηση</w:t>
+      </w:r>
+      <w:r>
+        <w:rPr>
+          <w:lang w:val="en-US"/>
+        </w:rPr>
+        <w:t xml:space="preserve">: </w:t>
+      </w:r>
+      <w:proofErr w:type="spellStart"/>
+      <w:r>
+        <w:rPr>
+          <w:lang w:val="en-US"/>
+        </w:rPr>
+        <w:t>InitGrid</w:t>
+      </w:r>
+      <w:proofErr w:type="spellEnd"/>
+    </w:p>
+    <w:p>
+      <w:pPr>
+        <w:ind w:left="730"/>
+        <w:rPr>
+          <w:sz w:val="24"/>
+          <w:lang w:val="en-US"/>
+        </w:rPr>
+      </w:pPr>
+      <w:r>
+        <w:rPr>
+          <w:sz w:val="24"/>
+        </w:rPr>
+        <w:t>Έμπροσθεν</w:t>
+      </w:r>
+      <w:r>
+        <w:rPr>
+          <w:sz w:val="24"/>
+          <w:lang w:val="en-US"/>
+        </w:rPr>
+        <w:t xml:space="preserve"> </w:t>
+      </w:r>
+      <w:r>
+        <w:rPr>
+          <w:sz w:val="24"/>
+        </w:rPr>
+        <w:t>δήλωση</w:t>
+      </w:r>
+      <w:r>
+        <w:rPr>
+          <w:sz w:val="24"/>
+          <w:lang w:val="en-US"/>
+        </w:rPr>
+        <w:t xml:space="preserve">: void </w:t>
+      </w:r>
+      <w:proofErr w:type="spellStart"/>
+      <w:r>
+        <w:rPr>
+          <w:sz w:val="24"/>
+          <w:lang w:val="en-US"/>
+        </w:rPr>
+        <w:t>InitGrid</w:t>
+      </w:r>
+      <w:proofErr w:type="spellEnd"/>
+      <w:r>
+        <w:rPr>
+          <w:sz w:val="24"/>
+          <w:lang w:val="en-US"/>
+        </w:rPr>
+        <w:t>(Rectangle (*map)[NUM_OF_RECTANGLES_Y][NUM_OF_RECTANGLES_X])</w:t>
+      </w:r>
+    </w:p>
+    <w:p>
+      <w:pPr>
+        <w:ind w:left="730"/>
+        <w:rPr>
+          <w:sz w:val="24"/>
+        </w:rPr>
+      </w:pPr>
+      <w:r>
+        <w:rPr>
+          <w:sz w:val="24"/>
+        </w:rPr>
+        <w:t xml:space="preserve">Περιγραφή: Δημιουργεί το πλέγμα των κτιρίων και των δρόμων γεμίζοντας τον πίνακα </w:t>
+      </w:r>
+      <w:proofErr w:type="spellStart"/>
+      <w:r>
+        <w:rPr>
+          <w:sz w:val="24"/>
+        </w:rPr>
+        <w:t>map</w:t>
+      </w:r>
+      <w:proofErr w:type="spellEnd"/>
+      <w:r>
+        <w:rPr>
+          <w:sz w:val="24"/>
+        </w:rPr>
+        <w:t xml:space="preserve"> με ορθογώνια.</w:t>
+      </w:r>
+    </w:p>
+    <w:p>
+      <w:pPr>
+        <w:ind w:left="730"/>
+        <w:rPr>
+          <w:sz w:val="24"/>
+        </w:rPr>
+      </w:pPr>
+      <w:r>
+        <w:rPr>
+          <w:sz w:val="24"/>
+        </w:rPr>
+        <w:t xml:space="preserve">Λειτουργία παραμέτρων: Δέχεται δείκτη στον δισδιάστατο πίνακα </w:t>
+      </w:r>
+      <w:proofErr w:type="spellStart"/>
+      <w:r>
+        <w:rPr>
+          <w:sz w:val="24"/>
+        </w:rPr>
+        <w:t>map</w:t>
+      </w:r>
+      <w:proofErr w:type="spellEnd"/>
+      <w:r>
+        <w:rPr>
+          <w:sz w:val="24"/>
+        </w:rPr>
+        <w:t xml:space="preserve"> που αναπαριστά τη διάταξη της πόλης.</w:t>
+      </w:r>
+    </w:p>
+    <w:p>
+      <w:pPr>
+        <w:ind w:left="730"/>
+        <w:rPr>
+          <w:sz w:val="24"/>
+          <w:lang w:val="en-US"/>
+        </w:rPr>
+      </w:pPr>
+      <w:r>
+        <w:rPr>
+          <w:sz w:val="24"/>
+        </w:rPr>
+        <w:t>Επιστρεφόμενη</w:t>
+      </w:r>
+      <w:r>
+        <w:rPr>
+          <w:sz w:val="24"/>
+          <w:lang w:val="en-US"/>
+        </w:rPr>
+        <w:t xml:space="preserve"> </w:t>
+      </w:r>
+      <w:r>
+        <w:rPr>
+          <w:sz w:val="24"/>
+        </w:rPr>
+        <w:t>τιμή</w:t>
+      </w:r>
+      <w:r>
+        <w:rPr>
+          <w:sz w:val="24"/>
+          <w:lang w:val="en-US"/>
+        </w:rPr>
+        <w:t>: void.</w:t>
+      </w:r>
+    </w:p>
+    <w:p>
+      <w:pPr>
+        <w:pStyle w:val="4"/>
+        <w:rPr>
+          <w:lang w:val="en-US"/>
+        </w:rPr>
+      </w:pPr>
+      <w:r>
+        <w:t>Συνάρτηση</w:t>
+      </w:r>
+      <w:r>
+        <w:rPr>
+          <w:lang w:val="en-US"/>
+        </w:rPr>
+        <w:t xml:space="preserve">: </w:t>
+      </w:r>
+      <w:proofErr w:type="spellStart"/>
+      <w:r>
+        <w:rPr>
+          <w:lang w:val="en-US"/>
+        </w:rPr>
+        <w:t>set_game_parameters</w:t>
+      </w:r>
+      <w:proofErr w:type="spellEnd"/>
+    </w:p>
+    <w:p>
+      <w:pPr>
+        <w:ind w:left="730"/>
+        <w:rPr>
+          <w:sz w:val="24"/>
+          <w:lang w:val="en-US"/>
+        </w:rPr>
+      </w:pPr>
+      <w:r>
+        <w:rPr>
+          <w:sz w:val="24"/>
+        </w:rPr>
+        <w:t>Έμπροσθεν</w:t>
+      </w:r>
+      <w:r>
+        <w:rPr>
+          <w:sz w:val="24"/>
+          <w:lang w:val="en-US"/>
+        </w:rPr>
+        <w:t xml:space="preserve"> </w:t>
+      </w:r>
+      <w:r>
+        <w:rPr>
+          <w:sz w:val="24"/>
+        </w:rPr>
+        <w:t>δήλωση</w:t>
+      </w:r>
+      <w:r>
+        <w:rPr>
+          <w:sz w:val="24"/>
+          <w:lang w:val="en-US"/>
+        </w:rPr>
+        <w:t xml:space="preserve">: void </w:t>
+      </w:r>
+      <w:proofErr w:type="spellStart"/>
+      <w:r>
+        <w:rPr>
+          <w:sz w:val="24"/>
+          <w:lang w:val="en-US"/>
+        </w:rPr>
+        <w:t>set_game_parameters</w:t>
+      </w:r>
+      <w:proofErr w:type="spellEnd"/>
+      <w:r>
+        <w:rPr>
+          <w:sz w:val="24"/>
+          <w:lang w:val="en-US"/>
+        </w:rPr>
+        <w:t>(</w:t>
+      </w:r>
+      <w:proofErr w:type="spellStart"/>
+      <w:r>
+        <w:rPr>
+          <w:sz w:val="24"/>
+          <w:lang w:val="en-US"/>
+        </w:rPr>
+        <w:t>ScreenStatus</w:t>
+      </w:r>
+      <w:proofErr w:type="spellEnd"/>
+      <w:r>
+        <w:rPr>
+          <w:sz w:val="24"/>
+          <w:lang w:val="en-US"/>
+        </w:rPr>
+        <w:t xml:space="preserve"> *</w:t>
+      </w:r>
+      <w:proofErr w:type="spellStart"/>
+      <w:r>
+        <w:rPr>
+          <w:sz w:val="24"/>
+          <w:lang w:val="en-US"/>
+        </w:rPr>
+        <w:t>GameScreen</w:t>
+      </w:r>
+      <w:proofErr w:type="spellEnd"/>
+      <w:r>
+        <w:rPr>
+          <w:sz w:val="24"/>
+          <w:lang w:val="en-US"/>
+        </w:rPr>
+        <w:t>, NPC *</w:t>
+      </w:r>
+      <w:proofErr w:type="spellStart"/>
+      <w:r>
+        <w:rPr>
+          <w:sz w:val="24"/>
+          <w:lang w:val="en-US"/>
+        </w:rPr>
+        <w:t>npc</w:t>
+      </w:r>
+      <w:proofErr w:type="spellEnd"/>
+      <w:r>
+        <w:rPr>
+          <w:sz w:val="24"/>
+          <w:lang w:val="en-US"/>
+        </w:rPr>
+        <w:t>)</w:t>
+      </w:r>
+    </w:p>
+    <w:p>
+      <w:pPr>
+        <w:ind w:left="730"/>
+        <w:rPr>
+          <w:sz w:val="24"/>
+        </w:rPr>
+      </w:pPr>
+      <w:r>
+        <w:rPr>
+          <w:sz w:val="24"/>
+        </w:rPr>
+        <w:t>Περιγραφή: Ρυθμίζει τη δυσκολία (αριθμό οχημάτων NPC, ταχύτητα) ανάλογα με το τρέχον επίπεδο του παιχνιδιού.</w:t>
+      </w:r>
+    </w:p>
+    <w:p>
+      <w:pPr>
+        <w:ind w:left="730"/>
+        <w:rPr>
+          <w:sz w:val="24"/>
+        </w:rPr>
+      </w:pPr>
+      <w:r>
+        <w:rPr>
+          <w:sz w:val="24"/>
+        </w:rPr>
+        <w:t>Λειτουργία παραμέτρων: Δέχεται την κατάσταση οθόνης (</w:t>
+      </w:r>
+      <w:proofErr w:type="spellStart"/>
+      <w:r>
+        <w:rPr>
+          <w:sz w:val="24"/>
+        </w:rPr>
+        <w:t>GameScreen</w:t>
+      </w:r>
+      <w:proofErr w:type="spellEnd"/>
+      <w:r>
+        <w:rPr>
+          <w:sz w:val="24"/>
+        </w:rPr>
+        <w:t xml:space="preserve">) και τη δομή </w:t>
+      </w:r>
+      <w:proofErr w:type="spellStart"/>
+      <w:r>
+        <w:rPr>
+          <w:sz w:val="24"/>
+        </w:rPr>
+        <w:t>npc</w:t>
+      </w:r>
+      <w:proofErr w:type="spellEnd"/>
+      <w:r>
+        <w:rPr>
+          <w:sz w:val="24"/>
+        </w:rPr>
+        <w:t xml:space="preserve"> για να εφαρμόσει τις ρυθμίσεις.</w:t>
+      </w:r>
+    </w:p>
+    <w:p>
+      <w:pPr>
+        <w:ind w:left="730"/>
+        <w:rPr>
+          <w:sz w:val="24"/>
+        </w:rPr>
+      </w:pPr>
+      <w:r>
+        <w:rPr>
+          <w:sz w:val="24"/>
+        </w:rPr>
+        <w:t xml:space="preserve">Επιστρεφόμενη τιμή: </w:t>
+      </w:r>
+      <w:proofErr w:type="spellStart"/>
+      <w:r>
+        <w:rPr>
+          <w:sz w:val="24"/>
+        </w:rPr>
+        <w:t>void</w:t>
+      </w:r>
+      <w:proofErr w:type="spellEnd"/>
+      <w:r>
+        <w:rPr>
+          <w:sz w:val="24"/>
+        </w:rPr>
+        <w:t>.</w:t>
+      </w:r>
+    </w:p>
+    <w:p>
+      <w:pPr>
+        <w:ind w:left="730"/>
+        <w:rPr>
+          <w:sz w:val="24"/>
+        </w:rPr>
+      </w:pPr>
+    </w:p>
+    <w:p>
+      <w:pPr>
+        <w:pStyle w:val="3"/>
+      </w:pPr>
+      <w:r>
+        <w:t xml:space="preserve">7. Μεταφραστική Μονάδα: </w:t>
+      </w:r>
+      <w:proofErr w:type="spellStart"/>
+      <w:r>
+        <w:t>npc.c</w:t>
+      </w:r>
+      <w:proofErr w:type="spellEnd"/>
+    </w:p>
+    <w:p>
+      <w:pPr>
+        <w:pStyle w:val="3"/>
+      </w:pPr>
+      <w:r>
+        <w:t>Λογική και συμπεριφορά των χαρακτήρων μη παικτών (αυτοκίνητα κίνησης).</w:t>
+      </w:r>
+    </w:p>
+    <w:p>
+      <w:pPr>
+        <w:pStyle w:val="4"/>
       </w:pPr>
       <w:r>
         <w:t xml:space="preserve">Συνάρτηση: </w:t>
       </w:r>
       <w:proofErr w:type="spellStart"/>
       <w:r>
-        <w:t>InitGrid</w:t>
+        <w:t>update_npc_cars</w:t>
       </w:r>
       <w:proofErr w:type="spellEnd"/>
     </w:p>
@@ -11810,21 +12650,49 @@
         <w:rPr>
           <w:sz w:val="24"/>
         </w:rPr>
-        <w:t xml:space="preserve">Έμπροσθεν δήλωση: void </w:t>
-      </w:r>
-      <w:proofErr w:type="spellStart"/>
-      <w:r>
-        <w:rPr>
-          <w:sz w:val="24"/>
-        </w:rPr>
-        <w:t>InitGrid</w:t>
-      </w:r>
-      <w:proofErr w:type="spellEnd"/>
-      <w:r>
-        <w:rPr>
-          <w:sz w:val="24"/>
-        </w:rPr>
-        <w:t>(Rectangle (*map)[NUM_OF_RECTANGLES_Y][NUM_OF_RECTANGLES_X])</w:t>
+        <w:t xml:space="preserve">Έμπροσθεν δήλωση: </w:t>
+      </w:r>
+      <w:proofErr w:type="spellStart"/>
+      <w:r>
+        <w:rPr>
+          <w:sz w:val="24"/>
+        </w:rPr>
+        <w:t>void</w:t>
+      </w:r>
+      <w:proofErr w:type="spellEnd"/>
+      <w:r>
+        <w:rPr>
+          <w:sz w:val="24"/>
+        </w:rPr>
+        <w:t xml:space="preserve"> </w:t>
+      </w:r>
+      <w:proofErr w:type="spellStart"/>
+      <w:r>
+        <w:rPr>
+          <w:sz w:val="24"/>
+        </w:rPr>
+        <w:t>update_npc_cars</w:t>
+      </w:r>
+      <w:proofErr w:type="spellEnd"/>
+      <w:r>
+        <w:rPr>
+          <w:sz w:val="24"/>
+        </w:rPr>
+        <w:t>(</w:t>
+      </w:r>
+      <w:proofErr w:type="spellStart"/>
+      <w:r>
+        <w:rPr>
+          <w:sz w:val="24"/>
+        </w:rPr>
+        <w:t>void</w:t>
+      </w:r>
+      <w:proofErr w:type="spellEnd"/>
+      <w:r>
+        <w:rPr>
+          <w:sz w:val="24"/>
+        </w:rPr>
+        <w:t>)</w:t>
       </w:r>
     </w:p>
     <w:p>
@@ -11838,21 +12706,7 @@
         <w:rPr>
           <w:sz w:val="24"/>
         </w:rPr>
-        <w:t xml:space="preserve">Περιγραφή: Δημιουργεί το πλέγμα των κτιρίων και των δρόμων γεμίζοντας τον πίνακα </w:t>
-      </w:r>
-      <w:proofErr w:type="spellStart"/>
-      <w:r>
-        <w:rPr>
-          <w:sz w:val="24"/>
-        </w:rPr>
-        <w:t>map</w:t>
-      </w:r>
-      <w:proofErr w:type="spellEnd"/>
-      <w:r>
-        <w:rPr>
-          <w:sz w:val="24"/>
-        </w:rPr>
-        <w:t xml:space="preserve"> με ορθογώνια.</w:t>
+        <w:t>Περιγραφή: Ελέγχει την κίνηση, την εμφάνιση και τη στάση των αυτοκινήτων NPC στις διασταυρώσεις.</w:t>
       </w:r>
     </w:p>
     <w:p>
@@ -11866,21 +12720,35 @@
         <w:rPr>
           <w:sz w:val="24"/>
         </w:rPr>
-        <w:t xml:space="preserve">Λειτουργία παραμέτρων: Δέχεται δείκτη στον δισδιάστατο πίνακα </w:t>
-      </w:r>
-      <w:proofErr w:type="spellStart"/>
-      <w:r>
-        <w:rPr>
-          <w:sz w:val="24"/>
-        </w:rPr>
-        <w:t>map</w:t>
-      </w:r>
-      <w:proofErr w:type="spellEnd"/>
-      <w:r>
-        <w:rPr>
-          <w:sz w:val="24"/>
-        </w:rPr>
-        <w:t xml:space="preserve"> που αναπαριστά τη διάταξη της πόλης.</w:t>
+        <w:t xml:space="preserve">Λειτουργία παραμέτρων: Δεν δέχεται παραμέτρους (λειτουργεί στους καθολικούς πίνακες οχημάτων </w:t>
+      </w:r>
+      <w:proofErr w:type="spellStart"/>
+      <w:r>
+        <w:rPr>
+          <w:sz w:val="24"/>
+        </w:rPr>
+        <w:t>cars_vertical</w:t>
+      </w:r>
+      <w:proofErr w:type="spellEnd"/>
+      <w:r>
+        <w:rPr>
+          <w:sz w:val="24"/>
+        </w:rPr>
+        <w:t>/</w:t>
+      </w:r>
+      <w:proofErr w:type="spellStart"/>
+      <w:r>
+        <w:rPr>
+          <w:sz w:val="24"/>
+        </w:rPr>
+        <w:t>cars_horizontal</w:t>
+      </w:r>
+      <w:proofErr w:type="spellEnd"/>
+      <w:r>
+        <w:rPr>
+          <w:sz w:val="24"/>
+        </w:rPr>
+        <w:t>).</w:t>
       </w:r>
     </w:p>
     <w:p>
@@ -11913,359 +12781,9 @@
     </w:p>
     <w:p>
       <w:pPr>
-        <w:pStyle w:val="4"/>
-      </w:pPr>
-      <w:r>
-        <w:t xml:space="preserve">Συνάρτηση: </w:t>
-      </w:r>
-      <w:proofErr w:type="spellStart"/>
-      <w:r>
-        <w:t>set_game_parameters</w:t>
-      </w:r>
-      <w:proofErr w:type="spellEnd"/>
-    </w:p>
-    <w:p>
-      <w:pPr>
-        <w:ind w:left="730"/>
-        <w:rPr>
-          <w:sz w:val="24"/>
-        </w:rPr>
-      </w:pPr>
-      <w:r>
-        <w:rPr>
-          <w:sz w:val="24"/>
-        </w:rPr>
-        <w:t xml:space="preserve">Έμπροσθεν δήλωση: void </w:t>
-      </w:r>
-      <w:proofErr w:type="spellStart"/>
-      <w:r>
-        <w:rPr>
-          <w:sz w:val="24"/>
-        </w:rPr>
-        <w:t>set_game_parameters</w:t>
-      </w:r>
-      <w:proofErr w:type="spellEnd"/>
-      <w:r>
-        <w:rPr>
-          <w:sz w:val="24"/>
-        </w:rPr>
-        <w:t>(</w:t>
-      </w:r>
-      <w:proofErr w:type="spellStart"/>
-      <w:r>
-        <w:rPr>
-          <w:sz w:val="24"/>
-        </w:rPr>
-        <w:t>ScreenStatus</w:t>
-      </w:r>
-      <w:proofErr w:type="spellEnd"/>
-      <w:r>
-        <w:rPr>
-          <w:sz w:val="24"/>
-        </w:rPr>
-        <w:t xml:space="preserve"> *</w:t>
-      </w:r>
-      <w:proofErr w:type="spellStart"/>
-      <w:r>
-        <w:rPr>
-          <w:sz w:val="24"/>
-        </w:rPr>
-        <w:t>GameScreen</w:t>
-      </w:r>
-      <w:proofErr w:type="spellEnd"/>
-      <w:r>
-        <w:rPr>
-          <w:sz w:val="24"/>
-        </w:rPr>
-        <w:t>, NPC *</w:t>
-      </w:r>
-      <w:proofErr w:type="spellStart"/>
-      <w:r>
-        <w:rPr>
-          <w:sz w:val="24"/>
-        </w:rPr>
-        <w:t>npc</w:t>
-      </w:r>
-      <w:proofErr w:type="spellEnd"/>
-      <w:r>
-        <w:rPr>
-          <w:sz w:val="24"/>
-        </w:rPr>
-        <w:t>)</w:t>
-      </w:r>
-    </w:p>
-    <w:p>
-      <w:pPr>
-        <w:ind w:left="730"/>
-        <w:rPr>
-          <w:sz w:val="24"/>
-        </w:rPr>
-      </w:pPr>
-      <w:r>
-        <w:rPr>
-          <w:sz w:val="24"/>
-        </w:rPr>
-        <w:t>Περιγραφή: Ρυθμίζει τη δυσκολία (αριθμό οχημάτων NPC, ταχύτητα) ανάλογα με το τρέχον επίπεδο του παιχνιδιού.</w:t>
-      </w:r>
-    </w:p>
-    <w:p>
-      <w:pPr>
-        <w:ind w:left="730"/>
-        <w:rPr>
-          <w:sz w:val="24"/>
-        </w:rPr>
-      </w:pPr>
-      <w:r>
-        <w:rPr>
-          <w:sz w:val="24"/>
-        </w:rPr>
-        <w:t>Λειτουργία παραμέτρων: Δέχεται την κατάσταση οθόνης (</w:t>
-      </w:r>
-      <w:proofErr w:type="spellStart"/>
-      <w:r>
-        <w:rPr>
-          <w:sz w:val="24"/>
-        </w:rPr>
-        <w:t>GameScreen</w:t>
-      </w:r>
-      <w:proofErr w:type="spellEnd"/>
-      <w:r>
-        <w:rPr>
-          <w:sz w:val="24"/>
-        </w:rPr>
-        <w:t xml:space="preserve">) και τη δομή </w:t>
-      </w:r>
-      <w:proofErr w:type="spellStart"/>
-      <w:r>
-        <w:rPr>
-          <w:sz w:val="24"/>
-        </w:rPr>
-        <w:t>npc</w:t>
-      </w:r>
-      <w:proofErr w:type="spellEnd"/>
-      <w:r>
-        <w:rPr>
-          <w:sz w:val="24"/>
-        </w:rPr>
-        <w:t xml:space="preserve"> για να εφαρμόσει τις ρυθμίσεις.</w:t>
-      </w:r>
-    </w:p>
-    <w:p>
-      <w:pPr>
-        <w:ind w:left="730"/>
-        <w:rPr>
-          <w:sz w:val="24"/>
-        </w:rPr>
-      </w:pPr>
-      <w:r>
-        <w:rPr>
-          <w:sz w:val="24"/>
-        </w:rPr>
-        <w:t xml:space="preserve">Επιστρεφόμενη τιμή: </w:t>
-      </w:r>
-      <w:proofErr w:type="spellStart"/>
-      <w:r>
-        <w:rPr>
-          <w:sz w:val="24"/>
-        </w:rPr>
-        <w:t>void</w:t>
-      </w:r>
-      <w:proofErr w:type="spellEnd"/>
-      <w:r>
-        <w:rPr>
-          <w:sz w:val="24"/>
-        </w:rPr>
-        <w:t>.</w:t>
-      </w:r>
-    </w:p>
-    <w:p>
-      <w:pPr>
-        <w:ind w:left="730"/>
-        <w:rPr>
-          <w:sz w:val="24"/>
-        </w:rPr>
-      </w:pPr>
-    </w:p>
-    <w:p>
-      <w:pPr>
-        <w:pStyle w:val="3"/>
-      </w:pPr>
-      <w:r>
-        <w:t xml:space="preserve">7. Μεταφραστική Μονάδα: </w:t>
-      </w:r>
-      <w:proofErr w:type="spellStart"/>
-      <w:r>
-        <w:t>npc.c</w:t>
-      </w:r>
-      <w:proofErr w:type="spellEnd"/>
-    </w:p>
-    <w:p>
-      <w:pPr>
-        <w:pStyle w:val="3"/>
-      </w:pPr>
-      <w:r>
-        <w:t>Λογική και συμπεριφορά των χαρακτήρων μη παικτών (αυτοκίνητα κίνησης).</w:t>
-      </w:r>
-    </w:p>
-    <w:p>
-      <w:pPr>
-        <w:pStyle w:val="4"/>
-      </w:pPr>
-      <w:r>
-        <w:t xml:space="preserve">Συνάρτηση: </w:t>
-      </w:r>
-      <w:proofErr w:type="spellStart"/>
-      <w:r>
-        <w:t>update_npc_cars</w:t>
-      </w:r>
-      <w:proofErr w:type="spellEnd"/>
-    </w:p>
-    <w:p>
-      <w:pPr>
-        <w:ind w:left="730"/>
-        <w:rPr>
-          <w:sz w:val="24"/>
-        </w:rPr>
-      </w:pPr>
-      <w:r>
-        <w:rPr>
-          <w:sz w:val="24"/>
-        </w:rPr>
-        <w:t xml:space="preserve">Έμπροσθεν δήλωση: </w:t>
-      </w:r>
-      <w:proofErr w:type="spellStart"/>
-      <w:r>
-        <w:rPr>
-          <w:sz w:val="24"/>
-        </w:rPr>
-        <w:t>void</w:t>
-      </w:r>
-      <w:proofErr w:type="spellEnd"/>
-      <w:r>
-        <w:rPr>
-          <w:sz w:val="24"/>
-        </w:rPr>
-        <w:t xml:space="preserve"> </w:t>
-      </w:r>
-      <w:proofErr w:type="spellStart"/>
-      <w:r>
-        <w:rPr>
-          <w:sz w:val="24"/>
-        </w:rPr>
-        <w:t>update_npc_cars</w:t>
-      </w:r>
-      <w:proofErr w:type="spellEnd"/>
-      <w:r>
-        <w:rPr>
-          <w:sz w:val="24"/>
-        </w:rPr>
-        <w:t>(</w:t>
-      </w:r>
-      <w:proofErr w:type="spellStart"/>
-      <w:r>
-        <w:rPr>
-          <w:sz w:val="24"/>
-        </w:rPr>
-        <w:t>void</w:t>
-      </w:r>
-      <w:proofErr w:type="spellEnd"/>
-      <w:r>
-        <w:rPr>
-          <w:sz w:val="24"/>
-        </w:rPr>
-        <w:t>)</w:t>
-      </w:r>
-    </w:p>
-    <w:p>
-      <w:pPr>
-        <w:ind w:left="730"/>
-        <w:rPr>
-          <w:sz w:val="24"/>
-        </w:rPr>
-      </w:pPr>
-      <w:r>
-        <w:rPr>
-          <w:sz w:val="24"/>
-        </w:rPr>
-        <w:t>Περιγραφή: Ελέγχει την κίνηση, την εμφάνιση και τη στάση των αυτοκινήτων NPC στις διασταυρώσεις.</w:t>
-      </w:r>
-    </w:p>
-    <w:p>
-      <w:pPr>
-        <w:ind w:left="730"/>
-        <w:rPr>
-          <w:sz w:val="24"/>
-        </w:rPr>
-      </w:pPr>
-      <w:r>
-        <w:rPr>
-          <w:sz w:val="24"/>
-        </w:rPr>
-        <w:t xml:space="preserve">Λειτουργία παραμέτρων: Δεν δέχεται παραμέτρους (λειτουργεί στους καθολικούς πίνακες οχημάτων </w:t>
-      </w:r>
-      <w:proofErr w:type="spellStart"/>
-      <w:r>
-        <w:rPr>
-          <w:sz w:val="24"/>
-        </w:rPr>
-        <w:t>cars_vertical</w:t>
-      </w:r>
-      <w:proofErr w:type="spellEnd"/>
-      <w:r>
-        <w:rPr>
-          <w:sz w:val="24"/>
-        </w:rPr>
-        <w:t>/</w:t>
-      </w:r>
-      <w:proofErr w:type="spellStart"/>
-      <w:r>
-        <w:rPr>
-          <w:sz w:val="24"/>
-        </w:rPr>
-        <w:t>cars_horizontal</w:t>
-      </w:r>
-      <w:proofErr w:type="spellEnd"/>
-      <w:r>
-        <w:rPr>
-          <w:sz w:val="24"/>
-        </w:rPr>
-        <w:t>).</w:t>
-      </w:r>
-    </w:p>
-    <w:p>
-      <w:pPr>
-        <w:ind w:left="730"/>
-        <w:rPr>
-          <w:sz w:val="24"/>
-        </w:rPr>
-      </w:pPr>
-      <w:r>
-        <w:rPr>
-          <w:sz w:val="24"/>
-        </w:rPr>
-        <w:t xml:space="preserve">Επιστρεφόμενη τιμή: </w:t>
-      </w:r>
-      <w:proofErr w:type="spellStart"/>
-      <w:r>
-        <w:rPr>
-          <w:sz w:val="24"/>
-        </w:rPr>
-        <w:t>void</w:t>
-      </w:r>
-      <w:proofErr w:type="spellEnd"/>
-      <w:r>
-        <w:rPr>
-          <w:sz w:val="24"/>
-        </w:rPr>
-        <w:t>.</w:t>
-      </w:r>
-    </w:p>
-    <w:p>
-      <w:pPr>
         <w:ind w:left="0" w:firstLine="0"/>
         <w:rPr>
           <w:sz w:val="24"/>
-          <w:lang w:val="en-US"/>
         </w:rPr>
       </w:pPr>
     </w:p>
@@ -12312,18 +12830,40 @@
         <w:ind w:left="730"/>
         <w:rPr>
           <w:sz w:val="24"/>
-        </w:rPr>
-      </w:pPr>
-      <w:r>
-        <w:rPr>
-          <w:sz w:val="24"/>
-        </w:rPr>
-        <w:t xml:space="preserve">Έμπροσθεν δήλωση: float </w:t>
-      </w:r>
-      <w:proofErr w:type="spellStart"/>
-      <w:r>
-        <w:rPr>
-          <w:sz w:val="24"/>
+          <w:lang w:val="en-US"/>
+        </w:rPr>
+      </w:pPr>
+      <w:r>
+        <w:rPr>
+          <w:sz w:val="24"/>
+        </w:rPr>
+        <w:t>Έμπροσθεν</w:t>
+      </w:r>
+      <w:r>
+        <w:rPr>
+          <w:sz w:val="24"/>
+          <w:lang w:val="en-US"/>
+        </w:rPr>
+        <w:t xml:space="preserve"> </w:t>
+      </w:r>
+      <w:r>
+        <w:rPr>
+          <w:sz w:val="24"/>
+        </w:rPr>
+        <w:t>δήλωση</w:t>
+      </w:r>
+      <w:r>
+        <w:rPr>
+          <w:sz w:val="24"/>
+          <w:lang w:val="en-US"/>
+        </w:rPr>
+        <w:t xml:space="preserve">: float </w:t>
+      </w:r>
+      <w:proofErr w:type="spellStart"/>
+      <w:r>
+        <w:rPr>
+          <w:sz w:val="24"/>
+          <w:lang w:val="en-US"/>
         </w:rPr>
         <w:t>MovePlayer</w:t>
       </w:r>
@@ -12331,6 +12871,7 @@
       <w:r>
         <w:rPr>
           <w:sz w:val="24"/>
+          <w:lang w:val="en-US"/>
         </w:rPr>
         <w:t>(void)</w:t>
       </w:r>
@@ -12422,13 +12963,196 @@
     <w:p>
       <w:pPr>
         <w:pStyle w:val="4"/>
+        <w:rPr>
+          <w:lang w:val="en-US"/>
+        </w:rPr>
+      </w:pPr>
+      <w:r>
+        <w:t>Συνάρτηση</w:t>
+      </w:r>
+      <w:r>
+        <w:rPr>
+          <w:lang w:val="en-US"/>
+        </w:rPr>
+        <w:t xml:space="preserve">: </w:t>
+      </w:r>
+      <w:proofErr w:type="spellStart"/>
+      <w:r>
+        <w:rPr>
+          <w:lang w:val="en-US"/>
+        </w:rPr>
+        <w:t>keep_in_boundaries</w:t>
+      </w:r>
+      <w:proofErr w:type="spellEnd"/>
+    </w:p>
+    <w:p>
+      <w:pPr>
+        <w:ind w:left="730"/>
+        <w:rPr>
+          <w:sz w:val="24"/>
+          <w:lang w:val="en-US"/>
+        </w:rPr>
+      </w:pPr>
+      <w:r>
+        <w:rPr>
+          <w:sz w:val="24"/>
+        </w:rPr>
+        <w:t>Έμπροσθεν</w:t>
+      </w:r>
+      <w:r>
+        <w:rPr>
+          <w:sz w:val="24"/>
+          <w:lang w:val="en-US"/>
+        </w:rPr>
+        <w:t xml:space="preserve"> </w:t>
+      </w:r>
+      <w:r>
+        <w:rPr>
+          <w:sz w:val="24"/>
+        </w:rPr>
+        <w:t>δήλωση</w:t>
+      </w:r>
+      <w:r>
+        <w:rPr>
+          <w:sz w:val="24"/>
+          <w:lang w:val="en-US"/>
+        </w:rPr>
+        <w:t xml:space="preserve">: void </w:t>
+      </w:r>
+      <w:proofErr w:type="spellStart"/>
+      <w:r>
+        <w:rPr>
+          <w:sz w:val="24"/>
+          <w:lang w:val="en-US"/>
+        </w:rPr>
+        <w:t>keep_in_boundaries</w:t>
+      </w:r>
+      <w:proofErr w:type="spellEnd"/>
+      <w:r>
+        <w:rPr>
+          <w:sz w:val="24"/>
+          <w:lang w:val="en-US"/>
+        </w:rPr>
+        <w:t>(</w:t>
+      </w:r>
+      <w:proofErr w:type="spellStart"/>
+      <w:r>
+        <w:rPr>
+          <w:sz w:val="24"/>
+          <w:lang w:val="en-US"/>
+        </w:rPr>
+        <w:t>Vector2</w:t>
+      </w:r>
+      <w:proofErr w:type="spellEnd"/>
+      <w:r>
+        <w:rPr>
+          <w:sz w:val="24"/>
+          <w:lang w:val="en-US"/>
+        </w:rPr>
+        <w:t xml:space="preserve"> *pos)</w:t>
+      </w:r>
+    </w:p>
+    <w:p>
+      <w:pPr>
+        <w:ind w:left="730"/>
+        <w:rPr>
+          <w:sz w:val="24"/>
+        </w:rPr>
+      </w:pPr>
+      <w:r>
+        <w:rPr>
+          <w:sz w:val="24"/>
+        </w:rPr>
+        <w:t>Περιγραφή: Αποτρέπει την έξοδο του παίκτη από τα όρια του χάρτη διορθώνοντας τη θέση του.</w:t>
+      </w:r>
+    </w:p>
+    <w:p>
+      <w:pPr>
+        <w:ind w:left="730"/>
+        <w:rPr>
+          <w:sz w:val="24"/>
+        </w:rPr>
+      </w:pPr>
+      <w:r>
+        <w:rPr>
+          <w:sz w:val="24"/>
+        </w:rPr>
+        <w:t xml:space="preserve">Λειτουργία παραμέτρων: Δέχεται δείκτη στη θέση </w:t>
+      </w:r>
+      <w:proofErr w:type="spellStart"/>
+      <w:r>
+        <w:rPr>
+          <w:sz w:val="24"/>
+        </w:rPr>
+        <w:t>pos</w:t>
+      </w:r>
+      <w:proofErr w:type="spellEnd"/>
+      <w:r>
+        <w:rPr>
+          <w:sz w:val="24"/>
+        </w:rPr>
+        <w:t xml:space="preserve"> του παίκτη και την τροποποιεί αν παραβιαστούν τα όρια.</w:t>
+      </w:r>
+    </w:p>
+    <w:p>
+      <w:pPr>
+        <w:ind w:left="730"/>
+        <w:rPr>
+          <w:sz w:val="24"/>
+        </w:rPr>
+      </w:pPr>
+      <w:r>
+        <w:rPr>
+          <w:sz w:val="24"/>
+        </w:rPr>
+        <w:t xml:space="preserve">Επιστρεφόμενη τιμή: </w:t>
+      </w:r>
+      <w:proofErr w:type="spellStart"/>
+      <w:r>
+        <w:rPr>
+          <w:sz w:val="24"/>
+        </w:rPr>
+        <w:t>void</w:t>
+      </w:r>
+      <w:proofErr w:type="spellEnd"/>
+      <w:r>
+        <w:rPr>
+          <w:sz w:val="24"/>
+        </w:rPr>
+        <w:t>.</w:t>
+      </w:r>
+    </w:p>
+    <w:p>
+      <w:pPr>
+        <w:pStyle w:val="3"/>
+      </w:pPr>
+      <w:r>
+        <w:t xml:space="preserve">9. Μεταφραστική Μονάδα: </w:t>
+      </w:r>
+      <w:proofErr w:type="spellStart"/>
+      <w:r>
+        <w:t>main.c</w:t>
+      </w:r>
+      <w:proofErr w:type="spellEnd"/>
+    </w:p>
+    <w:p>
+      <w:pPr>
+        <w:pStyle w:val="3"/>
+      </w:pPr>
+      <w:r>
+        <w:t>Κύρια μονάδα εκτέλεσης.</w:t>
+      </w:r>
+    </w:p>
+    <w:p>
+      <w:pPr>
+        <w:pStyle w:val="4"/>
       </w:pPr>
       <w:r>
         <w:t xml:space="preserve">Συνάρτηση: </w:t>
       </w:r>
       <w:proofErr w:type="spellStart"/>
       <w:r>
-        <w:t>keep_in_boundaries</w:t>
+        <w:t>main</w:t>
       </w:r>
       <w:proofErr w:type="spellEnd"/>
     </w:p>
@@ -12443,14 +13167,28 @@
         <w:rPr>
           <w:sz w:val="24"/>
         </w:rPr>
-        <w:t xml:space="preserve">Έμπροσθεν δήλωση: void </w:t>
-      </w:r>
-      <w:proofErr w:type="spellStart"/>
-      <w:r>
-        <w:rPr>
-          <w:sz w:val="24"/>
-        </w:rPr>
-        <w:t>keep_in_boundaries</w:t>
+        <w:t xml:space="preserve">Έμπροσθεν δήλωση: </w:t>
+      </w:r>
+      <w:proofErr w:type="spellStart"/>
+      <w:r>
+        <w:rPr>
+          <w:sz w:val="24"/>
+        </w:rPr>
+        <w:t>int</w:t>
+      </w:r>
+      <w:proofErr w:type="spellEnd"/>
+      <w:r>
+        <w:rPr>
+          <w:sz w:val="24"/>
+        </w:rPr>
+        <w:t xml:space="preserve"> </w:t>
+      </w:r>
+      <w:proofErr w:type="spellStart"/>
+      <w:r>
+        <w:rPr>
+          <w:sz w:val="24"/>
+        </w:rPr>
+        <w:t>main</w:t>
       </w:r>
       <w:proofErr w:type="spellEnd"/>
       <w:r>
@@ -12464,14 +13202,14 @@
         <w:rPr>
           <w:sz w:val="24"/>
         </w:rPr>
-        <w:t>Vector2</w:t>
-      </w:r>
-      <w:proofErr w:type="spellEnd"/>
-      <w:r>
-        <w:rPr>
-          <w:sz w:val="24"/>
-        </w:rPr>
-        <w:t xml:space="preserve"> *pos)</w:t>
+        <w:t>void</w:t>
+      </w:r>
+      <w:proofErr w:type="spellEnd"/>
+      <w:r>
+        <w:rPr>
+          <w:sz w:val="24"/>
+        </w:rPr>
+        <w:t>)</w:t>
       </w:r>
     </w:p>
     <w:p>
@@ -12485,7 +13223,49 @@
         <w:rPr>
           <w:sz w:val="24"/>
         </w:rPr>
-        <w:t>Περιγραφή: Αποτρέπει την έξοδο του παίκτη από τα όρια του χάρτη διορθώνοντας τη θέση του.</w:t>
+        <w:t xml:space="preserve">Περιγραφή: Η κύρια συνάρτηση εισόδου που </w:t>
+      </w:r>
+      <w:proofErr w:type="spellStart"/>
+      <w:r>
+        <w:rPr>
+          <w:sz w:val="24"/>
+        </w:rPr>
+        <w:t>αρχικοποιεί</w:t>
+      </w:r>
+      <w:proofErr w:type="spellEnd"/>
+      <w:r>
+        <w:rPr>
+          <w:sz w:val="24"/>
+        </w:rPr>
+        <w:t xml:space="preserve"> το παράθυρο, φορτώνει τους πόρους και εκτελεί τον βρόχο του παιχνιδιού (</w:t>
+      </w:r>
+      <w:proofErr w:type="spellStart"/>
+      <w:r>
+        <w:rPr>
+          <w:sz w:val="24"/>
+        </w:rPr>
+        <w:t>Game</w:t>
+      </w:r>
+      <w:proofErr w:type="spellEnd"/>
+      <w:r>
+        <w:rPr>
+          <w:sz w:val="24"/>
+        </w:rPr>
+        <w:t xml:space="preserve"> </w:t>
+      </w:r>
+      <w:proofErr w:type="spellStart"/>
+      <w:r>
+        <w:rPr>
+          <w:sz w:val="24"/>
+        </w:rPr>
+        <w:t>Loop</w:t>
+      </w:r>
+      <w:proofErr w:type="spellEnd"/>
+      <w:r>
+        <w:rPr>
+          <w:sz w:val="24"/>
+        </w:rPr>
+        <w:t>).</w:t>
       </w:r>
     </w:p>
     <w:p>
@@ -12499,21 +13279,7 @@
         <w:rPr>
           <w:sz w:val="24"/>
         </w:rPr>
-        <w:t xml:space="preserve">Λειτουργία παραμέτρων: Δέχεται δείκτη στη θέση </w:t>
-      </w:r>
-      <w:proofErr w:type="spellStart"/>
-      <w:r>
-        <w:rPr>
-          <w:sz w:val="24"/>
-        </w:rPr>
-        <w:t>pos</w:t>
-      </w:r>
-      <w:proofErr w:type="spellEnd"/>
-      <w:r>
-        <w:rPr>
-          <w:sz w:val="24"/>
-        </w:rPr>
-        <w:t xml:space="preserve"> του παίκτη και την τροποποιεί αν παραβιαστούν τα όρια.</w:t>
+        <w:t>Λειτουργία παραμέτρων: Καμία.</w:t>
       </w:r>
     </w:p>
     <w:p>
@@ -12521,196 +13287,6 @@
         <w:ind w:left="730"/>
         <w:rPr>
           <w:sz w:val="24"/>
-          <w:lang w:val="en-US"/>
-        </w:rPr>
-      </w:pPr>
-      <w:r>
-        <w:rPr>
-          <w:sz w:val="24"/>
-        </w:rPr>
-        <w:t xml:space="preserve">Επιστρεφόμενη τιμή: </w:t>
-      </w:r>
-      <w:proofErr w:type="spellStart"/>
-      <w:r>
-        <w:rPr>
-          <w:sz w:val="24"/>
-        </w:rPr>
-        <w:t>void</w:t>
-      </w:r>
-      <w:proofErr w:type="spellEnd"/>
-      <w:r>
-        <w:rPr>
-          <w:sz w:val="24"/>
-        </w:rPr>
-        <w:t>.</w:t>
-      </w:r>
-    </w:p>
-    <w:p>
-      <w:pPr>
-        <w:pStyle w:val="3"/>
-      </w:pPr>
-      <w:r>
-        <w:t xml:space="preserve">9. Μεταφραστική Μονάδα: </w:t>
-      </w:r>
-      <w:proofErr w:type="spellStart"/>
-      <w:r>
-        <w:t>main.c</w:t>
-      </w:r>
-      <w:proofErr w:type="spellEnd"/>
-    </w:p>
-    <w:p>
-      <w:pPr>
-        <w:pStyle w:val="3"/>
-      </w:pPr>
-      <w:r>
-        <w:t>Κύρια μονάδα εκτέλεσης.</w:t>
-      </w:r>
-    </w:p>
-    <w:p>
-      <w:pPr>
-        <w:pStyle w:val="4"/>
-      </w:pPr>
-      <w:r>
-        <w:t xml:space="preserve">Συνάρτηση: </w:t>
-      </w:r>
-      <w:proofErr w:type="spellStart"/>
-      <w:r>
-        <w:t>main</w:t>
-      </w:r>
-      <w:proofErr w:type="spellEnd"/>
-    </w:p>
-    <w:p>
-      <w:pPr>
-        <w:ind w:left="730"/>
-        <w:rPr>
-          <w:sz w:val="24"/>
-        </w:rPr>
-      </w:pPr>
-      <w:r>
-        <w:rPr>
-          <w:sz w:val="24"/>
-        </w:rPr>
-        <w:t xml:space="preserve">Έμπροσθεν δήλωση: </w:t>
-      </w:r>
-      <w:proofErr w:type="spellStart"/>
-      <w:r>
-        <w:rPr>
-          <w:sz w:val="24"/>
-        </w:rPr>
-        <w:t>int</w:t>
-      </w:r>
-      <w:proofErr w:type="spellEnd"/>
-      <w:r>
-        <w:rPr>
-          <w:sz w:val="24"/>
-        </w:rPr>
-        <w:t xml:space="preserve"> </w:t>
-      </w:r>
-      <w:proofErr w:type="spellStart"/>
-      <w:r>
-        <w:rPr>
-          <w:sz w:val="24"/>
-        </w:rPr>
-        <w:t>main</w:t>
-      </w:r>
-      <w:proofErr w:type="spellEnd"/>
-      <w:r>
-        <w:rPr>
-          <w:sz w:val="24"/>
-        </w:rPr>
-        <w:t>(</w:t>
-      </w:r>
-      <w:proofErr w:type="spellStart"/>
-      <w:r>
-        <w:rPr>
-          <w:sz w:val="24"/>
-        </w:rPr>
-        <w:t>void</w:t>
-      </w:r>
-      <w:proofErr w:type="spellEnd"/>
-      <w:r>
-        <w:rPr>
-          <w:sz w:val="24"/>
-        </w:rPr>
-        <w:t>)</w:t>
-      </w:r>
-    </w:p>
-    <w:p>
-      <w:pPr>
-        <w:ind w:left="730"/>
-        <w:rPr>
-          <w:sz w:val="24"/>
-        </w:rPr>
-      </w:pPr>
-      <w:r>
-        <w:rPr>
-          <w:sz w:val="24"/>
-        </w:rPr>
-        <w:t xml:space="preserve">Περιγραφή: Η κύρια συνάρτηση εισόδου που </w:t>
-      </w:r>
-      <w:proofErr w:type="spellStart"/>
-      <w:r>
-        <w:rPr>
-          <w:sz w:val="24"/>
-        </w:rPr>
-        <w:t>αρχικοποιεί</w:t>
-      </w:r>
-      <w:proofErr w:type="spellEnd"/>
-      <w:r>
-        <w:rPr>
-          <w:sz w:val="24"/>
-        </w:rPr>
-        <w:t xml:space="preserve"> το παράθυρο, φορτώνει τους πόρους και εκτελεί τον βρόχο του παιχνιδιού (</w:t>
-      </w:r>
-      <w:proofErr w:type="spellStart"/>
-      <w:r>
-        <w:rPr>
-          <w:sz w:val="24"/>
-        </w:rPr>
-        <w:t>Game</w:t>
-      </w:r>
-      <w:proofErr w:type="spellEnd"/>
-      <w:r>
-        <w:rPr>
-          <w:sz w:val="24"/>
-        </w:rPr>
-        <w:t xml:space="preserve"> </w:t>
-      </w:r>
-      <w:proofErr w:type="spellStart"/>
-      <w:r>
-        <w:rPr>
-          <w:sz w:val="24"/>
-        </w:rPr>
-        <w:t>Loop</w:t>
-      </w:r>
-      <w:proofErr w:type="spellEnd"/>
-      <w:r>
-        <w:rPr>
-          <w:sz w:val="24"/>
-        </w:rPr>
-        <w:t>).</w:t>
-      </w:r>
-    </w:p>
-    <w:p>
-      <w:pPr>
-        <w:ind w:left="730"/>
-        <w:rPr>
-          <w:sz w:val="24"/>
-        </w:rPr>
-      </w:pPr>
-      <w:r>
-        <w:rPr>
-          <w:sz w:val="24"/>
-        </w:rPr>
-        <w:t>Λειτουργία παραμέτρων: Καμία.</w:t>
-      </w:r>
-    </w:p>
-    <w:p>
-      <w:pPr>
-        <w:ind w:left="730"/>
-        <w:rPr>
-          <w:sz w:val="24"/>
-          <w:lang w:val="en-US"/>
         </w:rPr>
       </w:pPr>
       <w:r>
@@ -12991,11 +13567,11 @@
     </w:p>
     <w:p>
       <w:pPr>
-        <w:ind w:left="730"/>
-        <w:rPr>
-          <w:sz w:val="24"/>
-        </w:rPr>
-      </w:pPr>
+        <w:pStyle w:val="2"/>
+      </w:pPr>
+      <w:r>
+        <w:t>Αναφορές</w:t>
+      </w:r>
     </w:p>
     <w:p>
       <w:pPr>
@@ -13005,6 +13581,54 @@
           <w:b/>
           <w:bCs/>
           <w:sz w:val="24"/>
+        </w:rPr>
+      </w:pPr>
+      <w:r>
+        <w:rPr>
+          <w:b/>
+          <w:bCs/>
+          <w:sz w:val="24"/>
+        </w:rPr>
+        <w:t xml:space="preserve">Εικονίδιο αρχικής οθόνης: </w:t>
+      </w:r>
+      <w:proofErr w:type="spellStart"/>
+      <w:r>
+        <w:rPr>
+          <w:b/>
+          <w:bCs/>
+          <w:sz w:val="24"/>
+        </w:rPr>
+        <w:t>Oleksandr</w:t>
+      </w:r>
+      <w:proofErr w:type="spellEnd"/>
+      <w:r>
+        <w:rPr>
+          <w:b/>
+          <w:bCs/>
+          <w:sz w:val="24"/>
+        </w:rPr>
+        <w:t xml:space="preserve"> </w:t>
+      </w:r>
+      <w:proofErr w:type="spellStart"/>
+      <w:r>
+        <w:rPr>
+          <w:b/>
+          <w:bCs/>
+          <w:sz w:val="24"/>
+        </w:rPr>
+        <w:t>Yashnyi</w:t>
+      </w:r>
+      <w:proofErr w:type="spellEnd"/>
+    </w:p>
+    <w:p>
+      <w:pPr>
+        <w:spacing w:after="10"/>
+        <w:ind w:right="4"/>
+        <w:rPr>
+          <w:b/>
+          <w:bCs/>
+          <w:sz w:val="24"/>
+          <w:lang w:val="en-US"/>
         </w:rPr>
       </w:pPr>
     </w:p>
@@ -15705,12 +16329,15 @@
   </w:compat>
   <w:rsids>
     <w:rsidRoot w:val="00CD7462"/>
+    <w:rsid w:val="000E2719"/>
     <w:rsid w:val="0016158F"/>
     <w:rsid w:val="00190D62"/>
     <w:rsid w:val="004704BD"/>
+    <w:rsid w:val="007038E7"/>
     <w:rsid w:val="00783D03"/>
     <w:rsid w:val="00866291"/>
     <w:rsid w:val="008F0413"/>
+    <w:rsid w:val="009858E2"/>
     <w:rsid w:val="00CD7462"/>
     <w:rsid w:val="00DA1633"/>
     <w:rsid w:val="00F14057"/>
